--- a/SigeinvGDC-Instructivo-V2.0.docx
+++ b/SigeinvGDC-Instructivo-V2.0.docx
@@ -13,6 +13,7 @@
           <w:kern w:val="36"/>
           <w:sz w:val="48"/>
           <w:szCs w:val="48"/>
+          <w:lang w:val="es-VE"/>
         </w:rPr>
       </w:pPr>
       <w:r>
@@ -23,6 +24,7 @@
           <w:kern w:val="36"/>
           <w:sz w:val="48"/>
           <w:szCs w:val="48"/>
+          <w:lang w:val="es-VE"/>
         </w:rPr>
         <w:t>SISTEMA DE INVENTARIO TECNOLÓGICO</w:t>
       </w:r>
@@ -37,6 +39,7 @@
           <w:bCs/>
           <w:sz w:val="27"/>
           <w:szCs w:val="27"/>
+          <w:lang w:val="es-VE"/>
         </w:rPr>
       </w:pPr>
       <w:r>
@@ -46,8 +49,9 @@
           <w:bCs/>
           <w:sz w:val="27"/>
           <w:szCs w:val="27"/>
-        </w:rPr>
-        <w:t>Documento de Arquitectura y Estándares (Actualización V2.0)</w:t>
+          <w:lang w:val="es-VE"/>
+        </w:rPr>
+        <w:t>Documento de Arquitectura y Estándares (Actualización V2.1)</w:t>
       </w:r>
     </w:p>
     <w:p>
@@ -70,14 +74,48 @@
           <w:sz w:val="36"/>
           <w:szCs w:val="36"/>
         </w:rPr>
-        <w:t>1. Stack Tecnológico Definitivo</w:t>
-      </w:r>
+        <w:t xml:space="preserve">1. Stack </w:t>
+      </w:r>
+      <w:proofErr w:type="spellStart"/>
+      <w:r>
+        <w:rPr>
+          <w:rFonts w:ascii="Times New Roman" w:eastAsia="Times New Roman" w:hAnsi="Times New Roman" w:cs="Times New Roman"/>
+          <w:b/>
+          <w:bCs/>
+          <w:sz w:val="36"/>
+          <w:szCs w:val="36"/>
+        </w:rPr>
+        <w:t>Tecnológico</w:t>
+      </w:r>
+      <w:proofErr w:type="spellEnd"/>
+      <w:r>
+        <w:rPr>
+          <w:rFonts w:ascii="Times New Roman" w:eastAsia="Times New Roman" w:hAnsi="Times New Roman" w:cs="Times New Roman"/>
+          <w:b/>
+          <w:bCs/>
+          <w:sz w:val="36"/>
+          <w:szCs w:val="36"/>
+        </w:rPr>
+        <w:t xml:space="preserve"> </w:t>
+      </w:r>
+      <w:proofErr w:type="spellStart"/>
+      <w:r>
+        <w:rPr>
+          <w:rFonts w:ascii="Times New Roman" w:eastAsia="Times New Roman" w:hAnsi="Times New Roman" w:cs="Times New Roman"/>
+          <w:b/>
+          <w:bCs/>
+          <w:sz w:val="36"/>
+          <w:szCs w:val="36"/>
+        </w:rPr>
+        <w:t>Definitivo</w:t>
+      </w:r>
+      <w:proofErr w:type="spellEnd"/>
     </w:p>
     <w:p>
       <w:pPr>
         <w:numPr>
           <w:ilvl w:val="0"/>
-          <w:numId w:val="1"/>
+          <w:numId w:val="5"/>
         </w:numPr>
         <w:spacing w:before="100" w:beforeAutospacing="1" w:after="100" w:afterAutospacing="1" w:line="240" w:lineRule="auto"/>
         <w:rPr>
@@ -86,30 +124,42 @@
           <w:szCs w:val="24"/>
         </w:rPr>
       </w:pPr>
-      <w:r>
-        <w:rPr>
-          <w:rFonts w:ascii="Times New Roman" w:eastAsia="Times New Roman" w:hAnsi="Times New Roman" w:cs="Times New Roman"/>
-          <w:b/>
-          <w:bCs/>
-          <w:sz w:val="24"/>
-          <w:szCs w:val="24"/>
-        </w:rPr>
-        <w:t>Lenguaje:</w:t>
-      </w:r>
-      <w:r>
-        <w:rPr>
-          <w:rFonts w:ascii="Times New Roman" w:eastAsia="Times New Roman" w:hAnsi="Times New Roman" w:cs="Times New Roman"/>
-          <w:sz w:val="24"/>
-          <w:szCs w:val="24"/>
-        </w:rPr>
-        <w:t xml:space="preserve"> PHP 8.3.30</w:t>
+      <w:proofErr w:type="spellStart"/>
+      <w:r>
+        <w:rPr>
+          <w:rFonts w:ascii="Times New Roman" w:eastAsia="Times New Roman" w:hAnsi="Times New Roman" w:cs="Times New Roman"/>
+          <w:b/>
+          <w:bCs/>
+          <w:sz w:val="24"/>
+          <w:szCs w:val="24"/>
+        </w:rPr>
+        <w:t>Lenguaje</w:t>
+      </w:r>
+      <w:proofErr w:type="spellEnd"/>
+      <w:r>
+        <w:rPr>
+          <w:rFonts w:ascii="Times New Roman" w:eastAsia="Times New Roman" w:hAnsi="Times New Roman" w:cs="Times New Roman"/>
+          <w:b/>
+          <w:bCs/>
+          <w:sz w:val="24"/>
+          <w:szCs w:val="24"/>
+        </w:rPr>
+        <w:t>:</w:t>
+      </w:r>
+      <w:r>
+        <w:rPr>
+          <w:rFonts w:ascii="Times New Roman" w:eastAsia="Times New Roman" w:hAnsi="Times New Roman" w:cs="Times New Roman"/>
+          <w:sz w:val="24"/>
+          <w:szCs w:val="24"/>
+        </w:rPr>
+        <w:t xml:space="preserve"> PHP 8.3+</w:t>
       </w:r>
     </w:p>
     <w:p>
       <w:pPr>
         <w:numPr>
           <w:ilvl w:val="0"/>
-          <w:numId w:val="1"/>
+          <w:numId w:val="5"/>
         </w:numPr>
         <w:spacing w:before="100" w:beforeAutospacing="1" w:after="100" w:afterAutospacing="1" w:line="240" w:lineRule="auto"/>
         <w:rPr>
@@ -134,14 +184,32 @@
           <w:sz w:val="24"/>
           <w:szCs w:val="24"/>
         </w:rPr>
-        <w:t xml:space="preserve"> Laravel 10</w:t>
+        <w:t xml:space="preserve"> </w:t>
+      </w:r>
+      <w:proofErr w:type="spellStart"/>
+      <w:r>
+        <w:rPr>
+          <w:rFonts w:ascii="Times New Roman" w:eastAsia="Times New Roman" w:hAnsi="Times New Roman" w:cs="Times New Roman"/>
+          <w:sz w:val="24"/>
+          <w:szCs w:val="24"/>
+        </w:rPr>
+        <w:t>Laravel</w:t>
+      </w:r>
+      <w:proofErr w:type="spellEnd"/>
+      <w:r>
+        <w:rPr>
+          <w:rFonts w:ascii="Times New Roman" w:eastAsia="Times New Roman" w:hAnsi="Times New Roman" w:cs="Times New Roman"/>
+          <w:sz w:val="24"/>
+          <w:szCs w:val="24"/>
+        </w:rPr>
+        <w:t xml:space="preserve"> 10+</w:t>
       </w:r>
     </w:p>
     <w:p>
       <w:pPr>
         <w:numPr>
           <w:ilvl w:val="0"/>
-          <w:numId w:val="1"/>
+          <w:numId w:val="5"/>
         </w:numPr>
         <w:spacing w:before="100" w:beforeAutospacing="1" w:after="100" w:afterAutospacing="1" w:line="240" w:lineRule="auto"/>
         <w:rPr>
@@ -158,7 +226,29 @@
           <w:sz w:val="24"/>
           <w:szCs w:val="24"/>
         </w:rPr>
-        <w:t>Framework Frontend (Reactividad):</w:t>
+        <w:t>Framework Frontend (</w:t>
+      </w:r>
+      <w:proofErr w:type="spellStart"/>
+      <w:r>
+        <w:rPr>
+          <w:rFonts w:ascii="Times New Roman" w:eastAsia="Times New Roman" w:hAnsi="Times New Roman" w:cs="Times New Roman"/>
+          <w:b/>
+          <w:bCs/>
+          <w:sz w:val="24"/>
+          <w:szCs w:val="24"/>
+        </w:rPr>
+        <w:t>Reactividad</w:t>
+      </w:r>
+      <w:proofErr w:type="spellEnd"/>
+      <w:r>
+        <w:rPr>
+          <w:rFonts w:ascii="Times New Roman" w:eastAsia="Times New Roman" w:hAnsi="Times New Roman" w:cs="Times New Roman"/>
+          <w:b/>
+          <w:bCs/>
+          <w:sz w:val="24"/>
+          <w:szCs w:val="24"/>
+        </w:rPr>
+        <w:t>):</w:t>
       </w:r>
       <w:r>
         <w:rPr>
@@ -173,7 +263,7 @@
       <w:pPr>
         <w:numPr>
           <w:ilvl w:val="0"/>
-          <w:numId w:val="1"/>
+          <w:numId w:val="5"/>
         </w:numPr>
         <w:spacing w:before="100" w:beforeAutospacing="1" w:after="100" w:afterAutospacing="1" w:line="240" w:lineRule="auto"/>
         <w:rPr>
@@ -198,29 +288,67 @@
           <w:sz w:val="24"/>
           <w:szCs w:val="24"/>
         </w:rPr>
-        <w:t xml:space="preserve"> Bootstrap 5 (Procesado con Sass y Vite) + Bootstrap Icons</w:t>
+        <w:t xml:space="preserve"> Bootstrap 5 (</w:t>
+      </w:r>
+      <w:proofErr w:type="spellStart"/>
+      <w:r>
+        <w:rPr>
+          <w:rFonts w:ascii="Times New Roman" w:eastAsia="Times New Roman" w:hAnsi="Times New Roman" w:cs="Times New Roman"/>
+          <w:sz w:val="24"/>
+          <w:szCs w:val="24"/>
+        </w:rPr>
+        <w:t>Procesado</w:t>
+      </w:r>
+      <w:proofErr w:type="spellEnd"/>
+      <w:r>
+        <w:rPr>
+          <w:rFonts w:ascii="Times New Roman" w:eastAsia="Times New Roman" w:hAnsi="Times New Roman" w:cs="Times New Roman"/>
+          <w:sz w:val="24"/>
+          <w:szCs w:val="24"/>
+        </w:rPr>
+        <w:t xml:space="preserve"> con Sass y </w:t>
+      </w:r>
+      <w:proofErr w:type="spellStart"/>
+      <w:r>
+        <w:rPr>
+          <w:rFonts w:ascii="Times New Roman" w:eastAsia="Times New Roman" w:hAnsi="Times New Roman" w:cs="Times New Roman"/>
+          <w:sz w:val="24"/>
+          <w:szCs w:val="24"/>
+        </w:rPr>
+        <w:t>Vite</w:t>
+      </w:r>
+      <w:proofErr w:type="spellEnd"/>
+      <w:r>
+        <w:rPr>
+          <w:rFonts w:ascii="Times New Roman" w:eastAsia="Times New Roman" w:hAnsi="Times New Roman" w:cs="Times New Roman"/>
+          <w:sz w:val="24"/>
+          <w:szCs w:val="24"/>
+        </w:rPr>
+        <w:t>) + Bootstrap Icons</w:t>
       </w:r>
     </w:p>
     <w:p>
       <w:pPr>
         <w:numPr>
           <w:ilvl w:val="0"/>
-          <w:numId w:val="1"/>
+          <w:numId w:val="5"/>
         </w:numPr>
         <w:spacing w:before="100" w:beforeAutospacing="1" w:after="100" w:afterAutospacing="1" w:line="240" w:lineRule="auto"/>
         <w:rPr>
           <w:rFonts w:ascii="Times New Roman" w:eastAsia="Times New Roman" w:hAnsi="Times New Roman" w:cs="Times New Roman"/>
           <w:sz w:val="24"/>
           <w:szCs w:val="24"/>
-        </w:rPr>
-      </w:pPr>
-      <w:r>
-        <w:rPr>
-          <w:rFonts w:ascii="Times New Roman" w:eastAsia="Times New Roman" w:hAnsi="Times New Roman" w:cs="Times New Roman"/>
-          <w:b/>
-          <w:bCs/>
-          <w:sz w:val="24"/>
-          <w:szCs w:val="24"/>
+          <w:lang w:val="es-VE"/>
+        </w:rPr>
+      </w:pPr>
+      <w:r>
+        <w:rPr>
+          <w:rFonts w:ascii="Times New Roman" w:eastAsia="Times New Roman" w:hAnsi="Times New Roman" w:cs="Times New Roman"/>
+          <w:b/>
+          <w:bCs/>
+          <w:sz w:val="24"/>
+          <w:szCs w:val="24"/>
+          <w:lang w:val="es-VE"/>
         </w:rPr>
         <w:t>Base de Datos:</w:t>
       </w:r>
@@ -229,6 +357,7 @@
           <w:rFonts w:ascii="Times New Roman" w:eastAsia="Times New Roman" w:hAnsi="Times New Roman" w:cs="Times New Roman"/>
           <w:sz w:val="24"/>
           <w:szCs w:val="24"/>
+          <w:lang w:val="es-VE"/>
         </w:rPr>
         <w:t xml:space="preserve"> MariaDB (</w:t>
       </w:r>
@@ -237,6 +366,7 @@
           <w:rFonts w:ascii="Courier New" w:eastAsia="Times New Roman" w:hAnsi="Courier New" w:cs="Courier New"/>
           <w:sz w:val="20"/>
           <w:szCs w:val="20"/>
+          <w:lang w:val="es-VE"/>
         </w:rPr>
         <w:t>sigeinv_db</w:t>
       </w:r>
@@ -245,6 +375,7 @@
           <w:rFonts w:ascii="Times New Roman" w:eastAsia="Times New Roman" w:hAnsi="Times New Roman" w:cs="Times New Roman"/>
           <w:sz w:val="24"/>
           <w:szCs w:val="24"/>
+          <w:lang w:val="es-VE"/>
         </w:rPr>
         <w:t>)</w:t>
       </w:r>
@@ -253,22 +384,24 @@
       <w:pPr>
         <w:numPr>
           <w:ilvl w:val="0"/>
-          <w:numId w:val="1"/>
+          <w:numId w:val="5"/>
         </w:numPr>
         <w:spacing w:before="100" w:beforeAutospacing="1" w:after="100" w:afterAutospacing="1" w:line="240" w:lineRule="auto"/>
         <w:rPr>
           <w:rFonts w:ascii="Times New Roman" w:eastAsia="Times New Roman" w:hAnsi="Times New Roman" w:cs="Times New Roman"/>
           <w:sz w:val="24"/>
           <w:szCs w:val="24"/>
-        </w:rPr>
-      </w:pPr>
-      <w:r>
-        <w:rPr>
-          <w:rFonts w:ascii="Times New Roman" w:eastAsia="Times New Roman" w:hAnsi="Times New Roman" w:cs="Times New Roman"/>
-          <w:b/>
-          <w:bCs/>
-          <w:sz w:val="24"/>
-          <w:szCs w:val="24"/>
+          <w:lang w:val="es-VE"/>
+        </w:rPr>
+      </w:pPr>
+      <w:r>
+        <w:rPr>
+          <w:rFonts w:ascii="Times New Roman" w:eastAsia="Times New Roman" w:hAnsi="Times New Roman" w:cs="Times New Roman"/>
+          <w:b/>
+          <w:bCs/>
+          <w:sz w:val="24"/>
+          <w:szCs w:val="24"/>
+          <w:lang w:val="es-VE"/>
         </w:rPr>
         <w:t>Seguridad y Roles:</w:t>
       </w:r>
@@ -277,22 +410,47 @@
           <w:rFonts w:ascii="Times New Roman" w:eastAsia="Times New Roman" w:hAnsi="Times New Roman" w:cs="Times New Roman"/>
           <w:sz w:val="24"/>
           <w:szCs w:val="24"/>
+          <w:lang w:val="es-VE"/>
         </w:rPr>
         <w:t xml:space="preserve"> </w:t>
       </w:r>
-      <w:r>
-        <w:rPr>
-          <w:rFonts w:ascii="Courier New" w:eastAsia="Times New Roman" w:hAnsi="Courier New" w:cs="Courier New"/>
-          <w:sz w:val="20"/>
-          <w:szCs w:val="20"/>
-        </w:rPr>
-        <w:t>spatie/laravel-permission</w:t>
-      </w:r>
-      <w:r>
-        <w:rPr>
-          <w:rFonts w:ascii="Times New Roman" w:eastAsia="Times New Roman" w:hAnsi="Times New Roman" w:cs="Times New Roman"/>
-          <w:sz w:val="24"/>
-          <w:szCs w:val="24"/>
+      <w:proofErr w:type="spellStart"/>
+      <w:r>
+        <w:rPr>
+          <w:rFonts w:ascii="Courier New" w:eastAsia="Times New Roman" w:hAnsi="Courier New" w:cs="Courier New"/>
+          <w:sz w:val="20"/>
+          <w:szCs w:val="20"/>
+          <w:lang w:val="es-VE"/>
+        </w:rPr>
+        <w:t>spatie</w:t>
+      </w:r>
+      <w:proofErr w:type="spellEnd"/>
+      <w:r>
+        <w:rPr>
+          <w:rFonts w:ascii="Courier New" w:eastAsia="Times New Roman" w:hAnsi="Courier New" w:cs="Courier New"/>
+          <w:sz w:val="20"/>
+          <w:szCs w:val="20"/>
+          <w:lang w:val="es-VE"/>
+        </w:rPr>
+        <w:t>/</w:t>
+      </w:r>
+      <w:proofErr w:type="spellStart"/>
+      <w:r>
+        <w:rPr>
+          <w:rFonts w:ascii="Courier New" w:eastAsia="Times New Roman" w:hAnsi="Courier New" w:cs="Courier New"/>
+          <w:sz w:val="20"/>
+          <w:szCs w:val="20"/>
+          <w:lang w:val="es-VE"/>
+        </w:rPr>
+        <w:t>laravel-permission</w:t>
+      </w:r>
+      <w:proofErr w:type="spellEnd"/>
+      <w:r>
+        <w:rPr>
+          <w:rFonts w:ascii="Times New Roman" w:eastAsia="Times New Roman" w:hAnsi="Times New Roman" w:cs="Times New Roman"/>
+          <w:sz w:val="24"/>
+          <w:szCs w:val="24"/>
+          <w:lang w:val="es-VE"/>
         </w:rPr>
         <w:t xml:space="preserve"> (Con modelo de Rol personalizado para descripciones)</w:t>
       </w:r>
@@ -301,108 +459,680 @@
       <w:pPr>
         <w:numPr>
           <w:ilvl w:val="0"/>
-          <w:numId w:val="1"/>
+          <w:numId w:val="5"/>
         </w:numPr>
         <w:spacing w:before="100" w:beforeAutospacing="1" w:after="100" w:afterAutospacing="1" w:line="240" w:lineRule="auto"/>
         <w:rPr>
           <w:rFonts w:ascii="Times New Roman" w:eastAsia="Times New Roman" w:hAnsi="Times New Roman" w:cs="Times New Roman"/>
           <w:sz w:val="24"/>
           <w:szCs w:val="24"/>
-        </w:rPr>
-      </w:pPr>
-      <w:r>
-        <w:rPr>
-          <w:rFonts w:ascii="Times New Roman" w:eastAsia="Times New Roman" w:hAnsi="Times New Roman" w:cs="Times New Roman"/>
-          <w:b/>
-          <w:bCs/>
-          <w:sz w:val="24"/>
-          <w:szCs w:val="24"/>
-        </w:rPr>
-        <w:t>Auditoría:</w:t>
-      </w:r>
-      <w:r>
-        <w:rPr>
-          <w:rFonts w:ascii="Times New Roman" w:eastAsia="Times New Roman" w:hAnsi="Times New Roman" w:cs="Times New Roman"/>
-          <w:sz w:val="24"/>
-          <w:szCs w:val="24"/>
+          <w:lang w:val="es-VE"/>
+        </w:rPr>
+      </w:pPr>
+      <w:r>
+        <w:rPr>
+          <w:rFonts w:ascii="Times New Roman" w:eastAsia="Times New Roman" w:hAnsi="Times New Roman" w:cs="Times New Roman"/>
+          <w:b/>
+          <w:bCs/>
+          <w:sz w:val="24"/>
+          <w:szCs w:val="24"/>
+          <w:lang w:val="es-VE"/>
+        </w:rPr>
+        <w:t>Servidor Local:</w:t>
+      </w:r>
+      <w:r>
+        <w:rPr>
+          <w:rFonts w:ascii="Times New Roman" w:eastAsia="Times New Roman" w:hAnsi="Times New Roman" w:cs="Times New Roman"/>
+          <w:sz w:val="24"/>
+          <w:szCs w:val="24"/>
+          <w:lang w:val="es-VE"/>
         </w:rPr>
         <w:t xml:space="preserve"> </w:t>
       </w:r>
-      <w:r>
-        <w:rPr>
-          <w:rFonts w:ascii="Courier New" w:eastAsia="Times New Roman" w:hAnsi="Courier New" w:cs="Courier New"/>
-          <w:sz w:val="20"/>
-          <w:szCs w:val="20"/>
-        </w:rPr>
-        <w:t>spatie/laravel-activitylog</w:t>
+      <w:proofErr w:type="spellStart"/>
+      <w:r>
+        <w:rPr>
+          <w:rFonts w:ascii="Times New Roman" w:eastAsia="Times New Roman" w:hAnsi="Times New Roman" w:cs="Times New Roman"/>
+          <w:sz w:val="24"/>
+          <w:szCs w:val="24"/>
+          <w:lang w:val="es-VE"/>
+        </w:rPr>
+        <w:t>Laragon</w:t>
+      </w:r>
+      <w:proofErr w:type="spellEnd"/>
+      <w:r>
+        <w:rPr>
+          <w:rFonts w:ascii="Times New Roman" w:eastAsia="Times New Roman" w:hAnsi="Times New Roman" w:cs="Times New Roman"/>
+          <w:sz w:val="24"/>
+          <w:szCs w:val="24"/>
+          <w:lang w:val="es-VE"/>
+        </w:rPr>
+        <w:t xml:space="preserve"> (Dominio </w:t>
+      </w:r>
+      <w:r>
+        <w:rPr>
+          <w:rFonts w:ascii="Courier New" w:eastAsia="Times New Roman" w:hAnsi="Courier New" w:cs="Courier New"/>
+          <w:sz w:val="20"/>
+          <w:szCs w:val="20"/>
+          <w:lang w:val="es-VE"/>
+        </w:rPr>
+        <w:t>.test</w:t>
+      </w:r>
+      <w:r>
+        <w:rPr>
+          <w:rFonts w:ascii="Times New Roman" w:eastAsia="Times New Roman" w:hAnsi="Times New Roman" w:cs="Times New Roman"/>
+          <w:sz w:val="24"/>
+          <w:szCs w:val="24"/>
+          <w:lang w:val="es-VE"/>
+        </w:rPr>
+        <w:t xml:space="preserve"> o </w:t>
+      </w:r>
+      <w:r>
+        <w:rPr>
+          <w:rFonts w:ascii="Courier New" w:eastAsia="Times New Roman" w:hAnsi="Courier New" w:cs="Courier New"/>
+          <w:sz w:val="20"/>
+          <w:szCs w:val="20"/>
+          <w:lang w:val="es-VE"/>
+        </w:rPr>
+        <w:t>127.0.0.1:8000</w:t>
+      </w:r>
+      <w:r>
+        <w:rPr>
+          <w:rFonts w:ascii="Times New Roman" w:eastAsia="Times New Roman" w:hAnsi="Times New Roman" w:cs="Times New Roman"/>
+          <w:sz w:val="24"/>
+          <w:szCs w:val="24"/>
+          <w:lang w:val="es-VE"/>
+        </w:rPr>
+        <w:t>)</w:t>
       </w:r>
     </w:p>
     <w:p>
       <w:pPr>
+        <w:spacing w:before="100" w:beforeAutospacing="1" w:after="100" w:afterAutospacing="1" w:line="240" w:lineRule="auto"/>
+        <w:outlineLvl w:val="1"/>
+        <w:rPr>
+          <w:rFonts w:ascii="Times New Roman" w:eastAsia="Times New Roman" w:hAnsi="Times New Roman" w:cs="Times New Roman"/>
+          <w:b/>
+          <w:bCs/>
+          <w:sz w:val="36"/>
+          <w:szCs w:val="36"/>
+        </w:rPr>
+      </w:pPr>
+      <w:r>
+        <w:rPr>
+          <w:rFonts w:ascii="Times New Roman" w:eastAsia="Times New Roman" w:hAnsi="Times New Roman" w:cs="Times New Roman"/>
+          <w:b/>
+          <w:bCs/>
+          <w:sz w:val="36"/>
+          <w:szCs w:val="36"/>
+        </w:rPr>
+        <w:t xml:space="preserve">2. </w:t>
+      </w:r>
+      <w:proofErr w:type="spellStart"/>
+      <w:r>
+        <w:rPr>
+          <w:rFonts w:ascii="Times New Roman" w:eastAsia="Times New Roman" w:hAnsi="Times New Roman" w:cs="Times New Roman"/>
+          <w:b/>
+          <w:bCs/>
+          <w:sz w:val="36"/>
+          <w:szCs w:val="36"/>
+        </w:rPr>
+        <w:t>Estructura</w:t>
+      </w:r>
+      <w:proofErr w:type="spellEnd"/>
+      <w:r>
+        <w:rPr>
+          <w:rFonts w:ascii="Times New Roman" w:eastAsia="Times New Roman" w:hAnsi="Times New Roman" w:cs="Times New Roman"/>
+          <w:b/>
+          <w:bCs/>
+          <w:sz w:val="36"/>
+          <w:szCs w:val="36"/>
+        </w:rPr>
+        <w:t xml:space="preserve"> Base y Layout (</w:t>
+      </w:r>
+      <w:proofErr w:type="spellStart"/>
+      <w:r>
+        <w:rPr>
+          <w:rFonts w:ascii="Courier New" w:eastAsia="Times New Roman" w:hAnsi="Courier New" w:cs="Courier New"/>
+          <w:b/>
+          <w:bCs/>
+          <w:sz w:val="20"/>
+          <w:szCs w:val="20"/>
+        </w:rPr>
+        <w:t>app.blade.php</w:t>
+      </w:r>
+      <w:proofErr w:type="spellEnd"/>
+      <w:r>
+        <w:rPr>
+          <w:rFonts w:ascii="Times New Roman" w:eastAsia="Times New Roman" w:hAnsi="Times New Roman" w:cs="Times New Roman"/>
+          <w:b/>
+          <w:bCs/>
+          <w:sz w:val="36"/>
+          <w:szCs w:val="36"/>
+        </w:rPr>
+        <w:t>)</w:t>
+      </w:r>
+    </w:p>
+    <w:p>
+      <w:pPr>
+        <w:spacing w:before="100" w:beforeAutospacing="1" w:after="100" w:afterAutospacing="1" w:line="240" w:lineRule="auto"/>
+        <w:rPr>
+          <w:rFonts w:ascii="Times New Roman" w:eastAsia="Times New Roman" w:hAnsi="Times New Roman" w:cs="Times New Roman"/>
+          <w:sz w:val="24"/>
+          <w:szCs w:val="24"/>
+          <w:lang w:val="es-VE"/>
+        </w:rPr>
+      </w:pPr>
+      <w:r>
+        <w:rPr>
+          <w:rFonts w:ascii="Times New Roman" w:eastAsia="Times New Roman" w:hAnsi="Times New Roman" w:cs="Times New Roman"/>
+          <w:sz w:val="24"/>
+          <w:szCs w:val="24"/>
+          <w:lang w:val="es-VE"/>
+        </w:rPr>
+        <w:t xml:space="preserve">El archivo maestro </w:t>
+      </w:r>
+      <w:proofErr w:type="spellStart"/>
+      <w:r>
+        <w:rPr>
+          <w:rFonts w:ascii="Courier New" w:eastAsia="Times New Roman" w:hAnsi="Courier New" w:cs="Courier New"/>
+          <w:sz w:val="20"/>
+          <w:szCs w:val="20"/>
+          <w:lang w:val="es-VE"/>
+        </w:rPr>
+        <w:t>resources</w:t>
+      </w:r>
+      <w:proofErr w:type="spellEnd"/>
+      <w:r>
+        <w:rPr>
+          <w:rFonts w:ascii="Courier New" w:eastAsia="Times New Roman" w:hAnsi="Courier New" w:cs="Courier New"/>
+          <w:sz w:val="20"/>
+          <w:szCs w:val="20"/>
+          <w:lang w:val="es-VE"/>
+        </w:rPr>
+        <w:t>/</w:t>
+      </w:r>
+      <w:proofErr w:type="spellStart"/>
+      <w:r>
+        <w:rPr>
+          <w:rFonts w:ascii="Courier New" w:eastAsia="Times New Roman" w:hAnsi="Courier New" w:cs="Courier New"/>
+          <w:sz w:val="20"/>
+          <w:szCs w:val="20"/>
+          <w:lang w:val="es-VE"/>
+        </w:rPr>
+        <w:t>views</w:t>
+      </w:r>
+      <w:proofErr w:type="spellEnd"/>
+      <w:r>
+        <w:rPr>
+          <w:rFonts w:ascii="Courier New" w:eastAsia="Times New Roman" w:hAnsi="Courier New" w:cs="Courier New"/>
+          <w:sz w:val="20"/>
+          <w:szCs w:val="20"/>
+          <w:lang w:val="es-VE"/>
+        </w:rPr>
+        <w:t>/</w:t>
+      </w:r>
+      <w:proofErr w:type="spellStart"/>
+      <w:r>
+        <w:rPr>
+          <w:rFonts w:ascii="Courier New" w:eastAsia="Times New Roman" w:hAnsi="Courier New" w:cs="Courier New"/>
+          <w:sz w:val="20"/>
+          <w:szCs w:val="20"/>
+          <w:lang w:val="es-VE"/>
+        </w:rPr>
+        <w:t>components</w:t>
+      </w:r>
+      <w:proofErr w:type="spellEnd"/>
+      <w:r>
+        <w:rPr>
+          <w:rFonts w:ascii="Courier New" w:eastAsia="Times New Roman" w:hAnsi="Courier New" w:cs="Courier New"/>
+          <w:sz w:val="20"/>
+          <w:szCs w:val="20"/>
+          <w:lang w:val="es-VE"/>
+        </w:rPr>
+        <w:t>/</w:t>
+      </w:r>
+      <w:proofErr w:type="spellStart"/>
+      <w:r>
+        <w:rPr>
+          <w:rFonts w:ascii="Courier New" w:eastAsia="Times New Roman" w:hAnsi="Courier New" w:cs="Courier New"/>
+          <w:sz w:val="20"/>
+          <w:szCs w:val="20"/>
+          <w:lang w:val="es-VE"/>
+        </w:rPr>
+        <w:t>layouts</w:t>
+      </w:r>
+      <w:proofErr w:type="spellEnd"/>
+      <w:r>
+        <w:rPr>
+          <w:rFonts w:ascii="Courier New" w:eastAsia="Times New Roman" w:hAnsi="Courier New" w:cs="Courier New"/>
+          <w:sz w:val="20"/>
+          <w:szCs w:val="20"/>
+          <w:lang w:val="es-VE"/>
+        </w:rPr>
+        <w:t>/</w:t>
+      </w:r>
+      <w:proofErr w:type="spellStart"/>
+      <w:r>
+        <w:rPr>
+          <w:rFonts w:ascii="Courier New" w:eastAsia="Times New Roman" w:hAnsi="Courier New" w:cs="Courier New"/>
+          <w:sz w:val="20"/>
+          <w:szCs w:val="20"/>
+          <w:lang w:val="es-VE"/>
+        </w:rPr>
+        <w:t>app.blade.php</w:t>
+      </w:r>
+      <w:proofErr w:type="spellEnd"/>
+      <w:r>
+        <w:rPr>
+          <w:rFonts w:ascii="Times New Roman" w:eastAsia="Times New Roman" w:hAnsi="Times New Roman" w:cs="Times New Roman"/>
+          <w:sz w:val="24"/>
+          <w:szCs w:val="24"/>
+          <w:lang w:val="es-VE"/>
+        </w:rPr>
+        <w:t xml:space="preserve"> dicta el comportamiento de toda la aplicación.</w:t>
+      </w:r>
+    </w:p>
+    <w:p>
+      <w:pPr>
         <w:numPr>
           <w:ilvl w:val="0"/>
-          <w:numId w:val="1"/>
+          <w:numId w:val="6"/>
         </w:numPr>
         <w:spacing w:before="100" w:beforeAutospacing="1" w:after="100" w:afterAutospacing="1" w:line="240" w:lineRule="auto"/>
         <w:rPr>
           <w:rFonts w:ascii="Times New Roman" w:eastAsia="Times New Roman" w:hAnsi="Times New Roman" w:cs="Times New Roman"/>
           <w:sz w:val="24"/>
           <w:szCs w:val="24"/>
-        </w:rPr>
-      </w:pPr>
-      <w:r>
-        <w:rPr>
-          <w:rFonts w:ascii="Times New Roman" w:eastAsia="Times New Roman" w:hAnsi="Times New Roman" w:cs="Times New Roman"/>
-          <w:b/>
-          <w:bCs/>
-          <w:sz w:val="24"/>
-          <w:szCs w:val="24"/>
-        </w:rPr>
-        <w:t>Servidor Local:</w:t>
-      </w:r>
-      <w:r>
-        <w:rPr>
-          <w:rFonts w:ascii="Times New Roman" w:eastAsia="Times New Roman" w:hAnsi="Times New Roman" w:cs="Times New Roman"/>
-          <w:sz w:val="24"/>
-          <w:szCs w:val="24"/>
-        </w:rPr>
-        <w:t xml:space="preserve"> Laragon (Dominio </w:t>
-      </w:r>
-      <w:r>
-        <w:rPr>
-          <w:rFonts w:ascii="Courier New" w:eastAsia="Times New Roman" w:hAnsi="Courier New" w:cs="Courier New"/>
-          <w:sz w:val="20"/>
-          <w:szCs w:val="20"/>
-        </w:rPr>
-        <w:t>.test</w:t>
-      </w:r>
-      <w:r>
-        <w:rPr>
-          <w:rFonts w:ascii="Times New Roman" w:eastAsia="Times New Roman" w:hAnsi="Times New Roman" w:cs="Times New Roman"/>
-          <w:sz w:val="24"/>
-          <w:szCs w:val="24"/>
-        </w:rPr>
-        <w:t xml:space="preserve"> o </w:t>
-      </w:r>
-      <w:r>
-        <w:rPr>
-          <w:rFonts w:ascii="Courier New" w:eastAsia="Times New Roman" w:hAnsi="Courier New" w:cs="Courier New"/>
-          <w:sz w:val="20"/>
-          <w:szCs w:val="20"/>
-        </w:rPr>
-        <w:t>127.0.0.1:8000</w:t>
-      </w:r>
-      <w:r>
-        <w:rPr>
-          <w:rFonts w:ascii="Times New Roman" w:eastAsia="Times New Roman" w:hAnsi="Times New Roman" w:cs="Times New Roman"/>
-          <w:sz w:val="24"/>
-          <w:szCs w:val="24"/>
-        </w:rPr>
-        <w:t>)</w:t>
+          <w:lang w:val="es-VE"/>
+        </w:rPr>
+      </w:pPr>
+      <w:r>
+        <w:rPr>
+          <w:rFonts w:ascii="Times New Roman" w:eastAsia="Times New Roman" w:hAnsi="Times New Roman" w:cs="Times New Roman"/>
+          <w:b/>
+          <w:bCs/>
+          <w:sz w:val="24"/>
+          <w:szCs w:val="24"/>
+          <w:lang w:val="es-VE"/>
+        </w:rPr>
+        <w:t>Lógica de Vistas:</w:t>
+      </w:r>
+      <w:r>
+        <w:rPr>
+          <w:rFonts w:ascii="Times New Roman" w:eastAsia="Times New Roman" w:hAnsi="Times New Roman" w:cs="Times New Roman"/>
+          <w:sz w:val="24"/>
+          <w:szCs w:val="24"/>
+          <w:lang w:val="es-VE"/>
+        </w:rPr>
+        <w:t xml:space="preserve"> Dividida usando </w:t>
+      </w:r>
+      <w:r>
+        <w:rPr>
+          <w:rFonts w:ascii="Courier New" w:eastAsia="Times New Roman" w:hAnsi="Courier New" w:cs="Courier New"/>
+          <w:sz w:val="20"/>
+          <w:szCs w:val="20"/>
+          <w:lang w:val="es-VE"/>
+        </w:rPr>
+        <w:t>@</w:t>
+      </w:r>
+      <w:proofErr w:type="spellStart"/>
+      <w:r>
+        <w:rPr>
+          <w:rFonts w:ascii="Courier New" w:eastAsia="Times New Roman" w:hAnsi="Courier New" w:cs="Courier New"/>
+          <w:sz w:val="20"/>
+          <w:szCs w:val="20"/>
+          <w:lang w:val="es-VE"/>
+        </w:rPr>
+        <w:t>auth</w:t>
+      </w:r>
+      <w:proofErr w:type="spellEnd"/>
+      <w:r>
+        <w:rPr>
+          <w:rFonts w:ascii="Times New Roman" w:eastAsia="Times New Roman" w:hAnsi="Times New Roman" w:cs="Times New Roman"/>
+          <w:sz w:val="24"/>
+          <w:szCs w:val="24"/>
+          <w:lang w:val="es-VE"/>
+        </w:rPr>
+        <w:t xml:space="preserve"> (Carga </w:t>
+      </w:r>
+      <w:proofErr w:type="spellStart"/>
+      <w:r>
+        <w:rPr>
+          <w:rFonts w:ascii="Times New Roman" w:eastAsia="Times New Roman" w:hAnsi="Times New Roman" w:cs="Times New Roman"/>
+          <w:sz w:val="24"/>
+          <w:szCs w:val="24"/>
+          <w:lang w:val="es-VE"/>
+        </w:rPr>
+        <w:t>Sidebar</w:t>
+      </w:r>
+      <w:proofErr w:type="spellEnd"/>
+      <w:r>
+        <w:rPr>
+          <w:rFonts w:ascii="Times New Roman" w:eastAsia="Times New Roman" w:hAnsi="Times New Roman" w:cs="Times New Roman"/>
+          <w:sz w:val="24"/>
+          <w:szCs w:val="24"/>
+          <w:lang w:val="es-VE"/>
+        </w:rPr>
+        <w:t xml:space="preserve">, </w:t>
+      </w:r>
+      <w:proofErr w:type="spellStart"/>
+      <w:r>
+        <w:rPr>
+          <w:rFonts w:ascii="Times New Roman" w:eastAsia="Times New Roman" w:hAnsi="Times New Roman" w:cs="Times New Roman"/>
+          <w:sz w:val="24"/>
+          <w:szCs w:val="24"/>
+          <w:lang w:val="es-VE"/>
+        </w:rPr>
+        <w:t>Topbar</w:t>
+      </w:r>
+      <w:proofErr w:type="spellEnd"/>
+      <w:r>
+        <w:rPr>
+          <w:rFonts w:ascii="Times New Roman" w:eastAsia="Times New Roman" w:hAnsi="Times New Roman" w:cs="Times New Roman"/>
+          <w:sz w:val="24"/>
+          <w:szCs w:val="24"/>
+          <w:lang w:val="es-VE"/>
+        </w:rPr>
+        <w:t xml:space="preserve"> y </w:t>
+      </w:r>
+      <w:proofErr w:type="spellStart"/>
+      <w:r>
+        <w:rPr>
+          <w:rFonts w:ascii="Times New Roman" w:eastAsia="Times New Roman" w:hAnsi="Times New Roman" w:cs="Times New Roman"/>
+          <w:sz w:val="24"/>
+          <w:szCs w:val="24"/>
+          <w:lang w:val="es-VE"/>
+        </w:rPr>
+        <w:t>Main</w:t>
+      </w:r>
+      <w:proofErr w:type="spellEnd"/>
+      <w:r>
+        <w:rPr>
+          <w:rFonts w:ascii="Times New Roman" w:eastAsia="Times New Roman" w:hAnsi="Times New Roman" w:cs="Times New Roman"/>
+          <w:sz w:val="24"/>
+          <w:szCs w:val="24"/>
+          <w:lang w:val="es-VE"/>
+        </w:rPr>
+        <w:t xml:space="preserve"> Content) y </w:t>
+      </w:r>
+      <w:r>
+        <w:rPr>
+          <w:rFonts w:ascii="Courier New" w:eastAsia="Times New Roman" w:hAnsi="Courier New" w:cs="Courier New"/>
+          <w:sz w:val="20"/>
+          <w:szCs w:val="20"/>
+          <w:lang w:val="es-VE"/>
+        </w:rPr>
+        <w:t>@</w:t>
+      </w:r>
+      <w:proofErr w:type="spellStart"/>
+      <w:r>
+        <w:rPr>
+          <w:rFonts w:ascii="Courier New" w:eastAsia="Times New Roman" w:hAnsi="Courier New" w:cs="Courier New"/>
+          <w:sz w:val="20"/>
+          <w:szCs w:val="20"/>
+          <w:lang w:val="es-VE"/>
+        </w:rPr>
+        <w:t>else</w:t>
+      </w:r>
+      <w:proofErr w:type="spellEnd"/>
+      <w:r>
+        <w:rPr>
+          <w:rFonts w:ascii="Times New Roman" w:eastAsia="Times New Roman" w:hAnsi="Times New Roman" w:cs="Times New Roman"/>
+          <w:sz w:val="24"/>
+          <w:szCs w:val="24"/>
+          <w:lang w:val="es-VE"/>
+        </w:rPr>
+        <w:t xml:space="preserve"> (Contenedor centrado para </w:t>
+      </w:r>
+      <w:proofErr w:type="spellStart"/>
+      <w:r>
+        <w:rPr>
+          <w:rFonts w:ascii="Times New Roman" w:eastAsia="Times New Roman" w:hAnsi="Times New Roman" w:cs="Times New Roman"/>
+          <w:sz w:val="24"/>
+          <w:szCs w:val="24"/>
+          <w:lang w:val="es-VE"/>
+        </w:rPr>
+        <w:t>Login</w:t>
+      </w:r>
+      <w:proofErr w:type="spellEnd"/>
+      <w:r>
+        <w:rPr>
+          <w:rFonts w:ascii="Times New Roman" w:eastAsia="Times New Roman" w:hAnsi="Times New Roman" w:cs="Times New Roman"/>
+          <w:sz w:val="24"/>
+          <w:szCs w:val="24"/>
+          <w:lang w:val="es-VE"/>
+        </w:rPr>
+        <w:t>).</w:t>
       </w:r>
     </w:p>
     <w:p>
       <w:pPr>
+        <w:numPr>
+          <w:ilvl w:val="0"/>
+          <w:numId w:val="6"/>
+        </w:numPr>
+        <w:spacing w:before="100" w:beforeAutospacing="1" w:after="100" w:afterAutospacing="1" w:line="240" w:lineRule="auto"/>
+        <w:rPr>
+          <w:rFonts w:ascii="Times New Roman" w:eastAsia="Times New Roman" w:hAnsi="Times New Roman" w:cs="Times New Roman"/>
+          <w:sz w:val="24"/>
+          <w:szCs w:val="24"/>
+          <w:lang w:val="es-VE"/>
+        </w:rPr>
+      </w:pPr>
+      <w:r>
+        <w:rPr>
+          <w:rFonts w:ascii="Times New Roman" w:eastAsia="Times New Roman" w:hAnsi="Times New Roman" w:cs="Times New Roman"/>
+          <w:b/>
+          <w:bCs/>
+          <w:sz w:val="24"/>
+          <w:szCs w:val="24"/>
+          <w:lang w:val="es-VE"/>
+        </w:rPr>
+        <w:t>Gestión de UI Global:</w:t>
+      </w:r>
+      <w:r>
+        <w:rPr>
+          <w:rFonts w:ascii="Times New Roman" w:eastAsia="Times New Roman" w:hAnsi="Times New Roman" w:cs="Times New Roman"/>
+          <w:sz w:val="24"/>
+          <w:szCs w:val="24"/>
+          <w:lang w:val="es-VE"/>
+        </w:rPr>
+        <w:t xml:space="preserve"> Un único bloque de JavaScript al final del archivo escucha los eventos de </w:t>
+      </w:r>
+      <w:proofErr w:type="spellStart"/>
+      <w:r>
+        <w:rPr>
+          <w:rFonts w:ascii="Times New Roman" w:eastAsia="Times New Roman" w:hAnsi="Times New Roman" w:cs="Times New Roman"/>
+          <w:sz w:val="24"/>
+          <w:szCs w:val="24"/>
+          <w:lang w:val="es-VE"/>
+        </w:rPr>
+        <w:t>Livewire</w:t>
+      </w:r>
+      <w:proofErr w:type="spellEnd"/>
+      <w:r>
+        <w:rPr>
+          <w:rFonts w:ascii="Times New Roman" w:eastAsia="Times New Roman" w:hAnsi="Times New Roman" w:cs="Times New Roman"/>
+          <w:sz w:val="24"/>
+          <w:szCs w:val="24"/>
+          <w:lang w:val="es-VE"/>
+        </w:rPr>
+        <w:t xml:space="preserve"> 3 y controla </w:t>
+      </w:r>
+      <w:proofErr w:type="spellStart"/>
+      <w:r>
+        <w:rPr>
+          <w:rFonts w:ascii="Times New Roman" w:eastAsia="Times New Roman" w:hAnsi="Times New Roman" w:cs="Times New Roman"/>
+          <w:sz w:val="24"/>
+          <w:szCs w:val="24"/>
+          <w:lang w:val="es-VE"/>
+        </w:rPr>
+        <w:t>Bootstrap</w:t>
+      </w:r>
+      <w:proofErr w:type="spellEnd"/>
+      <w:r>
+        <w:rPr>
+          <w:rFonts w:ascii="Times New Roman" w:eastAsia="Times New Roman" w:hAnsi="Times New Roman" w:cs="Times New Roman"/>
+          <w:sz w:val="24"/>
+          <w:szCs w:val="24"/>
+          <w:lang w:val="es-VE"/>
+        </w:rPr>
+        <w:t>:</w:t>
+      </w:r>
+    </w:p>
+    <w:p>
+      <w:pPr>
+        <w:numPr>
+          <w:ilvl w:val="1"/>
+          <w:numId w:val="6"/>
+        </w:numPr>
+        <w:spacing w:before="100" w:beforeAutospacing="1" w:after="100" w:afterAutospacing="1" w:line="240" w:lineRule="auto"/>
+        <w:rPr>
+          <w:rFonts w:ascii="Times New Roman" w:eastAsia="Times New Roman" w:hAnsi="Times New Roman" w:cs="Times New Roman"/>
+          <w:sz w:val="24"/>
+          <w:szCs w:val="24"/>
+        </w:rPr>
+      </w:pPr>
+      <w:proofErr w:type="spellStart"/>
+      <w:r>
+        <w:rPr>
+          <w:rFonts w:ascii="Courier New" w:eastAsia="Times New Roman" w:hAnsi="Courier New" w:cs="Courier New"/>
+          <w:sz w:val="20"/>
+          <w:szCs w:val="20"/>
+        </w:rPr>
+        <w:t>Livewire.on</w:t>
+      </w:r>
+      <w:proofErr w:type="spellEnd"/>
+      <w:r>
+        <w:rPr>
+          <w:rFonts w:ascii="Courier New" w:eastAsia="Times New Roman" w:hAnsi="Courier New" w:cs="Courier New"/>
+          <w:sz w:val="20"/>
+          <w:szCs w:val="20"/>
+        </w:rPr>
+        <w:t>('</w:t>
+      </w:r>
+      <w:proofErr w:type="spellStart"/>
+      <w:r>
+        <w:rPr>
+          <w:rFonts w:ascii="Courier New" w:eastAsia="Times New Roman" w:hAnsi="Courier New" w:cs="Courier New"/>
+          <w:sz w:val="20"/>
+          <w:szCs w:val="20"/>
+        </w:rPr>
+        <w:t>abrir</w:t>
+      </w:r>
+      <w:proofErr w:type="spellEnd"/>
+      <w:r>
+        <w:rPr>
+          <w:rFonts w:ascii="Courier New" w:eastAsia="Times New Roman" w:hAnsi="Courier New" w:cs="Courier New"/>
+          <w:sz w:val="20"/>
+          <w:szCs w:val="20"/>
+        </w:rPr>
+        <w:t>-modal')</w:t>
+      </w:r>
+    </w:p>
+    <w:p>
+      <w:pPr>
+        <w:numPr>
+          <w:ilvl w:val="1"/>
+          <w:numId w:val="6"/>
+        </w:numPr>
+        <w:spacing w:before="100" w:beforeAutospacing="1" w:after="100" w:afterAutospacing="1" w:line="240" w:lineRule="auto"/>
+        <w:rPr>
+          <w:rFonts w:ascii="Times New Roman" w:eastAsia="Times New Roman" w:hAnsi="Times New Roman" w:cs="Times New Roman"/>
+          <w:sz w:val="24"/>
+          <w:szCs w:val="24"/>
+        </w:rPr>
+      </w:pPr>
+      <w:proofErr w:type="spellStart"/>
+      <w:r>
+        <w:rPr>
+          <w:rFonts w:ascii="Courier New" w:eastAsia="Times New Roman" w:hAnsi="Courier New" w:cs="Courier New"/>
+          <w:sz w:val="20"/>
+          <w:szCs w:val="20"/>
+        </w:rPr>
+        <w:t>Livewire.on</w:t>
+      </w:r>
+      <w:proofErr w:type="spellEnd"/>
+      <w:r>
+        <w:rPr>
+          <w:rFonts w:ascii="Courier New" w:eastAsia="Times New Roman" w:hAnsi="Courier New" w:cs="Courier New"/>
+          <w:sz w:val="20"/>
+          <w:szCs w:val="20"/>
+        </w:rPr>
+        <w:t>('</w:t>
+      </w:r>
+      <w:proofErr w:type="spellStart"/>
+      <w:r>
+        <w:rPr>
+          <w:rFonts w:ascii="Courier New" w:eastAsia="Times New Roman" w:hAnsi="Courier New" w:cs="Courier New"/>
+          <w:sz w:val="20"/>
+          <w:szCs w:val="20"/>
+        </w:rPr>
+        <w:t>cerrar</w:t>
+      </w:r>
+      <w:proofErr w:type="spellEnd"/>
+      <w:r>
+        <w:rPr>
+          <w:rFonts w:ascii="Courier New" w:eastAsia="Times New Roman" w:hAnsi="Courier New" w:cs="Courier New"/>
+          <w:sz w:val="20"/>
+          <w:szCs w:val="20"/>
+        </w:rPr>
+        <w:t>-modal')</w:t>
+      </w:r>
+    </w:p>
+    <w:p>
+      <w:pPr>
+        <w:numPr>
+          <w:ilvl w:val="1"/>
+          <w:numId w:val="6"/>
+        </w:numPr>
+        <w:spacing w:before="100" w:beforeAutospacing="1" w:after="100" w:afterAutospacing="1" w:line="240" w:lineRule="auto"/>
+        <w:rPr>
+          <w:rFonts w:ascii="Times New Roman" w:eastAsia="Times New Roman" w:hAnsi="Times New Roman" w:cs="Times New Roman"/>
+          <w:sz w:val="24"/>
+          <w:szCs w:val="24"/>
+        </w:rPr>
+      </w:pPr>
+      <w:proofErr w:type="spellStart"/>
+      <w:r>
+        <w:rPr>
+          <w:rFonts w:ascii="Courier New" w:eastAsia="Times New Roman" w:hAnsi="Courier New" w:cs="Courier New"/>
+          <w:sz w:val="20"/>
+          <w:szCs w:val="20"/>
+        </w:rPr>
+        <w:t>Livewire.on</w:t>
+      </w:r>
+      <w:proofErr w:type="spellEnd"/>
+      <w:r>
+        <w:rPr>
+          <w:rFonts w:ascii="Courier New" w:eastAsia="Times New Roman" w:hAnsi="Courier New" w:cs="Courier New"/>
+          <w:sz w:val="20"/>
+          <w:szCs w:val="20"/>
+        </w:rPr>
+        <w:t>('</w:t>
+      </w:r>
+      <w:proofErr w:type="spellStart"/>
+      <w:r>
+        <w:rPr>
+          <w:rFonts w:ascii="Courier New" w:eastAsia="Times New Roman" w:hAnsi="Courier New" w:cs="Courier New"/>
+          <w:sz w:val="20"/>
+          <w:szCs w:val="20"/>
+        </w:rPr>
+        <w:t>mostrar</w:t>
+      </w:r>
+      <w:proofErr w:type="spellEnd"/>
+      <w:r>
+        <w:rPr>
+          <w:rFonts w:ascii="Courier New" w:eastAsia="Times New Roman" w:hAnsi="Courier New" w:cs="Courier New"/>
+          <w:sz w:val="20"/>
+          <w:szCs w:val="20"/>
+        </w:rPr>
+        <w:t>-toast')</w:t>
+      </w:r>
+    </w:p>
+    <w:p>
+      <w:pPr>
         <w:spacing w:before="100" w:beforeAutospacing="1" w:after="100" w:afterAutospacing="1" w:line="240" w:lineRule="auto"/>
         <w:outlineLvl w:val="1"/>
         <w:rPr>
@@ -411,6 +1141,7 @@
           <w:bCs/>
           <w:sz w:val="36"/>
           <w:szCs w:val="36"/>
+          <w:lang w:val="es-VE"/>
         </w:rPr>
       </w:pPr>
       <w:r>
@@ -420,19 +1151,11 @@
           <w:bCs/>
           <w:sz w:val="36"/>
           <w:szCs w:val="36"/>
-        </w:rPr>
-        <w:t>2. Estructura Base y Layout (</w:t>
-      </w:r>
-      <w:r>
-        <w:rPr>
-          <w:rFonts w:ascii="Courier New" w:eastAsia="Times New Roman" w:hAnsi="Courier New" w:cs="Courier New"/>
-          <w:b/>
-          <w:bCs/>
-          <w:sz w:val="20"/>
-          <w:szCs w:val="20"/>
-        </w:rPr>
-        <w:t>app.blade.php</w:t>
-      </w:r>
+          <w:lang w:val="es-VE"/>
+        </w:rPr>
+        <w:t>3. Seguridad y Permisos (</w:t>
+      </w:r>
+      <w:proofErr w:type="spellStart"/>
       <w:r>
         <w:rPr>
           <w:rFonts w:ascii="Times New Roman" w:eastAsia="Times New Roman" w:hAnsi="Times New Roman" w:cs="Times New Roman"/>
@@ -440,8 +1163,21 @@
           <w:bCs/>
           <w:sz w:val="36"/>
           <w:szCs w:val="36"/>
-        </w:rPr>
-        <w:t>)</w:t>
+          <w:lang w:val="es-VE"/>
+        </w:rPr>
+        <w:t>Spatie</w:t>
+      </w:r>
+      <w:proofErr w:type="spellEnd"/>
+      <w:r>
+        <w:rPr>
+          <w:rFonts w:ascii="Times New Roman" w:eastAsia="Times New Roman" w:hAnsi="Times New Roman" w:cs="Times New Roman"/>
+          <w:b/>
+          <w:bCs/>
+          <w:sz w:val="36"/>
+          <w:szCs w:val="36"/>
+          <w:lang w:val="es-VE"/>
+        </w:rPr>
+        <w:t xml:space="preserve"> + Gates)</w:t>
       </w:r>
     </w:p>
     <w:p>
@@ -451,38 +1187,24 @@
           <w:rFonts w:ascii="Times New Roman" w:eastAsia="Times New Roman" w:hAnsi="Times New Roman" w:cs="Times New Roman"/>
           <w:sz w:val="24"/>
           <w:szCs w:val="24"/>
-        </w:rPr>
-      </w:pPr>
-      <w:r>
-        <w:rPr>
-          <w:rFonts w:ascii="Times New Roman" w:eastAsia="Times New Roman" w:hAnsi="Times New Roman" w:cs="Times New Roman"/>
-          <w:sz w:val="24"/>
-          <w:szCs w:val="24"/>
-        </w:rPr>
-        <w:t xml:space="preserve">El archivo maestro </w:t>
-      </w:r>
-      <w:r>
-        <w:rPr>
-          <w:rFonts w:ascii="Courier New" w:eastAsia="Times New Roman" w:hAnsi="Courier New" w:cs="Courier New"/>
-          <w:sz w:val="20"/>
-          <w:szCs w:val="20"/>
-        </w:rPr>
-        <w:t>resources/views/components/layouts/app.blade.php</w:t>
-      </w:r>
-      <w:r>
-        <w:rPr>
-          <w:rFonts w:ascii="Times New Roman" w:eastAsia="Times New Roman" w:hAnsi="Times New Roman" w:cs="Times New Roman"/>
-          <w:sz w:val="24"/>
-          <w:szCs w:val="24"/>
-        </w:rPr>
-        <w:t xml:space="preserve"> dicta el comportamiento de toda la aplicación.</w:t>
+          <w:lang w:val="es-VE"/>
+        </w:rPr>
+      </w:pPr>
+      <w:r>
+        <w:rPr>
+          <w:rFonts w:ascii="Times New Roman" w:eastAsia="Times New Roman" w:hAnsi="Times New Roman" w:cs="Times New Roman"/>
+          <w:sz w:val="24"/>
+          <w:szCs w:val="24"/>
+          <w:lang w:val="es-VE"/>
+        </w:rPr>
+        <w:t>El sistema utiliza un enfoque de "seguridad por defecto":</w:t>
       </w:r>
     </w:p>
     <w:p>
       <w:pPr>
         <w:numPr>
           <w:ilvl w:val="0"/>
-          <w:numId w:val="2"/>
+          <w:numId w:val="7"/>
         </w:numPr>
         <w:spacing w:before="100" w:beforeAutospacing="1" w:after="100" w:afterAutospacing="1" w:line="240" w:lineRule="auto"/>
         <w:rPr>
@@ -498,218 +1220,1578 @@
           <w:bCs/>
           <w:sz w:val="24"/>
           <w:szCs w:val="24"/>
-        </w:rPr>
-        <w:t>Lógica de Vistas:</w:t>
-      </w:r>
-      <w:r>
-        <w:rPr>
-          <w:rFonts w:ascii="Times New Roman" w:eastAsia="Times New Roman" w:hAnsi="Times New Roman" w:cs="Times New Roman"/>
-          <w:sz w:val="24"/>
-          <w:szCs w:val="24"/>
-        </w:rPr>
-        <w:t xml:space="preserve"> Se divide estrictamente usando </w:t>
-      </w:r>
-      <w:r>
-        <w:rPr>
-          <w:rFonts w:ascii="Courier New" w:eastAsia="Times New Roman" w:hAnsi="Courier New" w:cs="Courier New"/>
-          <w:sz w:val="20"/>
-          <w:szCs w:val="20"/>
-        </w:rPr>
-        <w:t>@auth</w:t>
-      </w:r>
-      <w:r>
-        <w:rPr>
-          <w:rFonts w:ascii="Times New Roman" w:eastAsia="Times New Roman" w:hAnsi="Times New Roman" w:cs="Times New Roman"/>
-          <w:sz w:val="24"/>
-          <w:szCs w:val="24"/>
-        </w:rPr>
-        <w:t xml:space="preserve"> (Carga el Sidebar, Topbar y Main Content) y </w:t>
-      </w:r>
-      <w:r>
-        <w:rPr>
-          <w:rFonts w:ascii="Courier New" w:eastAsia="Times New Roman" w:hAnsi="Courier New" w:cs="Courier New"/>
-          <w:sz w:val="20"/>
-          <w:szCs w:val="20"/>
-        </w:rPr>
-        <w:t>@else</w:t>
-      </w:r>
-      <w:r>
-        <w:rPr>
-          <w:rFonts w:ascii="Times New Roman" w:eastAsia="Times New Roman" w:hAnsi="Times New Roman" w:cs="Times New Roman"/>
-          <w:sz w:val="24"/>
-          <w:szCs w:val="24"/>
-        </w:rPr>
-        <w:t xml:space="preserve"> (Carga un contenedor centrado para el Login).</w:t>
+          <w:lang w:val="es-VE"/>
+        </w:rPr>
+        <w:t>Poder Absoluto:</w:t>
+      </w:r>
+      <w:r>
+        <w:rPr>
+          <w:rFonts w:ascii="Times New Roman" w:eastAsia="Times New Roman" w:hAnsi="Times New Roman" w:cs="Times New Roman"/>
+          <w:sz w:val="24"/>
+          <w:szCs w:val="24"/>
+          <w:lang w:val="es-VE"/>
+        </w:rPr>
+        <w:t xml:space="preserve"> El rol </w:t>
+      </w:r>
+      <w:proofErr w:type="spellStart"/>
+      <w:r>
+        <w:rPr>
+          <w:rFonts w:ascii="Courier New" w:eastAsia="Times New Roman" w:hAnsi="Courier New" w:cs="Courier New"/>
+          <w:sz w:val="20"/>
+          <w:szCs w:val="20"/>
+          <w:lang w:val="es-VE"/>
+        </w:rPr>
+        <w:t>super-admin</w:t>
+      </w:r>
+      <w:proofErr w:type="spellEnd"/>
+      <w:r>
+        <w:rPr>
+          <w:rFonts w:ascii="Times New Roman" w:eastAsia="Times New Roman" w:hAnsi="Times New Roman" w:cs="Times New Roman"/>
+          <w:sz w:val="24"/>
+          <w:szCs w:val="24"/>
+          <w:lang w:val="es-VE"/>
+        </w:rPr>
+        <w:t xml:space="preserve"> tiene un bypass global configurado en </w:t>
+      </w:r>
+      <w:r>
+        <w:rPr>
+          <w:rFonts w:ascii="Courier New" w:eastAsia="Times New Roman" w:hAnsi="Courier New" w:cs="Courier New"/>
+          <w:sz w:val="20"/>
+          <w:szCs w:val="20"/>
+          <w:lang w:val="es-VE"/>
+        </w:rPr>
+        <w:t>App\</w:t>
+      </w:r>
+      <w:proofErr w:type="spellStart"/>
+      <w:r>
+        <w:rPr>
+          <w:rFonts w:ascii="Courier New" w:eastAsia="Times New Roman" w:hAnsi="Courier New" w:cs="Courier New"/>
+          <w:sz w:val="20"/>
+          <w:szCs w:val="20"/>
+          <w:lang w:val="es-VE"/>
+        </w:rPr>
+        <w:t>Providers</w:t>
+      </w:r>
+      <w:proofErr w:type="spellEnd"/>
+      <w:r>
+        <w:rPr>
+          <w:rFonts w:ascii="Courier New" w:eastAsia="Times New Roman" w:hAnsi="Courier New" w:cs="Courier New"/>
+          <w:sz w:val="20"/>
+          <w:szCs w:val="20"/>
+          <w:lang w:val="es-VE"/>
+        </w:rPr>
+        <w:t>\</w:t>
+      </w:r>
+      <w:proofErr w:type="spellStart"/>
+      <w:r>
+        <w:rPr>
+          <w:rFonts w:ascii="Courier New" w:eastAsia="Times New Roman" w:hAnsi="Courier New" w:cs="Courier New"/>
+          <w:sz w:val="20"/>
+          <w:szCs w:val="20"/>
+          <w:lang w:val="es-VE"/>
+        </w:rPr>
+        <w:t>AuthServiceProvider</w:t>
+      </w:r>
+      <w:proofErr w:type="spellEnd"/>
+      <w:r>
+        <w:rPr>
+          <w:rFonts w:ascii="Times New Roman" w:eastAsia="Times New Roman" w:hAnsi="Times New Roman" w:cs="Times New Roman"/>
+          <w:sz w:val="24"/>
+          <w:szCs w:val="24"/>
+          <w:lang w:val="es-VE"/>
+        </w:rPr>
+        <w:t xml:space="preserve"> usando </w:t>
+      </w:r>
+      <w:proofErr w:type="spellStart"/>
+      <w:proofErr w:type="gramStart"/>
+      <w:r>
+        <w:rPr>
+          <w:rFonts w:ascii="Courier New" w:eastAsia="Times New Roman" w:hAnsi="Courier New" w:cs="Courier New"/>
+          <w:sz w:val="20"/>
+          <w:szCs w:val="20"/>
+          <w:lang w:val="es-VE"/>
+        </w:rPr>
+        <w:t>Gate</w:t>
+      </w:r>
+      <w:proofErr w:type="spellEnd"/>
+      <w:r>
+        <w:rPr>
+          <w:rFonts w:ascii="Courier New" w:eastAsia="Times New Roman" w:hAnsi="Courier New" w:cs="Courier New"/>
+          <w:sz w:val="20"/>
+          <w:szCs w:val="20"/>
+          <w:lang w:val="es-VE"/>
+        </w:rPr>
+        <w:t>::</w:t>
+      </w:r>
+      <w:proofErr w:type="spellStart"/>
+      <w:proofErr w:type="gramEnd"/>
+      <w:r>
+        <w:rPr>
+          <w:rFonts w:ascii="Courier New" w:eastAsia="Times New Roman" w:hAnsi="Courier New" w:cs="Courier New"/>
+          <w:sz w:val="20"/>
+          <w:szCs w:val="20"/>
+          <w:lang w:val="es-VE"/>
+        </w:rPr>
+        <w:t>before</w:t>
+      </w:r>
+      <w:proofErr w:type="spellEnd"/>
+      <w:r>
+        <w:rPr>
+          <w:rFonts w:ascii="Courier New" w:eastAsia="Times New Roman" w:hAnsi="Courier New" w:cs="Courier New"/>
+          <w:sz w:val="20"/>
+          <w:szCs w:val="20"/>
+          <w:lang w:val="es-VE"/>
+        </w:rPr>
+        <w:t>()</w:t>
+      </w:r>
+      <w:r>
+        <w:rPr>
+          <w:rFonts w:ascii="Times New Roman" w:eastAsia="Times New Roman" w:hAnsi="Times New Roman" w:cs="Times New Roman"/>
+          <w:sz w:val="24"/>
+          <w:szCs w:val="24"/>
+          <w:lang w:val="es-VE"/>
+        </w:rPr>
+        <w:t xml:space="preserve">. </w:t>
+      </w:r>
+      <w:r>
+        <w:rPr>
+          <w:rFonts w:ascii="Times New Roman" w:eastAsia="Times New Roman" w:hAnsi="Times New Roman" w:cs="Times New Roman"/>
+          <w:sz w:val="24"/>
+          <w:szCs w:val="24"/>
+        </w:rPr>
+        <w:t xml:space="preserve">No </w:t>
+      </w:r>
+      <w:proofErr w:type="spellStart"/>
+      <w:r>
+        <w:rPr>
+          <w:rFonts w:ascii="Times New Roman" w:eastAsia="Times New Roman" w:hAnsi="Times New Roman" w:cs="Times New Roman"/>
+          <w:sz w:val="24"/>
+          <w:szCs w:val="24"/>
+        </w:rPr>
+        <w:t>necesita</w:t>
+      </w:r>
+      <w:proofErr w:type="spellEnd"/>
+      <w:r>
+        <w:rPr>
+          <w:rFonts w:ascii="Times New Roman" w:eastAsia="Times New Roman" w:hAnsi="Times New Roman" w:cs="Times New Roman"/>
+          <w:sz w:val="24"/>
+          <w:szCs w:val="24"/>
+        </w:rPr>
+        <w:t xml:space="preserve"> </w:t>
+      </w:r>
+      <w:proofErr w:type="spellStart"/>
+      <w:r>
+        <w:rPr>
+          <w:rFonts w:ascii="Times New Roman" w:eastAsia="Times New Roman" w:hAnsi="Times New Roman" w:cs="Times New Roman"/>
+          <w:sz w:val="24"/>
+          <w:szCs w:val="24"/>
+        </w:rPr>
+        <w:t>permisos</w:t>
+      </w:r>
+      <w:proofErr w:type="spellEnd"/>
+      <w:r>
+        <w:rPr>
+          <w:rFonts w:ascii="Times New Roman" w:eastAsia="Times New Roman" w:hAnsi="Times New Roman" w:cs="Times New Roman"/>
+          <w:sz w:val="24"/>
+          <w:szCs w:val="24"/>
+        </w:rPr>
+        <w:t xml:space="preserve"> </w:t>
+      </w:r>
+      <w:proofErr w:type="spellStart"/>
+      <w:r>
+        <w:rPr>
+          <w:rFonts w:ascii="Times New Roman" w:eastAsia="Times New Roman" w:hAnsi="Times New Roman" w:cs="Times New Roman"/>
+          <w:sz w:val="24"/>
+          <w:szCs w:val="24"/>
+        </w:rPr>
+        <w:t>individuales</w:t>
+      </w:r>
+      <w:proofErr w:type="spellEnd"/>
+      <w:r>
+        <w:rPr>
+          <w:rFonts w:ascii="Times New Roman" w:eastAsia="Times New Roman" w:hAnsi="Times New Roman" w:cs="Times New Roman"/>
+          <w:sz w:val="24"/>
+          <w:szCs w:val="24"/>
+        </w:rPr>
+        <w:t>.</w:t>
       </w:r>
     </w:p>
     <w:p>
       <w:pPr>
         <w:numPr>
           <w:ilvl w:val="0"/>
-          <w:numId w:val="2"/>
+          <w:numId w:val="7"/>
         </w:numPr>
         <w:spacing w:before="100" w:beforeAutospacing="1" w:after="100" w:afterAutospacing="1" w:line="240" w:lineRule="auto"/>
         <w:rPr>
           <w:rFonts w:ascii="Times New Roman" w:eastAsia="Times New Roman" w:hAnsi="Times New Roman" w:cs="Times New Roman"/>
           <w:sz w:val="24"/>
           <w:szCs w:val="24"/>
-        </w:rPr>
-      </w:pPr>
-      <w:r>
-        <w:rPr>
-          <w:rFonts w:ascii="Times New Roman" w:eastAsia="Times New Roman" w:hAnsi="Times New Roman" w:cs="Times New Roman"/>
-          <w:b/>
-          <w:bCs/>
-          <w:sz w:val="24"/>
-          <w:szCs w:val="24"/>
-        </w:rPr>
-        <w:t>Gestión de UI Global:</w:t>
-      </w:r>
-      <w:r>
-        <w:rPr>
-          <w:rFonts w:ascii="Times New Roman" w:eastAsia="Times New Roman" w:hAnsi="Times New Roman" w:cs="Times New Roman"/>
-          <w:sz w:val="24"/>
-          <w:szCs w:val="24"/>
-        </w:rPr>
-        <w:t xml:space="preserve"> El Layout contiene un único bloque de JavaScript al final del archivo que escucha los eventos de Livewire 3 y controla Bootstrap.</w:t>
+          <w:lang w:val="es-VE"/>
+        </w:rPr>
+      </w:pPr>
+      <w:r>
+        <w:rPr>
+          <w:rFonts w:ascii="Times New Roman" w:eastAsia="Times New Roman" w:hAnsi="Times New Roman" w:cs="Times New Roman"/>
+          <w:b/>
+          <w:bCs/>
+          <w:sz w:val="24"/>
+          <w:szCs w:val="24"/>
+          <w:lang w:val="es-VE"/>
+        </w:rPr>
+        <w:t xml:space="preserve">Protección </w:t>
+      </w:r>
+      <w:proofErr w:type="spellStart"/>
+      <w:r>
+        <w:rPr>
+          <w:rFonts w:ascii="Times New Roman" w:eastAsia="Times New Roman" w:hAnsi="Times New Roman" w:cs="Times New Roman"/>
+          <w:b/>
+          <w:bCs/>
+          <w:sz w:val="24"/>
+          <w:szCs w:val="24"/>
+          <w:lang w:val="es-VE"/>
+        </w:rPr>
+        <w:t>Backend</w:t>
+      </w:r>
+      <w:proofErr w:type="spellEnd"/>
+      <w:r>
+        <w:rPr>
+          <w:rFonts w:ascii="Times New Roman" w:eastAsia="Times New Roman" w:hAnsi="Times New Roman" w:cs="Times New Roman"/>
+          <w:b/>
+          <w:bCs/>
+          <w:sz w:val="24"/>
+          <w:szCs w:val="24"/>
+          <w:lang w:val="es-VE"/>
+        </w:rPr>
+        <w:t xml:space="preserve"> (</w:t>
+      </w:r>
+      <w:proofErr w:type="spellStart"/>
+      <w:r>
+        <w:rPr>
+          <w:rFonts w:ascii="Times New Roman" w:eastAsia="Times New Roman" w:hAnsi="Times New Roman" w:cs="Times New Roman"/>
+          <w:b/>
+          <w:bCs/>
+          <w:sz w:val="24"/>
+          <w:szCs w:val="24"/>
+          <w:lang w:val="es-VE"/>
+        </w:rPr>
+        <w:t>Livewire</w:t>
+      </w:r>
+      <w:proofErr w:type="spellEnd"/>
+      <w:r>
+        <w:rPr>
+          <w:rFonts w:ascii="Times New Roman" w:eastAsia="Times New Roman" w:hAnsi="Times New Roman" w:cs="Times New Roman"/>
+          <w:b/>
+          <w:bCs/>
+          <w:sz w:val="24"/>
+          <w:szCs w:val="24"/>
+          <w:lang w:val="es-VE"/>
+        </w:rPr>
+        <w:t>):</w:t>
+      </w:r>
+      <w:r>
+        <w:rPr>
+          <w:rFonts w:ascii="Times New Roman" w:eastAsia="Times New Roman" w:hAnsi="Times New Roman" w:cs="Times New Roman"/>
+          <w:sz w:val="24"/>
+          <w:szCs w:val="24"/>
+          <w:lang w:val="es-VE"/>
+        </w:rPr>
+        <w:t xml:space="preserve"> Todo método que altere datos o muestre información sensible DEBE estar protegido usando la fachada </w:t>
+      </w:r>
+      <w:proofErr w:type="spellStart"/>
+      <w:r>
+        <w:rPr>
+          <w:rFonts w:ascii="Courier New" w:eastAsia="Times New Roman" w:hAnsi="Courier New" w:cs="Courier New"/>
+          <w:sz w:val="20"/>
+          <w:szCs w:val="20"/>
+          <w:lang w:val="es-VE"/>
+        </w:rPr>
+        <w:t>Gate</w:t>
+      </w:r>
+      <w:proofErr w:type="spellEnd"/>
+      <w:r>
+        <w:rPr>
+          <w:rFonts w:ascii="Times New Roman" w:eastAsia="Times New Roman" w:hAnsi="Times New Roman" w:cs="Times New Roman"/>
+          <w:sz w:val="24"/>
+          <w:szCs w:val="24"/>
+          <w:lang w:val="es-VE"/>
+        </w:rPr>
+        <w:t xml:space="preserve"> (para evitar falsos errores en VS </w:t>
+      </w:r>
+      <w:proofErr w:type="spellStart"/>
+      <w:r>
+        <w:rPr>
+          <w:rFonts w:ascii="Times New Roman" w:eastAsia="Times New Roman" w:hAnsi="Times New Roman" w:cs="Times New Roman"/>
+          <w:sz w:val="24"/>
+          <w:szCs w:val="24"/>
+          <w:lang w:val="es-VE"/>
+        </w:rPr>
+        <w:t>Code</w:t>
+      </w:r>
+      <w:proofErr w:type="spellEnd"/>
+      <w:r>
+        <w:rPr>
+          <w:rFonts w:ascii="Times New Roman" w:eastAsia="Times New Roman" w:hAnsi="Times New Roman" w:cs="Times New Roman"/>
+          <w:sz w:val="24"/>
+          <w:szCs w:val="24"/>
+          <w:lang w:val="es-VE"/>
+        </w:rPr>
+        <w:t>):</w:t>
       </w:r>
     </w:p>
     <w:p>
       <w:pPr>
+        <w:spacing w:beforeAutospacing="1" w:after="0" w:afterAutospacing="1" w:line="240" w:lineRule="auto"/>
+        <w:ind w:left="720"/>
+        <w:rPr>
+          <w:rFonts w:ascii="Times New Roman" w:eastAsia="Times New Roman" w:hAnsi="Times New Roman" w:cs="Times New Roman"/>
+          <w:sz w:val="24"/>
+          <w:szCs w:val="24"/>
+        </w:rPr>
+      </w:pPr>
+      <w:r>
+        <w:rPr>
+          <w:rFonts w:ascii="Times New Roman" w:eastAsia="Times New Roman" w:hAnsi="Times New Roman" w:cs="Times New Roman"/>
+          <w:sz w:val="24"/>
+          <w:szCs w:val="24"/>
+        </w:rPr>
+        <w:t>PHP</w:t>
+      </w:r>
+    </w:p>
+    <w:p>
+      <w:pPr>
+        <w:tabs>
+          <w:tab w:val="left" w:pos="916"/>
+          <w:tab w:val="left" w:pos="1832"/>
+          <w:tab w:val="left" w:pos="2748"/>
+          <w:tab w:val="left" w:pos="3664"/>
+          <w:tab w:val="left" w:pos="4580"/>
+          <w:tab w:val="left" w:pos="5496"/>
+          <w:tab w:val="left" w:pos="6412"/>
+          <w:tab w:val="left" w:pos="7328"/>
+          <w:tab w:val="left" w:pos="8244"/>
+          <w:tab w:val="left" w:pos="9160"/>
+          <w:tab w:val="left" w:pos="10076"/>
+          <w:tab w:val="left" w:pos="10992"/>
+          <w:tab w:val="left" w:pos="11908"/>
+          <w:tab w:val="left" w:pos="12824"/>
+          <w:tab w:val="left" w:pos="13740"/>
+          <w:tab w:val="left" w:pos="14656"/>
+        </w:tabs>
+        <w:spacing w:after="0" w:line="240" w:lineRule="auto"/>
+        <w:ind w:left="720"/>
+        <w:rPr>
+          <w:rFonts w:ascii="Courier New" w:eastAsia="Times New Roman" w:hAnsi="Courier New" w:cs="Courier New"/>
+          <w:sz w:val="20"/>
+          <w:szCs w:val="20"/>
+        </w:rPr>
+      </w:pPr>
+      <w:proofErr w:type="gramStart"/>
+      <w:r>
+        <w:rPr>
+          <w:rFonts w:ascii="Courier New" w:eastAsia="Times New Roman" w:hAnsi="Courier New" w:cs="Courier New"/>
+          <w:sz w:val="20"/>
+          <w:szCs w:val="20"/>
+        </w:rPr>
+        <w:t>use</w:t>
+      </w:r>
+      <w:proofErr w:type="gramEnd"/>
+      <w:r>
+        <w:rPr>
+          <w:rFonts w:ascii="Courier New" w:eastAsia="Times New Roman" w:hAnsi="Courier New" w:cs="Courier New"/>
+          <w:sz w:val="20"/>
+          <w:szCs w:val="20"/>
+        </w:rPr>
+        <w:t xml:space="preserve"> Illuminate\Support\Facades\Gate;</w:t>
+      </w:r>
+    </w:p>
+    <w:p>
+      <w:pPr>
+        <w:tabs>
+          <w:tab w:val="left" w:pos="916"/>
+          <w:tab w:val="left" w:pos="1832"/>
+          <w:tab w:val="left" w:pos="2748"/>
+          <w:tab w:val="left" w:pos="3664"/>
+          <w:tab w:val="left" w:pos="4580"/>
+          <w:tab w:val="left" w:pos="5496"/>
+          <w:tab w:val="left" w:pos="6412"/>
+          <w:tab w:val="left" w:pos="7328"/>
+          <w:tab w:val="left" w:pos="8244"/>
+          <w:tab w:val="left" w:pos="9160"/>
+          <w:tab w:val="left" w:pos="10076"/>
+          <w:tab w:val="left" w:pos="10992"/>
+          <w:tab w:val="left" w:pos="11908"/>
+          <w:tab w:val="left" w:pos="12824"/>
+          <w:tab w:val="left" w:pos="13740"/>
+          <w:tab w:val="left" w:pos="14656"/>
+        </w:tabs>
+        <w:spacing w:after="0" w:line="240" w:lineRule="auto"/>
+        <w:ind w:left="720"/>
+        <w:rPr>
+          <w:rFonts w:ascii="Courier New" w:eastAsia="Times New Roman" w:hAnsi="Courier New" w:cs="Courier New"/>
+          <w:sz w:val="20"/>
+          <w:szCs w:val="20"/>
+          <w:lang w:val="es-VE"/>
+        </w:rPr>
+      </w:pPr>
+      <w:r>
+        <w:rPr>
+          <w:rFonts w:ascii="Courier New" w:eastAsia="Times New Roman" w:hAnsi="Courier New" w:cs="Courier New"/>
+          <w:sz w:val="20"/>
+          <w:szCs w:val="20"/>
+          <w:lang w:val="es-VE"/>
+        </w:rPr>
+        <w:lastRenderedPageBreak/>
+        <w:t>// ...</w:t>
+      </w:r>
+    </w:p>
+    <w:p>
+      <w:pPr>
+        <w:tabs>
+          <w:tab w:val="left" w:pos="916"/>
+          <w:tab w:val="left" w:pos="1832"/>
+          <w:tab w:val="left" w:pos="2748"/>
+          <w:tab w:val="left" w:pos="3664"/>
+          <w:tab w:val="left" w:pos="4580"/>
+          <w:tab w:val="left" w:pos="5496"/>
+          <w:tab w:val="left" w:pos="6412"/>
+          <w:tab w:val="left" w:pos="7328"/>
+          <w:tab w:val="left" w:pos="8244"/>
+          <w:tab w:val="left" w:pos="9160"/>
+          <w:tab w:val="left" w:pos="10076"/>
+          <w:tab w:val="left" w:pos="10992"/>
+          <w:tab w:val="left" w:pos="11908"/>
+          <w:tab w:val="left" w:pos="12824"/>
+          <w:tab w:val="left" w:pos="13740"/>
+          <w:tab w:val="left" w:pos="14656"/>
+        </w:tabs>
+        <w:spacing w:after="0" w:line="240" w:lineRule="auto"/>
+        <w:ind w:left="720"/>
+        <w:rPr>
+          <w:rFonts w:ascii="Courier New" w:eastAsia="Times New Roman" w:hAnsi="Courier New" w:cs="Courier New"/>
+          <w:sz w:val="20"/>
+          <w:szCs w:val="20"/>
+          <w:lang w:val="es-VE"/>
+        </w:rPr>
+      </w:pPr>
+      <w:proofErr w:type="spellStart"/>
+      <w:r>
+        <w:rPr>
+          <w:rFonts w:ascii="Courier New" w:eastAsia="Times New Roman" w:hAnsi="Courier New" w:cs="Courier New"/>
+          <w:sz w:val="20"/>
+          <w:szCs w:val="20"/>
+          <w:lang w:val="es-VE"/>
+        </w:rPr>
+        <w:t>abort_if</w:t>
+      </w:r>
+      <w:proofErr w:type="spellEnd"/>
+      <w:r>
+        <w:rPr>
+          <w:rFonts w:ascii="Courier New" w:eastAsia="Times New Roman" w:hAnsi="Courier New" w:cs="Courier New"/>
+          <w:sz w:val="20"/>
+          <w:szCs w:val="20"/>
+          <w:lang w:val="es-VE"/>
+        </w:rPr>
+        <w:t>(</w:t>
+      </w:r>
+      <w:proofErr w:type="spellStart"/>
+      <w:proofErr w:type="gramStart"/>
+      <w:r>
+        <w:rPr>
+          <w:rFonts w:ascii="Courier New" w:eastAsia="Times New Roman" w:hAnsi="Courier New" w:cs="Courier New"/>
+          <w:sz w:val="20"/>
+          <w:szCs w:val="20"/>
+          <w:lang w:val="es-VE"/>
+        </w:rPr>
+        <w:t>Gate</w:t>
+      </w:r>
+      <w:proofErr w:type="spellEnd"/>
+      <w:r>
+        <w:rPr>
+          <w:rFonts w:ascii="Courier New" w:eastAsia="Times New Roman" w:hAnsi="Courier New" w:cs="Courier New"/>
+          <w:sz w:val="20"/>
+          <w:szCs w:val="20"/>
+          <w:lang w:val="es-VE"/>
+        </w:rPr>
+        <w:t>::</w:t>
+      </w:r>
+      <w:proofErr w:type="spellStart"/>
+      <w:proofErr w:type="gramEnd"/>
+      <w:r>
+        <w:rPr>
+          <w:rFonts w:ascii="Courier New" w:eastAsia="Times New Roman" w:hAnsi="Courier New" w:cs="Courier New"/>
+          <w:sz w:val="20"/>
+          <w:szCs w:val="20"/>
+          <w:lang w:val="es-VE"/>
+        </w:rPr>
+        <w:t>denies</w:t>
+      </w:r>
+      <w:proofErr w:type="spellEnd"/>
+      <w:r>
+        <w:rPr>
+          <w:rFonts w:ascii="Courier New" w:eastAsia="Times New Roman" w:hAnsi="Courier New" w:cs="Courier New"/>
+          <w:sz w:val="20"/>
+          <w:szCs w:val="20"/>
+          <w:lang w:val="es-VE"/>
+        </w:rPr>
+        <w:t>('nombre-permiso'), 403, 'Mensaje de error');</w:t>
+      </w:r>
+    </w:p>
+    <w:p>
+      <w:pPr>
+        <w:numPr>
+          <w:ilvl w:val="0"/>
+          <w:numId w:val="7"/>
+        </w:numPr>
+        <w:spacing w:before="100" w:beforeAutospacing="1" w:after="100" w:afterAutospacing="1" w:line="240" w:lineRule="auto"/>
+        <w:rPr>
+          <w:rFonts w:ascii="Times New Roman" w:eastAsia="Times New Roman" w:hAnsi="Times New Roman" w:cs="Times New Roman"/>
+          <w:sz w:val="24"/>
+          <w:szCs w:val="24"/>
+        </w:rPr>
+      </w:pPr>
+      <w:r>
+        <w:rPr>
+          <w:rFonts w:ascii="Times New Roman" w:eastAsia="Times New Roman" w:hAnsi="Times New Roman" w:cs="Times New Roman"/>
+          <w:b/>
+          <w:bCs/>
+          <w:sz w:val="24"/>
+          <w:szCs w:val="24"/>
+          <w:lang w:val="es-VE"/>
+        </w:rPr>
+        <w:t xml:space="preserve">Protección </w:t>
+      </w:r>
+      <w:proofErr w:type="spellStart"/>
+      <w:r>
+        <w:rPr>
+          <w:rFonts w:ascii="Times New Roman" w:eastAsia="Times New Roman" w:hAnsi="Times New Roman" w:cs="Times New Roman"/>
+          <w:b/>
+          <w:bCs/>
+          <w:sz w:val="24"/>
+          <w:szCs w:val="24"/>
+          <w:lang w:val="es-VE"/>
+        </w:rPr>
+        <w:t>Frontend</w:t>
+      </w:r>
+      <w:proofErr w:type="spellEnd"/>
+      <w:r>
+        <w:rPr>
+          <w:rFonts w:ascii="Times New Roman" w:eastAsia="Times New Roman" w:hAnsi="Times New Roman" w:cs="Times New Roman"/>
+          <w:b/>
+          <w:bCs/>
+          <w:sz w:val="24"/>
+          <w:szCs w:val="24"/>
+          <w:lang w:val="es-VE"/>
+        </w:rPr>
+        <w:t xml:space="preserve"> (</w:t>
+      </w:r>
+      <w:proofErr w:type="spellStart"/>
+      <w:r>
+        <w:rPr>
+          <w:rFonts w:ascii="Times New Roman" w:eastAsia="Times New Roman" w:hAnsi="Times New Roman" w:cs="Times New Roman"/>
+          <w:b/>
+          <w:bCs/>
+          <w:sz w:val="24"/>
+          <w:szCs w:val="24"/>
+          <w:lang w:val="es-VE"/>
+        </w:rPr>
+        <w:t>Blade</w:t>
+      </w:r>
+      <w:proofErr w:type="spellEnd"/>
+      <w:r>
+        <w:rPr>
+          <w:rFonts w:ascii="Times New Roman" w:eastAsia="Times New Roman" w:hAnsi="Times New Roman" w:cs="Times New Roman"/>
+          <w:b/>
+          <w:bCs/>
+          <w:sz w:val="24"/>
+          <w:szCs w:val="24"/>
+          <w:lang w:val="es-VE"/>
+        </w:rPr>
+        <w:t>):</w:t>
+      </w:r>
+      <w:r>
+        <w:rPr>
+          <w:rFonts w:ascii="Times New Roman" w:eastAsia="Times New Roman" w:hAnsi="Times New Roman" w:cs="Times New Roman"/>
+          <w:sz w:val="24"/>
+          <w:szCs w:val="24"/>
+          <w:lang w:val="es-VE"/>
+        </w:rPr>
+        <w:t xml:space="preserve"> Los botones y enlaces del menú deben ocultarse a los usuarios sin privilegios usando la directiva </w:t>
+      </w:r>
+      <w:r>
+        <w:rPr>
+          <w:rFonts w:ascii="Courier New" w:eastAsia="Times New Roman" w:hAnsi="Courier New" w:cs="Courier New"/>
+          <w:sz w:val="20"/>
+          <w:szCs w:val="20"/>
+          <w:lang w:val="es-VE"/>
+        </w:rPr>
+        <w:t xml:space="preserve">@can('nombre-permiso') ... </w:t>
+      </w:r>
+      <w:r>
+        <w:rPr>
+          <w:rFonts w:ascii="Courier New" w:eastAsia="Times New Roman" w:hAnsi="Courier New" w:cs="Courier New"/>
+          <w:sz w:val="20"/>
+          <w:szCs w:val="20"/>
+        </w:rPr>
+        <w:t>@</w:t>
+      </w:r>
+      <w:proofErr w:type="spellStart"/>
+      <w:r>
+        <w:rPr>
+          <w:rFonts w:ascii="Courier New" w:eastAsia="Times New Roman" w:hAnsi="Courier New" w:cs="Courier New"/>
+          <w:sz w:val="20"/>
+          <w:szCs w:val="20"/>
+        </w:rPr>
+        <w:t>endcan</w:t>
+      </w:r>
+      <w:proofErr w:type="spellEnd"/>
+      <w:r>
+        <w:rPr>
+          <w:rFonts w:ascii="Times New Roman" w:eastAsia="Times New Roman" w:hAnsi="Times New Roman" w:cs="Times New Roman"/>
+          <w:sz w:val="24"/>
+          <w:szCs w:val="24"/>
+        </w:rPr>
+        <w:t>.</w:t>
+      </w:r>
+    </w:p>
+    <w:p>
+      <w:pPr>
+        <w:spacing w:before="100" w:beforeAutospacing="1" w:after="100" w:afterAutospacing="1" w:line="240" w:lineRule="auto"/>
+        <w:outlineLvl w:val="1"/>
+        <w:rPr>
+          <w:rFonts w:ascii="Times New Roman" w:eastAsia="Times New Roman" w:hAnsi="Times New Roman" w:cs="Times New Roman"/>
+          <w:b/>
+          <w:bCs/>
+          <w:sz w:val="36"/>
+          <w:szCs w:val="36"/>
+          <w:lang w:val="es-VE"/>
+        </w:rPr>
+      </w:pPr>
+      <w:r>
+        <w:rPr>
+          <w:rFonts w:ascii="Times New Roman" w:eastAsia="Times New Roman" w:hAnsi="Times New Roman" w:cs="Times New Roman"/>
+          <w:b/>
+          <w:bCs/>
+          <w:sz w:val="36"/>
+          <w:szCs w:val="36"/>
+          <w:lang w:val="es-VE"/>
+        </w:rPr>
+        <w:t>4. Estándar de Desarrollo CRUD (El "Nuevo Molde" V2.1)</w:t>
+      </w:r>
+    </w:p>
+    <w:p>
+      <w:pPr>
+        <w:spacing w:before="100" w:beforeAutospacing="1" w:after="100" w:afterAutospacing="1" w:line="240" w:lineRule="auto"/>
+        <w:rPr>
+          <w:rFonts w:ascii="Times New Roman" w:eastAsia="Times New Roman" w:hAnsi="Times New Roman" w:cs="Times New Roman"/>
+          <w:sz w:val="24"/>
+          <w:szCs w:val="24"/>
+          <w:lang w:val="es-VE"/>
+        </w:rPr>
+      </w:pPr>
+      <w:r>
+        <w:rPr>
+          <w:rFonts w:ascii="Times New Roman" w:eastAsia="Times New Roman" w:hAnsi="Times New Roman" w:cs="Times New Roman"/>
+          <w:sz w:val="24"/>
+          <w:szCs w:val="24"/>
+          <w:lang w:val="es-VE"/>
+        </w:rPr>
+        <w:t>Todo nuevo catálogo o módulo debe seguir esta receta exacta:</w:t>
+      </w:r>
+    </w:p>
+    <w:p>
+      <w:pPr>
+        <w:numPr>
+          <w:ilvl w:val="0"/>
+          <w:numId w:val="8"/>
+        </w:numPr>
+        <w:spacing w:before="100" w:beforeAutospacing="1" w:after="100" w:afterAutospacing="1" w:line="240" w:lineRule="auto"/>
+        <w:rPr>
+          <w:rFonts w:ascii="Times New Roman" w:eastAsia="Times New Roman" w:hAnsi="Times New Roman" w:cs="Times New Roman"/>
+          <w:sz w:val="24"/>
+          <w:szCs w:val="24"/>
+          <w:lang w:val="es-VE"/>
+        </w:rPr>
+      </w:pPr>
+      <w:r>
+        <w:rPr>
+          <w:rFonts w:ascii="Times New Roman" w:eastAsia="Times New Roman" w:hAnsi="Times New Roman" w:cs="Times New Roman"/>
+          <w:b/>
+          <w:bCs/>
+          <w:sz w:val="24"/>
+          <w:szCs w:val="24"/>
+          <w:lang w:val="es-VE"/>
+        </w:rPr>
+        <w:t>Base de Datos:</w:t>
+      </w:r>
+      <w:r>
+        <w:rPr>
+          <w:rFonts w:ascii="Times New Roman" w:eastAsia="Times New Roman" w:hAnsi="Times New Roman" w:cs="Times New Roman"/>
+          <w:sz w:val="24"/>
+          <w:szCs w:val="24"/>
+          <w:lang w:val="es-VE"/>
+        </w:rPr>
+        <w:t xml:space="preserve"> </w:t>
+      </w:r>
+      <w:proofErr w:type="spellStart"/>
+      <w:r>
+        <w:rPr>
+          <w:rFonts w:ascii="Courier New" w:eastAsia="Times New Roman" w:hAnsi="Courier New" w:cs="Courier New"/>
+          <w:sz w:val="20"/>
+          <w:szCs w:val="20"/>
+          <w:lang w:val="es-VE"/>
+        </w:rPr>
+        <w:t>php</w:t>
+      </w:r>
+      <w:proofErr w:type="spellEnd"/>
+      <w:r>
+        <w:rPr>
+          <w:rFonts w:ascii="Courier New" w:eastAsia="Times New Roman" w:hAnsi="Courier New" w:cs="Courier New"/>
+          <w:sz w:val="20"/>
+          <w:szCs w:val="20"/>
+          <w:lang w:val="es-VE"/>
+        </w:rPr>
+        <w:t xml:space="preserve"> </w:t>
+      </w:r>
+      <w:proofErr w:type="spellStart"/>
+      <w:r>
+        <w:rPr>
+          <w:rFonts w:ascii="Courier New" w:eastAsia="Times New Roman" w:hAnsi="Courier New" w:cs="Courier New"/>
+          <w:sz w:val="20"/>
+          <w:szCs w:val="20"/>
+          <w:lang w:val="es-VE"/>
+        </w:rPr>
+        <w:t>artisan</w:t>
+      </w:r>
+      <w:proofErr w:type="spellEnd"/>
+      <w:r>
+        <w:rPr>
+          <w:rFonts w:ascii="Courier New" w:eastAsia="Times New Roman" w:hAnsi="Courier New" w:cs="Courier New"/>
+          <w:sz w:val="20"/>
+          <w:szCs w:val="20"/>
+          <w:lang w:val="es-VE"/>
+        </w:rPr>
+        <w:t xml:space="preserve"> </w:t>
+      </w:r>
+      <w:proofErr w:type="spellStart"/>
+      <w:proofErr w:type="gramStart"/>
+      <w:r>
+        <w:rPr>
+          <w:rFonts w:ascii="Courier New" w:eastAsia="Times New Roman" w:hAnsi="Courier New" w:cs="Courier New"/>
+          <w:sz w:val="20"/>
+          <w:szCs w:val="20"/>
+          <w:lang w:val="es-VE"/>
+        </w:rPr>
+        <w:t>make:model</w:t>
+      </w:r>
+      <w:proofErr w:type="spellEnd"/>
+      <w:proofErr w:type="gramEnd"/>
+      <w:r>
+        <w:rPr>
+          <w:rFonts w:ascii="Courier New" w:eastAsia="Times New Roman" w:hAnsi="Courier New" w:cs="Courier New"/>
+          <w:sz w:val="20"/>
+          <w:szCs w:val="20"/>
+          <w:lang w:val="es-VE"/>
+        </w:rPr>
+        <w:t xml:space="preserve"> Nombre -m</w:t>
+      </w:r>
+      <w:r>
+        <w:rPr>
+          <w:rFonts w:ascii="Times New Roman" w:eastAsia="Times New Roman" w:hAnsi="Times New Roman" w:cs="Times New Roman"/>
+          <w:sz w:val="24"/>
+          <w:szCs w:val="24"/>
+          <w:lang w:val="es-VE"/>
+        </w:rPr>
+        <w:t xml:space="preserve">. (Campos booleanos por defecto y </w:t>
+      </w:r>
+      <w:r>
+        <w:rPr>
+          <w:rFonts w:ascii="Courier New" w:eastAsia="Times New Roman" w:hAnsi="Courier New" w:cs="Courier New"/>
+          <w:sz w:val="20"/>
+          <w:szCs w:val="20"/>
+          <w:lang w:val="es-VE"/>
+        </w:rPr>
+        <w:t>$</w:t>
+      </w:r>
+      <w:proofErr w:type="spellStart"/>
+      <w:r>
+        <w:rPr>
+          <w:rFonts w:ascii="Courier New" w:eastAsia="Times New Roman" w:hAnsi="Courier New" w:cs="Courier New"/>
+          <w:sz w:val="20"/>
+          <w:szCs w:val="20"/>
+          <w:lang w:val="es-VE"/>
+        </w:rPr>
+        <w:t>fillable</w:t>
+      </w:r>
+      <w:proofErr w:type="spellEnd"/>
+      <w:r>
+        <w:rPr>
+          <w:rFonts w:ascii="Times New Roman" w:eastAsia="Times New Roman" w:hAnsi="Times New Roman" w:cs="Times New Roman"/>
+          <w:sz w:val="24"/>
+          <w:szCs w:val="24"/>
+          <w:lang w:val="es-VE"/>
+        </w:rPr>
+        <w:t xml:space="preserve"> configurado).</w:t>
+      </w:r>
+    </w:p>
+    <w:p>
+      <w:pPr>
+        <w:numPr>
+          <w:ilvl w:val="0"/>
+          <w:numId w:val="8"/>
+        </w:numPr>
+        <w:spacing w:before="100" w:beforeAutospacing="1" w:after="100" w:afterAutospacing="1" w:line="240" w:lineRule="auto"/>
+        <w:rPr>
+          <w:rFonts w:ascii="Times New Roman" w:eastAsia="Times New Roman" w:hAnsi="Times New Roman" w:cs="Times New Roman"/>
+          <w:sz w:val="24"/>
+          <w:szCs w:val="24"/>
+        </w:rPr>
+      </w:pPr>
+      <w:proofErr w:type="spellStart"/>
+      <w:r>
+        <w:rPr>
+          <w:rFonts w:ascii="Times New Roman" w:eastAsia="Times New Roman" w:hAnsi="Times New Roman" w:cs="Times New Roman"/>
+          <w:b/>
+          <w:bCs/>
+          <w:sz w:val="24"/>
+          <w:szCs w:val="24"/>
+        </w:rPr>
+        <w:t>Componente</w:t>
+      </w:r>
+      <w:proofErr w:type="spellEnd"/>
+      <w:r>
+        <w:rPr>
+          <w:rFonts w:ascii="Times New Roman" w:eastAsia="Times New Roman" w:hAnsi="Times New Roman" w:cs="Times New Roman"/>
+          <w:b/>
+          <w:bCs/>
+          <w:sz w:val="24"/>
+          <w:szCs w:val="24"/>
+        </w:rPr>
+        <w:t xml:space="preserve"> Livewire:</w:t>
+      </w:r>
+      <w:r>
+        <w:rPr>
+          <w:rFonts w:ascii="Times New Roman" w:eastAsia="Times New Roman" w:hAnsi="Times New Roman" w:cs="Times New Roman"/>
+          <w:sz w:val="24"/>
+          <w:szCs w:val="24"/>
+        </w:rPr>
+        <w:t xml:space="preserve"> </w:t>
+      </w:r>
+      <w:proofErr w:type="spellStart"/>
+      <w:r>
+        <w:rPr>
+          <w:rFonts w:ascii="Courier New" w:eastAsia="Times New Roman" w:hAnsi="Courier New" w:cs="Courier New"/>
+          <w:sz w:val="20"/>
+          <w:szCs w:val="20"/>
+        </w:rPr>
+        <w:t>php</w:t>
+      </w:r>
+      <w:proofErr w:type="spellEnd"/>
+      <w:r>
+        <w:rPr>
+          <w:rFonts w:ascii="Courier New" w:eastAsia="Times New Roman" w:hAnsi="Courier New" w:cs="Courier New"/>
+          <w:sz w:val="20"/>
+          <w:szCs w:val="20"/>
+        </w:rPr>
+        <w:t xml:space="preserve"> artisan </w:t>
+      </w:r>
+      <w:proofErr w:type="spellStart"/>
+      <w:r>
+        <w:rPr>
+          <w:rFonts w:ascii="Courier New" w:eastAsia="Times New Roman" w:hAnsi="Courier New" w:cs="Courier New"/>
+          <w:sz w:val="20"/>
+          <w:szCs w:val="20"/>
+        </w:rPr>
+        <w:t>make</w:t>
+      </w:r>
+      <w:proofErr w:type="gramStart"/>
+      <w:r>
+        <w:rPr>
+          <w:rFonts w:ascii="Courier New" w:eastAsia="Times New Roman" w:hAnsi="Courier New" w:cs="Courier New"/>
+          <w:sz w:val="20"/>
+          <w:szCs w:val="20"/>
+        </w:rPr>
+        <w:t>:livewire</w:t>
+      </w:r>
+      <w:proofErr w:type="spellEnd"/>
+      <w:proofErr w:type="gramEnd"/>
+      <w:r>
+        <w:rPr>
+          <w:rFonts w:ascii="Courier New" w:eastAsia="Times New Roman" w:hAnsi="Courier New" w:cs="Courier New"/>
+          <w:sz w:val="20"/>
+          <w:szCs w:val="20"/>
+        </w:rPr>
+        <w:t xml:space="preserve"> </w:t>
+      </w:r>
+      <w:proofErr w:type="spellStart"/>
+      <w:r>
+        <w:rPr>
+          <w:rFonts w:ascii="Courier New" w:eastAsia="Times New Roman" w:hAnsi="Courier New" w:cs="Courier New"/>
+          <w:sz w:val="20"/>
+          <w:szCs w:val="20"/>
+        </w:rPr>
+        <w:t>Carpeta</w:t>
+      </w:r>
+      <w:proofErr w:type="spellEnd"/>
+      <w:r>
+        <w:rPr>
+          <w:rFonts w:ascii="Courier New" w:eastAsia="Times New Roman" w:hAnsi="Courier New" w:cs="Courier New"/>
+          <w:sz w:val="20"/>
+          <w:szCs w:val="20"/>
+        </w:rPr>
+        <w:t>\\</w:t>
+      </w:r>
+      <w:proofErr w:type="spellStart"/>
+      <w:r>
+        <w:rPr>
+          <w:rFonts w:ascii="Courier New" w:eastAsia="Times New Roman" w:hAnsi="Courier New" w:cs="Courier New"/>
+          <w:sz w:val="20"/>
+          <w:szCs w:val="20"/>
+        </w:rPr>
+        <w:t>Componente</w:t>
+      </w:r>
+      <w:proofErr w:type="spellEnd"/>
+      <w:r>
+        <w:rPr>
+          <w:rFonts w:ascii="Times New Roman" w:eastAsia="Times New Roman" w:hAnsi="Times New Roman" w:cs="Times New Roman"/>
+          <w:sz w:val="24"/>
+          <w:szCs w:val="24"/>
+        </w:rPr>
+        <w:t>.</w:t>
+      </w:r>
+    </w:p>
+    <w:p>
+      <w:pPr>
+        <w:numPr>
+          <w:ilvl w:val="0"/>
+          <w:numId w:val="8"/>
+        </w:numPr>
+        <w:spacing w:before="100" w:beforeAutospacing="1" w:after="100" w:afterAutospacing="1" w:line="240" w:lineRule="auto"/>
+        <w:rPr>
+          <w:rFonts w:ascii="Times New Roman" w:eastAsia="Times New Roman" w:hAnsi="Times New Roman" w:cs="Times New Roman"/>
+          <w:sz w:val="24"/>
+          <w:szCs w:val="24"/>
+        </w:rPr>
+      </w:pPr>
+      <w:proofErr w:type="spellStart"/>
+      <w:r>
+        <w:rPr>
+          <w:rFonts w:ascii="Times New Roman" w:eastAsia="Times New Roman" w:hAnsi="Times New Roman" w:cs="Times New Roman"/>
+          <w:b/>
+          <w:bCs/>
+          <w:sz w:val="24"/>
+          <w:szCs w:val="24"/>
+        </w:rPr>
+        <w:t>Lógica</w:t>
+      </w:r>
+      <w:proofErr w:type="spellEnd"/>
+      <w:r>
+        <w:rPr>
+          <w:rFonts w:ascii="Times New Roman" w:eastAsia="Times New Roman" w:hAnsi="Times New Roman" w:cs="Times New Roman"/>
+          <w:b/>
+          <w:bCs/>
+          <w:sz w:val="24"/>
+          <w:szCs w:val="24"/>
+        </w:rPr>
+        <w:t xml:space="preserve"> PHP (</w:t>
+      </w:r>
+      <w:proofErr w:type="spellStart"/>
+      <w:r>
+        <w:rPr>
+          <w:rFonts w:ascii="Times New Roman" w:eastAsia="Times New Roman" w:hAnsi="Times New Roman" w:cs="Times New Roman"/>
+          <w:b/>
+          <w:bCs/>
+          <w:sz w:val="24"/>
+          <w:szCs w:val="24"/>
+        </w:rPr>
+        <w:t>Clase</w:t>
+      </w:r>
+      <w:proofErr w:type="spellEnd"/>
+      <w:r>
+        <w:rPr>
+          <w:rFonts w:ascii="Times New Roman" w:eastAsia="Times New Roman" w:hAnsi="Times New Roman" w:cs="Times New Roman"/>
+          <w:b/>
+          <w:bCs/>
+          <w:sz w:val="24"/>
+          <w:szCs w:val="24"/>
+        </w:rPr>
+        <w:t>):</w:t>
+      </w:r>
+    </w:p>
+    <w:p>
+      <w:pPr>
         <w:numPr>
           <w:ilvl w:val="1"/>
-          <w:numId w:val="2"/>
+          <w:numId w:val="8"/>
         </w:numPr>
         <w:spacing w:before="100" w:beforeAutospacing="1" w:after="100" w:afterAutospacing="1" w:line="240" w:lineRule="auto"/>
         <w:rPr>
           <w:rFonts w:ascii="Times New Roman" w:eastAsia="Times New Roman" w:hAnsi="Times New Roman" w:cs="Times New Roman"/>
           <w:sz w:val="24"/>
           <w:szCs w:val="24"/>
-        </w:rPr>
-      </w:pPr>
-      <w:r>
-        <w:rPr>
-          <w:rFonts w:ascii="Courier New" w:eastAsia="Times New Roman" w:hAnsi="Courier New" w:cs="Courier New"/>
-          <w:sz w:val="20"/>
-          <w:szCs w:val="20"/>
-        </w:rPr>
-        <w:t>Livewire.on('abrir-modal')</w:t>
-      </w:r>
-      <w:r>
-        <w:rPr>
-          <w:rFonts w:ascii="Times New Roman" w:eastAsia="Times New Roman" w:hAnsi="Times New Roman" w:cs="Times New Roman"/>
-          <w:sz w:val="24"/>
-          <w:szCs w:val="24"/>
-        </w:rPr>
-        <w:t>: Abre cualquier modal pasando su ID.</w:t>
+          <w:lang w:val="es-VE"/>
+        </w:rPr>
+      </w:pPr>
+      <w:r>
+        <w:rPr>
+          <w:rFonts w:ascii="Times New Roman" w:eastAsia="Times New Roman" w:hAnsi="Times New Roman" w:cs="Times New Roman"/>
+          <w:b/>
+          <w:bCs/>
+          <w:sz w:val="24"/>
+          <w:szCs w:val="24"/>
+          <w:lang w:val="es-VE"/>
+        </w:rPr>
+        <w:t>Paginación y Búsqueda:</w:t>
+      </w:r>
+      <w:r>
+        <w:rPr>
+          <w:rFonts w:ascii="Times New Roman" w:eastAsia="Times New Roman" w:hAnsi="Times New Roman" w:cs="Times New Roman"/>
+          <w:sz w:val="24"/>
+          <w:szCs w:val="24"/>
+          <w:lang w:val="es-VE"/>
+        </w:rPr>
+        <w:t xml:space="preserve"> Implementar </w:t>
+      </w:r>
+      <w:r>
+        <w:rPr>
+          <w:rFonts w:ascii="Courier New" w:eastAsia="Times New Roman" w:hAnsi="Courier New" w:cs="Courier New"/>
+          <w:sz w:val="20"/>
+          <w:szCs w:val="20"/>
+          <w:lang w:val="es-VE"/>
+        </w:rPr>
+        <w:t>$</w:t>
+      </w:r>
+      <w:proofErr w:type="spellStart"/>
+      <w:r>
+        <w:rPr>
+          <w:rFonts w:ascii="Courier New" w:eastAsia="Times New Roman" w:hAnsi="Courier New" w:cs="Courier New"/>
+          <w:sz w:val="20"/>
+          <w:szCs w:val="20"/>
+          <w:lang w:val="es-VE"/>
+        </w:rPr>
+        <w:t>search</w:t>
+      </w:r>
+      <w:proofErr w:type="spellEnd"/>
+      <w:r>
+        <w:rPr>
+          <w:rFonts w:ascii="Times New Roman" w:eastAsia="Times New Roman" w:hAnsi="Times New Roman" w:cs="Times New Roman"/>
+          <w:sz w:val="24"/>
+          <w:szCs w:val="24"/>
+          <w:lang w:val="es-VE"/>
+        </w:rPr>
+        <w:t xml:space="preserve">, </w:t>
+      </w:r>
+      <w:r>
+        <w:rPr>
+          <w:rFonts w:ascii="Courier New" w:eastAsia="Times New Roman" w:hAnsi="Courier New" w:cs="Courier New"/>
+          <w:sz w:val="20"/>
+          <w:szCs w:val="20"/>
+          <w:lang w:val="es-VE"/>
+        </w:rPr>
+        <w:t>$</w:t>
+      </w:r>
+      <w:proofErr w:type="spellStart"/>
+      <w:r>
+        <w:rPr>
+          <w:rFonts w:ascii="Courier New" w:eastAsia="Times New Roman" w:hAnsi="Courier New" w:cs="Courier New"/>
+          <w:sz w:val="20"/>
+          <w:szCs w:val="20"/>
+          <w:lang w:val="es-VE"/>
+        </w:rPr>
+        <w:t>sortField</w:t>
+      </w:r>
+      <w:proofErr w:type="spellEnd"/>
+      <w:r>
+        <w:rPr>
+          <w:rFonts w:ascii="Times New Roman" w:eastAsia="Times New Roman" w:hAnsi="Times New Roman" w:cs="Times New Roman"/>
+          <w:sz w:val="24"/>
+          <w:szCs w:val="24"/>
+          <w:lang w:val="es-VE"/>
+        </w:rPr>
+        <w:t xml:space="preserve"> y </w:t>
+      </w:r>
+      <w:r>
+        <w:rPr>
+          <w:rFonts w:ascii="Courier New" w:eastAsia="Times New Roman" w:hAnsi="Courier New" w:cs="Courier New"/>
+          <w:sz w:val="20"/>
+          <w:szCs w:val="20"/>
+          <w:lang w:val="es-VE"/>
+        </w:rPr>
+        <w:t>$</w:t>
+      </w:r>
+      <w:proofErr w:type="spellStart"/>
+      <w:r>
+        <w:rPr>
+          <w:rFonts w:ascii="Courier New" w:eastAsia="Times New Roman" w:hAnsi="Courier New" w:cs="Courier New"/>
+          <w:sz w:val="20"/>
+          <w:szCs w:val="20"/>
+          <w:lang w:val="es-VE"/>
+        </w:rPr>
+        <w:t>sortAsc</w:t>
+      </w:r>
+      <w:proofErr w:type="spellEnd"/>
+      <w:r>
+        <w:rPr>
+          <w:rFonts w:ascii="Times New Roman" w:eastAsia="Times New Roman" w:hAnsi="Times New Roman" w:cs="Times New Roman"/>
+          <w:sz w:val="24"/>
+          <w:szCs w:val="24"/>
+          <w:lang w:val="es-VE"/>
+        </w:rPr>
+        <w:t>.</w:t>
       </w:r>
     </w:p>
     <w:p>
       <w:pPr>
         <w:numPr>
           <w:ilvl w:val="1"/>
-          <w:numId w:val="2"/>
+          <w:numId w:val="8"/>
         </w:numPr>
         <w:spacing w:before="100" w:beforeAutospacing="1" w:after="100" w:afterAutospacing="1" w:line="240" w:lineRule="auto"/>
         <w:rPr>
           <w:rFonts w:ascii="Times New Roman" w:eastAsia="Times New Roman" w:hAnsi="Times New Roman" w:cs="Times New Roman"/>
           <w:sz w:val="24"/>
           <w:szCs w:val="24"/>
-        </w:rPr>
-      </w:pPr>
-      <w:r>
-        <w:rPr>
-          <w:rFonts w:ascii="Courier New" w:eastAsia="Times New Roman" w:hAnsi="Courier New" w:cs="Courier New"/>
-          <w:sz w:val="20"/>
-          <w:szCs w:val="20"/>
-        </w:rPr>
-        <w:t>Livewire.on('cerrar-modal')</w:t>
-      </w:r>
-      <w:r>
-        <w:rPr>
-          <w:rFonts w:ascii="Times New Roman" w:eastAsia="Times New Roman" w:hAnsi="Times New Roman" w:cs="Times New Roman"/>
-          <w:sz w:val="24"/>
-          <w:szCs w:val="24"/>
-        </w:rPr>
-        <w:t>: Cierra cualquier modal pasando su ID.</w:t>
+          <w:lang w:val="es-VE"/>
+        </w:rPr>
+      </w:pPr>
+      <w:proofErr w:type="spellStart"/>
+      <w:r>
+        <w:rPr>
+          <w:rFonts w:ascii="Times New Roman" w:eastAsia="Times New Roman" w:hAnsi="Times New Roman" w:cs="Times New Roman"/>
+          <w:b/>
+          <w:bCs/>
+          <w:sz w:val="24"/>
+          <w:szCs w:val="24"/>
+          <w:lang w:val="es-VE"/>
+        </w:rPr>
+        <w:t>Reset</w:t>
+      </w:r>
+      <w:proofErr w:type="spellEnd"/>
+      <w:r>
+        <w:rPr>
+          <w:rFonts w:ascii="Times New Roman" w:eastAsia="Times New Roman" w:hAnsi="Times New Roman" w:cs="Times New Roman"/>
+          <w:b/>
+          <w:bCs/>
+          <w:sz w:val="24"/>
+          <w:szCs w:val="24"/>
+          <w:lang w:val="es-VE"/>
+        </w:rPr>
+        <w:t xml:space="preserve"> de Paginación:</w:t>
+      </w:r>
+      <w:r>
+        <w:rPr>
+          <w:rFonts w:ascii="Times New Roman" w:eastAsia="Times New Roman" w:hAnsi="Times New Roman" w:cs="Times New Roman"/>
+          <w:sz w:val="24"/>
+          <w:szCs w:val="24"/>
+          <w:lang w:val="es-VE"/>
+        </w:rPr>
+        <w:t xml:space="preserve"> Incluir el método </w:t>
+      </w:r>
+      <w:proofErr w:type="spellStart"/>
+      <w:proofErr w:type="gramStart"/>
+      <w:r>
+        <w:rPr>
+          <w:rFonts w:ascii="Courier New" w:eastAsia="Times New Roman" w:hAnsi="Courier New" w:cs="Courier New"/>
+          <w:sz w:val="20"/>
+          <w:szCs w:val="20"/>
+          <w:lang w:val="es-VE"/>
+        </w:rPr>
+        <w:t>updatingSearch</w:t>
+      </w:r>
+      <w:proofErr w:type="spellEnd"/>
+      <w:r>
+        <w:rPr>
+          <w:rFonts w:ascii="Courier New" w:eastAsia="Times New Roman" w:hAnsi="Courier New" w:cs="Courier New"/>
+          <w:sz w:val="20"/>
+          <w:szCs w:val="20"/>
+          <w:lang w:val="es-VE"/>
+        </w:rPr>
+        <w:t>(</w:t>
+      </w:r>
+      <w:proofErr w:type="gramEnd"/>
+      <w:r>
+        <w:rPr>
+          <w:rFonts w:ascii="Courier New" w:eastAsia="Times New Roman" w:hAnsi="Courier New" w:cs="Courier New"/>
+          <w:sz w:val="20"/>
+          <w:szCs w:val="20"/>
+          <w:lang w:val="es-VE"/>
+        </w:rPr>
+        <w:t>)</w:t>
+      </w:r>
+      <w:r>
+        <w:rPr>
+          <w:rFonts w:ascii="Times New Roman" w:eastAsia="Times New Roman" w:hAnsi="Times New Roman" w:cs="Times New Roman"/>
+          <w:sz w:val="24"/>
+          <w:szCs w:val="24"/>
+          <w:lang w:val="es-VE"/>
+        </w:rPr>
+        <w:t xml:space="preserve"> para reiniciar a la página 1 al buscar.</w:t>
       </w:r>
     </w:p>
     <w:p>
       <w:pPr>
         <w:numPr>
           <w:ilvl w:val="1"/>
-          <w:numId w:val="2"/>
+          <w:numId w:val="8"/>
         </w:numPr>
         <w:spacing w:before="100" w:beforeAutospacing="1" w:after="100" w:afterAutospacing="1" w:line="240" w:lineRule="auto"/>
         <w:rPr>
           <w:rFonts w:ascii="Times New Roman" w:eastAsia="Times New Roman" w:hAnsi="Times New Roman" w:cs="Times New Roman"/>
           <w:sz w:val="24"/>
           <w:szCs w:val="24"/>
-        </w:rPr>
-      </w:pPr>
-      <w:r>
-        <w:rPr>
-          <w:rFonts w:ascii="Courier New" w:eastAsia="Times New Roman" w:hAnsi="Courier New" w:cs="Courier New"/>
-          <w:sz w:val="20"/>
-          <w:szCs w:val="20"/>
-        </w:rPr>
-        <w:t>Livewire.on('mostrar-toast')</w:t>
-      </w:r>
-      <w:r>
-        <w:rPr>
-          <w:rFonts w:ascii="Times New Roman" w:eastAsia="Times New Roman" w:hAnsi="Times New Roman" w:cs="Times New Roman"/>
-          <w:sz w:val="24"/>
-          <w:szCs w:val="24"/>
-        </w:rPr>
-        <w:t>: Muestra notificaciones flotantes (Toasts) pasando un mensaje.</w:t>
+          <w:lang w:val="es-VE"/>
+        </w:rPr>
+      </w:pPr>
+      <w:r>
+        <w:rPr>
+          <w:rFonts w:ascii="Times New Roman" w:eastAsia="Times New Roman" w:hAnsi="Times New Roman" w:cs="Times New Roman"/>
+          <w:b/>
+          <w:bCs/>
+          <w:sz w:val="24"/>
+          <w:szCs w:val="24"/>
+          <w:lang w:val="es-VE"/>
+        </w:rPr>
+        <w:t>Ordenamiento:</w:t>
+      </w:r>
+      <w:r>
+        <w:rPr>
+          <w:rFonts w:ascii="Times New Roman" w:eastAsia="Times New Roman" w:hAnsi="Times New Roman" w:cs="Times New Roman"/>
+          <w:sz w:val="24"/>
+          <w:szCs w:val="24"/>
+          <w:lang w:val="es-VE"/>
+        </w:rPr>
+        <w:t xml:space="preserve"> Incluir el método </w:t>
+      </w:r>
+      <w:proofErr w:type="spellStart"/>
+      <w:r>
+        <w:rPr>
+          <w:rFonts w:ascii="Courier New" w:eastAsia="Times New Roman" w:hAnsi="Courier New" w:cs="Courier New"/>
+          <w:sz w:val="20"/>
+          <w:szCs w:val="20"/>
+          <w:lang w:val="es-VE"/>
+        </w:rPr>
+        <w:t>sortBy</w:t>
+      </w:r>
+      <w:proofErr w:type="spellEnd"/>
+      <w:r>
+        <w:rPr>
+          <w:rFonts w:ascii="Courier New" w:eastAsia="Times New Roman" w:hAnsi="Courier New" w:cs="Courier New"/>
+          <w:sz w:val="20"/>
+          <w:szCs w:val="20"/>
+          <w:lang w:val="es-VE"/>
+        </w:rPr>
+        <w:t>($</w:t>
+      </w:r>
+      <w:proofErr w:type="spellStart"/>
+      <w:r>
+        <w:rPr>
+          <w:rFonts w:ascii="Courier New" w:eastAsia="Times New Roman" w:hAnsi="Courier New" w:cs="Courier New"/>
+          <w:sz w:val="20"/>
+          <w:szCs w:val="20"/>
+          <w:lang w:val="es-VE"/>
+        </w:rPr>
+        <w:t>field</w:t>
+      </w:r>
+      <w:proofErr w:type="spellEnd"/>
+      <w:r>
+        <w:rPr>
+          <w:rFonts w:ascii="Courier New" w:eastAsia="Times New Roman" w:hAnsi="Courier New" w:cs="Courier New"/>
+          <w:sz w:val="20"/>
+          <w:szCs w:val="20"/>
+          <w:lang w:val="es-VE"/>
+        </w:rPr>
+        <w:t>)</w:t>
+      </w:r>
+      <w:r>
+        <w:rPr>
+          <w:rFonts w:ascii="Times New Roman" w:eastAsia="Times New Roman" w:hAnsi="Times New Roman" w:cs="Times New Roman"/>
+          <w:sz w:val="24"/>
+          <w:szCs w:val="24"/>
+          <w:lang w:val="es-VE"/>
+        </w:rPr>
+        <w:t>.</w:t>
       </w:r>
     </w:p>
     <w:p>
       <w:pPr>
+        <w:numPr>
+          <w:ilvl w:val="1"/>
+          <w:numId w:val="8"/>
+        </w:numPr>
         <w:spacing w:before="100" w:beforeAutospacing="1" w:after="100" w:afterAutospacing="1" w:line="240" w:lineRule="auto"/>
-        <w:outlineLvl w:val="1"/>
-        <w:rPr>
-          <w:rFonts w:ascii="Times New Roman" w:eastAsia="Times New Roman" w:hAnsi="Times New Roman" w:cs="Times New Roman"/>
-          <w:b/>
-          <w:bCs/>
-          <w:sz w:val="36"/>
-          <w:szCs w:val="36"/>
-        </w:rPr>
-      </w:pPr>
-      <w:r>
-        <w:rPr>
-          <w:rFonts w:ascii="Times New Roman" w:eastAsia="Times New Roman" w:hAnsi="Times New Roman" w:cs="Times New Roman"/>
-          <w:b/>
-          <w:bCs/>
-          <w:sz w:val="36"/>
-          <w:szCs w:val="36"/>
-        </w:rPr>
-        <w:t>3. Estándar de Desarrollo CRUD (El "Molde")</w:t>
+        <w:rPr>
+          <w:rFonts w:ascii="Times New Roman" w:eastAsia="Times New Roman" w:hAnsi="Times New Roman" w:cs="Times New Roman"/>
+          <w:sz w:val="24"/>
+          <w:szCs w:val="24"/>
+          <w:lang w:val="es-VE"/>
+        </w:rPr>
+      </w:pPr>
+      <w:proofErr w:type="spellStart"/>
+      <w:r>
+        <w:rPr>
+          <w:rFonts w:ascii="Times New Roman" w:eastAsia="Times New Roman" w:hAnsi="Times New Roman" w:cs="Times New Roman"/>
+          <w:b/>
+          <w:bCs/>
+          <w:sz w:val="24"/>
+          <w:szCs w:val="24"/>
+          <w:lang w:val="es-VE"/>
+        </w:rPr>
+        <w:t>Tipado</w:t>
+      </w:r>
+      <w:proofErr w:type="spellEnd"/>
+      <w:r>
+        <w:rPr>
+          <w:rFonts w:ascii="Times New Roman" w:eastAsia="Times New Roman" w:hAnsi="Times New Roman" w:cs="Times New Roman"/>
+          <w:b/>
+          <w:bCs/>
+          <w:sz w:val="24"/>
+          <w:szCs w:val="24"/>
+          <w:lang w:val="es-VE"/>
+        </w:rPr>
+        <w:t xml:space="preserve"> Estricto:</w:t>
+      </w:r>
+      <w:r>
+        <w:rPr>
+          <w:rFonts w:ascii="Times New Roman" w:eastAsia="Times New Roman" w:hAnsi="Times New Roman" w:cs="Times New Roman"/>
+          <w:sz w:val="24"/>
+          <w:szCs w:val="24"/>
+          <w:lang w:val="es-VE"/>
+        </w:rPr>
+        <w:t xml:space="preserve"> Castear los booleanos (</w:t>
+      </w:r>
+      <w:proofErr w:type="spellStart"/>
+      <w:r>
+        <w:rPr>
+          <w:rFonts w:ascii="Courier New" w:eastAsia="Times New Roman" w:hAnsi="Courier New" w:cs="Courier New"/>
+          <w:sz w:val="20"/>
+          <w:szCs w:val="20"/>
+          <w:lang w:val="es-VE"/>
+        </w:rPr>
+        <w:t>public</w:t>
+      </w:r>
+      <w:proofErr w:type="spellEnd"/>
+      <w:r>
+        <w:rPr>
+          <w:rFonts w:ascii="Courier New" w:eastAsia="Times New Roman" w:hAnsi="Courier New" w:cs="Courier New"/>
+          <w:sz w:val="20"/>
+          <w:szCs w:val="20"/>
+          <w:lang w:val="es-VE"/>
+        </w:rPr>
+        <w:t xml:space="preserve"> </w:t>
+      </w:r>
+      <w:proofErr w:type="spellStart"/>
+      <w:r>
+        <w:rPr>
+          <w:rFonts w:ascii="Courier New" w:eastAsia="Times New Roman" w:hAnsi="Courier New" w:cs="Courier New"/>
+          <w:sz w:val="20"/>
+          <w:szCs w:val="20"/>
+          <w:lang w:val="es-VE"/>
+        </w:rPr>
+        <w:t>bool</w:t>
+      </w:r>
+      <w:proofErr w:type="spellEnd"/>
+      <w:r>
+        <w:rPr>
+          <w:rFonts w:ascii="Courier New" w:eastAsia="Times New Roman" w:hAnsi="Courier New" w:cs="Courier New"/>
+          <w:sz w:val="20"/>
+          <w:szCs w:val="20"/>
+          <w:lang w:val="es-VE"/>
+        </w:rPr>
+        <w:t xml:space="preserve"> $activo = true;</w:t>
+      </w:r>
+      <w:r>
+        <w:rPr>
+          <w:rFonts w:ascii="Times New Roman" w:eastAsia="Times New Roman" w:hAnsi="Times New Roman" w:cs="Times New Roman"/>
+          <w:sz w:val="24"/>
+          <w:szCs w:val="24"/>
+          <w:lang w:val="es-VE"/>
+        </w:rPr>
+        <w:t>).</w:t>
       </w:r>
     </w:p>
     <w:p>
       <w:pPr>
+        <w:numPr>
+          <w:ilvl w:val="1"/>
+          <w:numId w:val="8"/>
+        </w:numPr>
         <w:spacing w:before="100" w:beforeAutospacing="1" w:after="100" w:afterAutospacing="1" w:line="240" w:lineRule="auto"/>
         <w:rPr>
           <w:rFonts w:ascii="Times New Roman" w:eastAsia="Times New Roman" w:hAnsi="Times New Roman" w:cs="Times New Roman"/>
           <w:sz w:val="24"/>
           <w:szCs w:val="24"/>
-        </w:rPr>
-      </w:pPr>
-      <w:r>
-        <w:rPr>
-          <w:rFonts w:ascii="Times New Roman" w:eastAsia="Times New Roman" w:hAnsi="Times New Roman" w:cs="Times New Roman"/>
-          <w:sz w:val="24"/>
-          <w:szCs w:val="24"/>
-        </w:rPr>
-        <w:t>Todo nuevo catálogo o módulo debe seguir esta receta exacta para mantener consistencia:</w:t>
+          <w:lang w:val="es-VE"/>
+        </w:rPr>
+      </w:pPr>
+      <w:r>
+        <w:rPr>
+          <w:rFonts w:ascii="Times New Roman" w:eastAsia="Times New Roman" w:hAnsi="Times New Roman" w:cs="Times New Roman"/>
+          <w:b/>
+          <w:bCs/>
+          <w:sz w:val="24"/>
+          <w:szCs w:val="24"/>
+          <w:lang w:val="es-VE"/>
+        </w:rPr>
+        <w:t>Seguridad:</w:t>
+      </w:r>
+      <w:r>
+        <w:rPr>
+          <w:rFonts w:ascii="Times New Roman" w:eastAsia="Times New Roman" w:hAnsi="Times New Roman" w:cs="Times New Roman"/>
+          <w:sz w:val="24"/>
+          <w:szCs w:val="24"/>
+          <w:lang w:val="es-VE"/>
+        </w:rPr>
+        <w:t xml:space="preserve"> Proteger todos los métodos de acción (</w:t>
+      </w:r>
+      <w:r>
+        <w:rPr>
+          <w:rFonts w:ascii="Courier New" w:eastAsia="Times New Roman" w:hAnsi="Courier New" w:cs="Courier New"/>
+          <w:sz w:val="20"/>
+          <w:szCs w:val="20"/>
+          <w:lang w:val="es-VE"/>
+        </w:rPr>
+        <w:t>crear</w:t>
+      </w:r>
+      <w:r>
+        <w:rPr>
+          <w:rFonts w:ascii="Times New Roman" w:eastAsia="Times New Roman" w:hAnsi="Times New Roman" w:cs="Times New Roman"/>
+          <w:sz w:val="24"/>
+          <w:szCs w:val="24"/>
+          <w:lang w:val="es-VE"/>
+        </w:rPr>
+        <w:t xml:space="preserve">, </w:t>
+      </w:r>
+      <w:r>
+        <w:rPr>
+          <w:rFonts w:ascii="Courier New" w:eastAsia="Times New Roman" w:hAnsi="Courier New" w:cs="Courier New"/>
+          <w:sz w:val="20"/>
+          <w:szCs w:val="20"/>
+          <w:lang w:val="es-VE"/>
+        </w:rPr>
+        <w:t>guardar</w:t>
+      </w:r>
+      <w:r>
+        <w:rPr>
+          <w:rFonts w:ascii="Times New Roman" w:eastAsia="Times New Roman" w:hAnsi="Times New Roman" w:cs="Times New Roman"/>
+          <w:sz w:val="24"/>
+          <w:szCs w:val="24"/>
+          <w:lang w:val="es-VE"/>
+        </w:rPr>
+        <w:t xml:space="preserve">, </w:t>
+      </w:r>
+      <w:r>
+        <w:rPr>
+          <w:rFonts w:ascii="Courier New" w:eastAsia="Times New Roman" w:hAnsi="Courier New" w:cs="Courier New"/>
+          <w:sz w:val="20"/>
+          <w:szCs w:val="20"/>
+          <w:lang w:val="es-VE"/>
+        </w:rPr>
+        <w:t>editar</w:t>
+      </w:r>
+      <w:r>
+        <w:rPr>
+          <w:rFonts w:ascii="Times New Roman" w:eastAsia="Times New Roman" w:hAnsi="Times New Roman" w:cs="Times New Roman"/>
+          <w:sz w:val="24"/>
+          <w:szCs w:val="24"/>
+          <w:lang w:val="es-VE"/>
+        </w:rPr>
+        <w:t xml:space="preserve">, </w:t>
+      </w:r>
+      <w:r>
+        <w:rPr>
+          <w:rFonts w:ascii="Courier New" w:eastAsia="Times New Roman" w:hAnsi="Courier New" w:cs="Courier New"/>
+          <w:sz w:val="20"/>
+          <w:szCs w:val="20"/>
+          <w:lang w:val="es-VE"/>
+        </w:rPr>
+        <w:t>eliminar</w:t>
+      </w:r>
+      <w:r>
+        <w:rPr>
+          <w:rFonts w:ascii="Times New Roman" w:eastAsia="Times New Roman" w:hAnsi="Times New Roman" w:cs="Times New Roman"/>
+          <w:sz w:val="24"/>
+          <w:szCs w:val="24"/>
+          <w:lang w:val="es-VE"/>
+        </w:rPr>
+        <w:t xml:space="preserve">, </w:t>
+      </w:r>
+      <w:proofErr w:type="spellStart"/>
+      <w:r>
+        <w:rPr>
+          <w:rFonts w:ascii="Courier New" w:eastAsia="Times New Roman" w:hAnsi="Courier New" w:cs="Courier New"/>
+          <w:sz w:val="20"/>
+          <w:szCs w:val="20"/>
+          <w:lang w:val="es-VE"/>
+        </w:rPr>
+        <w:t>toggleActivo</w:t>
+      </w:r>
+      <w:proofErr w:type="spellEnd"/>
+      <w:r>
+        <w:rPr>
+          <w:rFonts w:ascii="Times New Roman" w:eastAsia="Times New Roman" w:hAnsi="Times New Roman" w:cs="Times New Roman"/>
+          <w:sz w:val="24"/>
+          <w:szCs w:val="24"/>
+          <w:lang w:val="es-VE"/>
+        </w:rPr>
+        <w:t xml:space="preserve">) con </w:t>
+      </w:r>
+      <w:proofErr w:type="spellStart"/>
+      <w:proofErr w:type="gramStart"/>
+      <w:r>
+        <w:rPr>
+          <w:rFonts w:ascii="Courier New" w:eastAsia="Times New Roman" w:hAnsi="Courier New" w:cs="Courier New"/>
+          <w:sz w:val="20"/>
+          <w:szCs w:val="20"/>
+          <w:lang w:val="es-VE"/>
+        </w:rPr>
+        <w:t>Gate</w:t>
+      </w:r>
+      <w:proofErr w:type="spellEnd"/>
+      <w:r>
+        <w:rPr>
+          <w:rFonts w:ascii="Courier New" w:eastAsia="Times New Roman" w:hAnsi="Courier New" w:cs="Courier New"/>
+          <w:sz w:val="20"/>
+          <w:szCs w:val="20"/>
+          <w:lang w:val="es-VE"/>
+        </w:rPr>
+        <w:t>::</w:t>
+      </w:r>
+      <w:proofErr w:type="spellStart"/>
+      <w:proofErr w:type="gramEnd"/>
+      <w:r>
+        <w:rPr>
+          <w:rFonts w:ascii="Courier New" w:eastAsia="Times New Roman" w:hAnsi="Courier New" w:cs="Courier New"/>
+          <w:sz w:val="20"/>
+          <w:szCs w:val="20"/>
+          <w:lang w:val="es-VE"/>
+        </w:rPr>
+        <w:t>denies</w:t>
+      </w:r>
+      <w:proofErr w:type="spellEnd"/>
+      <w:r>
+        <w:rPr>
+          <w:rFonts w:ascii="Courier New" w:eastAsia="Times New Roman" w:hAnsi="Courier New" w:cs="Courier New"/>
+          <w:sz w:val="20"/>
+          <w:szCs w:val="20"/>
+          <w:lang w:val="es-VE"/>
+        </w:rPr>
+        <w:t>()</w:t>
+      </w:r>
+      <w:r>
+        <w:rPr>
+          <w:rFonts w:ascii="Times New Roman" w:eastAsia="Times New Roman" w:hAnsi="Times New Roman" w:cs="Times New Roman"/>
+          <w:sz w:val="24"/>
+          <w:szCs w:val="24"/>
+          <w:lang w:val="es-VE"/>
+        </w:rPr>
+        <w:t>.</w:t>
       </w:r>
     </w:p>
     <w:p>
       <w:pPr>
         <w:numPr>
           <w:ilvl w:val="0"/>
-          <w:numId w:val="3"/>
+          <w:numId w:val="8"/>
         </w:numPr>
         <w:spacing w:before="100" w:beforeAutospacing="1" w:after="100" w:afterAutospacing="1" w:line="240" w:lineRule="auto"/>
         <w:rPr>
@@ -726,109 +2808,89 @@
           <w:sz w:val="24"/>
           <w:szCs w:val="24"/>
         </w:rPr>
-        <w:t>Base de Datos:</w:t>
-      </w:r>
-      <w:r>
-        <w:rPr>
-          <w:rFonts w:ascii="Times New Roman" w:eastAsia="Times New Roman" w:hAnsi="Times New Roman" w:cs="Times New Roman"/>
-          <w:sz w:val="24"/>
-          <w:szCs w:val="24"/>
-        </w:rPr>
-        <w:t xml:space="preserve"> </w:t>
-      </w:r>
-      <w:r>
-        <w:rPr>
-          <w:rFonts w:ascii="Courier New" w:eastAsia="Times New Roman" w:hAnsi="Courier New" w:cs="Courier New"/>
-          <w:sz w:val="20"/>
-          <w:szCs w:val="20"/>
-        </w:rPr>
-        <w:t>php artisan make:model Nombre -m</w:t>
-      </w:r>
-      <w:r>
-        <w:rPr>
-          <w:rFonts w:ascii="Times New Roman" w:eastAsia="Times New Roman" w:hAnsi="Times New Roman" w:cs="Times New Roman"/>
-          <w:sz w:val="24"/>
-          <w:szCs w:val="24"/>
-        </w:rPr>
-        <w:t xml:space="preserve">. (Asegurar campos </w:t>
-      </w:r>
-      <w:r>
-        <w:rPr>
-          <w:rFonts w:ascii="Courier New" w:eastAsia="Times New Roman" w:hAnsi="Courier New" w:cs="Courier New"/>
-          <w:sz w:val="20"/>
-          <w:szCs w:val="20"/>
-        </w:rPr>
-        <w:t>activo</w:t>
-      </w:r>
-      <w:r>
-        <w:rPr>
-          <w:rFonts w:ascii="Times New Roman" w:eastAsia="Times New Roman" w:hAnsi="Times New Roman" w:cs="Times New Roman"/>
-          <w:sz w:val="24"/>
-          <w:szCs w:val="24"/>
-        </w:rPr>
-        <w:t xml:space="preserve"> booleanos por defecto y uso de </w:t>
-      </w:r>
-      <w:r>
-        <w:rPr>
-          <w:rFonts w:ascii="Courier New" w:eastAsia="Times New Roman" w:hAnsi="Courier New" w:cs="Courier New"/>
-          <w:sz w:val="20"/>
-          <w:szCs w:val="20"/>
-        </w:rPr>
-        <w:t>$fillable</w:t>
-      </w:r>
-      <w:r>
-        <w:rPr>
-          <w:rFonts w:ascii="Times New Roman" w:eastAsia="Times New Roman" w:hAnsi="Times New Roman" w:cs="Times New Roman"/>
-          <w:sz w:val="24"/>
-          <w:szCs w:val="24"/>
-        </w:rPr>
-        <w:t xml:space="preserve"> en el modelo).</w:t>
+        <w:t>Vista Blade:</w:t>
       </w:r>
     </w:p>
     <w:p>
       <w:pPr>
         <w:numPr>
-          <w:ilvl w:val="0"/>
-          <w:numId w:val="3"/>
+          <w:ilvl w:val="1"/>
+          <w:numId w:val="8"/>
         </w:numPr>
         <w:spacing w:before="100" w:beforeAutospacing="1" w:after="100" w:afterAutospacing="1" w:line="240" w:lineRule="auto"/>
         <w:rPr>
           <w:rFonts w:ascii="Times New Roman" w:eastAsia="Times New Roman" w:hAnsi="Times New Roman" w:cs="Times New Roman"/>
           <w:sz w:val="24"/>
           <w:szCs w:val="24"/>
-        </w:rPr>
-      </w:pPr>
-      <w:r>
-        <w:rPr>
-          <w:rFonts w:ascii="Times New Roman" w:eastAsia="Times New Roman" w:hAnsi="Times New Roman" w:cs="Times New Roman"/>
-          <w:b/>
-          <w:bCs/>
-          <w:sz w:val="24"/>
-          <w:szCs w:val="24"/>
-        </w:rPr>
-        <w:t>Componente Livewire:</w:t>
-      </w:r>
-      <w:r>
-        <w:rPr>
-          <w:rFonts w:ascii="Times New Roman" w:eastAsia="Times New Roman" w:hAnsi="Times New Roman" w:cs="Times New Roman"/>
-          <w:sz w:val="24"/>
-          <w:szCs w:val="24"/>
-        </w:rPr>
-        <w:t xml:space="preserve"> </w:t>
-      </w:r>
-      <w:r>
-        <w:rPr>
-          <w:rFonts w:ascii="Courier New" w:eastAsia="Times New Roman" w:hAnsi="Courier New" w:cs="Courier New"/>
-          <w:sz w:val="20"/>
-          <w:szCs w:val="20"/>
-        </w:rPr>
-        <w:t>php artisan make:livewire Carpeta\\Componente</w:t>
-      </w:r>
-      <w:r>
-        <w:rPr>
-          <w:rFonts w:ascii="Times New Roman" w:eastAsia="Times New Roman" w:hAnsi="Times New Roman" w:cs="Times New Roman"/>
-          <w:sz w:val="24"/>
-          <w:szCs w:val="24"/>
+          <w:lang w:val="es-VE"/>
+        </w:rPr>
+      </w:pPr>
+      <w:r>
+        <w:rPr>
+          <w:rFonts w:ascii="Times New Roman" w:eastAsia="Times New Roman" w:hAnsi="Times New Roman" w:cs="Times New Roman"/>
+          <w:b/>
+          <w:bCs/>
+          <w:sz w:val="24"/>
+          <w:szCs w:val="24"/>
+          <w:lang w:val="es-VE"/>
+        </w:rPr>
+        <w:t>Encabezado:</w:t>
+      </w:r>
+      <w:r>
+        <w:rPr>
+          <w:rFonts w:ascii="Times New Roman" w:eastAsia="Times New Roman" w:hAnsi="Times New Roman" w:cs="Times New Roman"/>
+          <w:sz w:val="24"/>
+          <w:szCs w:val="24"/>
+          <w:lang w:val="es-VE"/>
+        </w:rPr>
+        <w:t xml:space="preserve"> Debe incluir el input de búsqueda con </w:t>
+      </w:r>
+      <w:proofErr w:type="gramStart"/>
+      <w:r>
+        <w:rPr>
+          <w:rFonts w:ascii="Courier New" w:eastAsia="Times New Roman" w:hAnsi="Courier New" w:cs="Courier New"/>
+          <w:sz w:val="20"/>
+          <w:szCs w:val="20"/>
+          <w:lang w:val="es-VE"/>
+        </w:rPr>
+        <w:t>wire:model</w:t>
+      </w:r>
+      <w:proofErr w:type="gramEnd"/>
+      <w:r>
+        <w:rPr>
+          <w:rFonts w:ascii="Courier New" w:eastAsia="Times New Roman" w:hAnsi="Courier New" w:cs="Courier New"/>
+          <w:sz w:val="20"/>
+          <w:szCs w:val="20"/>
+          <w:lang w:val="es-VE"/>
+        </w:rPr>
+        <w:t>.live.debounce.300ms="</w:t>
+      </w:r>
+      <w:proofErr w:type="spellStart"/>
+      <w:r>
+        <w:rPr>
+          <w:rFonts w:ascii="Courier New" w:eastAsia="Times New Roman" w:hAnsi="Courier New" w:cs="Courier New"/>
+          <w:sz w:val="20"/>
+          <w:szCs w:val="20"/>
+          <w:lang w:val="es-VE"/>
+        </w:rPr>
+        <w:t>search</w:t>
+      </w:r>
+      <w:proofErr w:type="spellEnd"/>
+      <w:r>
+        <w:rPr>
+          <w:rFonts w:ascii="Courier New" w:eastAsia="Times New Roman" w:hAnsi="Courier New" w:cs="Courier New"/>
+          <w:sz w:val="20"/>
+          <w:szCs w:val="20"/>
+          <w:lang w:val="es-VE"/>
+        </w:rPr>
+        <w:t>"</w:t>
+      </w:r>
+      <w:r>
+        <w:rPr>
+          <w:rFonts w:ascii="Times New Roman" w:eastAsia="Times New Roman" w:hAnsi="Times New Roman" w:cs="Times New Roman"/>
+          <w:sz w:val="24"/>
+          <w:szCs w:val="24"/>
+          <w:lang w:val="es-VE"/>
         </w:rPr>
         <w:t>.</w:t>
       </w:r>
@@ -836,77 +2898,227 @@
     <w:p>
       <w:pPr>
         <w:numPr>
-          <w:ilvl w:val="0"/>
-          <w:numId w:val="3"/>
+          <w:ilvl w:val="1"/>
+          <w:numId w:val="8"/>
         </w:numPr>
         <w:spacing w:before="100" w:beforeAutospacing="1" w:after="100" w:afterAutospacing="1" w:line="240" w:lineRule="auto"/>
         <w:rPr>
           <w:rFonts w:ascii="Times New Roman" w:eastAsia="Times New Roman" w:hAnsi="Times New Roman" w:cs="Times New Roman"/>
           <w:sz w:val="24"/>
           <w:szCs w:val="24"/>
-        </w:rPr>
-      </w:pPr>
-      <w:r>
-        <w:rPr>
-          <w:rFonts w:ascii="Times New Roman" w:eastAsia="Times New Roman" w:hAnsi="Times New Roman" w:cs="Times New Roman"/>
-          <w:b/>
-          <w:bCs/>
-          <w:sz w:val="24"/>
-          <w:szCs w:val="24"/>
-        </w:rPr>
-        <w:t>Lógica PHP (Clase):</w:t>
+          <w:lang w:val="es-VE"/>
+        </w:rPr>
+      </w:pPr>
+      <w:r>
+        <w:rPr>
+          <w:rFonts w:ascii="Times New Roman" w:eastAsia="Times New Roman" w:hAnsi="Times New Roman" w:cs="Times New Roman"/>
+          <w:b/>
+          <w:bCs/>
+          <w:sz w:val="24"/>
+          <w:szCs w:val="24"/>
+          <w:lang w:val="es-VE"/>
+        </w:rPr>
+        <w:t>Tabla Responsiva:</w:t>
+      </w:r>
+      <w:r>
+        <w:rPr>
+          <w:rFonts w:ascii="Times New Roman" w:eastAsia="Times New Roman" w:hAnsi="Times New Roman" w:cs="Times New Roman"/>
+          <w:sz w:val="24"/>
+          <w:szCs w:val="24"/>
+          <w:lang w:val="es-VE"/>
+        </w:rPr>
+        <w:t xml:space="preserve"> Cabeceras con evento </w:t>
+      </w:r>
+      <w:proofErr w:type="spellStart"/>
+      <w:proofErr w:type="gramStart"/>
+      <w:r>
+        <w:rPr>
+          <w:rFonts w:ascii="Courier New" w:eastAsia="Times New Roman" w:hAnsi="Courier New" w:cs="Courier New"/>
+          <w:sz w:val="20"/>
+          <w:szCs w:val="20"/>
+          <w:lang w:val="es-VE"/>
+        </w:rPr>
+        <w:t>wire:click</w:t>
+      </w:r>
+      <w:proofErr w:type="spellEnd"/>
+      <w:proofErr w:type="gramEnd"/>
+      <w:r>
+        <w:rPr>
+          <w:rFonts w:ascii="Courier New" w:eastAsia="Times New Roman" w:hAnsi="Courier New" w:cs="Courier New"/>
+          <w:sz w:val="20"/>
+          <w:szCs w:val="20"/>
+          <w:lang w:val="es-VE"/>
+        </w:rPr>
+        <w:t>="</w:t>
+      </w:r>
+      <w:proofErr w:type="spellStart"/>
+      <w:r>
+        <w:rPr>
+          <w:rFonts w:ascii="Courier New" w:eastAsia="Times New Roman" w:hAnsi="Courier New" w:cs="Courier New"/>
+          <w:sz w:val="20"/>
+          <w:szCs w:val="20"/>
+          <w:lang w:val="es-VE"/>
+        </w:rPr>
+        <w:t>sortBy</w:t>
+      </w:r>
+      <w:proofErr w:type="spellEnd"/>
+      <w:r>
+        <w:rPr>
+          <w:rFonts w:ascii="Courier New" w:eastAsia="Times New Roman" w:hAnsi="Courier New" w:cs="Courier New"/>
+          <w:sz w:val="20"/>
+          <w:szCs w:val="20"/>
+          <w:lang w:val="es-VE"/>
+        </w:rPr>
+        <w:t>('campo')"</w:t>
+      </w:r>
+      <w:r>
+        <w:rPr>
+          <w:rFonts w:ascii="Times New Roman" w:eastAsia="Times New Roman" w:hAnsi="Times New Roman" w:cs="Times New Roman"/>
+          <w:sz w:val="24"/>
+          <w:szCs w:val="24"/>
+          <w:lang w:val="es-VE"/>
+        </w:rPr>
+        <w:t xml:space="preserve"> e indicadores visuales de orden (</w:t>
+      </w:r>
+      <w:proofErr w:type="spellStart"/>
+      <w:r>
+        <w:rPr>
+          <w:rFonts w:ascii="Courier New" w:eastAsia="Times New Roman" w:hAnsi="Courier New" w:cs="Courier New"/>
+          <w:sz w:val="20"/>
+          <w:szCs w:val="20"/>
+          <w:lang w:val="es-VE"/>
+        </w:rPr>
+        <w:t>bi</w:t>
+      </w:r>
+      <w:proofErr w:type="spellEnd"/>
+      <w:r>
+        <w:rPr>
+          <w:rFonts w:ascii="Courier New" w:eastAsia="Times New Roman" w:hAnsi="Courier New" w:cs="Courier New"/>
+          <w:sz w:val="20"/>
+          <w:szCs w:val="20"/>
+          <w:lang w:val="es-VE"/>
+        </w:rPr>
+        <w:t>-</w:t>
+      </w:r>
+      <w:proofErr w:type="spellStart"/>
+      <w:r>
+        <w:rPr>
+          <w:rFonts w:ascii="Courier New" w:eastAsia="Times New Roman" w:hAnsi="Courier New" w:cs="Courier New"/>
+          <w:sz w:val="20"/>
+          <w:szCs w:val="20"/>
+          <w:lang w:val="es-VE"/>
+        </w:rPr>
+        <w:t>sort</w:t>
+      </w:r>
+      <w:proofErr w:type="spellEnd"/>
+      <w:r>
+        <w:rPr>
+          <w:rFonts w:ascii="Courier New" w:eastAsia="Times New Roman" w:hAnsi="Courier New" w:cs="Courier New"/>
+          <w:sz w:val="20"/>
+          <w:szCs w:val="20"/>
+          <w:lang w:val="es-VE"/>
+        </w:rPr>
+        <w:t>-up</w:t>
+      </w:r>
+      <w:r>
+        <w:rPr>
+          <w:rFonts w:ascii="Times New Roman" w:eastAsia="Times New Roman" w:hAnsi="Times New Roman" w:cs="Times New Roman"/>
+          <w:sz w:val="24"/>
+          <w:szCs w:val="24"/>
+          <w:lang w:val="es-VE"/>
+        </w:rPr>
+        <w:t>/</w:t>
+      </w:r>
+      <w:proofErr w:type="spellStart"/>
+      <w:r>
+        <w:rPr>
+          <w:rFonts w:ascii="Courier New" w:eastAsia="Times New Roman" w:hAnsi="Courier New" w:cs="Courier New"/>
+          <w:sz w:val="20"/>
+          <w:szCs w:val="20"/>
+          <w:lang w:val="es-VE"/>
+        </w:rPr>
+        <w:t>down</w:t>
+      </w:r>
+      <w:proofErr w:type="spellEnd"/>
+      <w:r>
+        <w:rPr>
+          <w:rFonts w:ascii="Times New Roman" w:eastAsia="Times New Roman" w:hAnsi="Times New Roman" w:cs="Times New Roman"/>
+          <w:sz w:val="24"/>
+          <w:szCs w:val="24"/>
+          <w:lang w:val="es-VE"/>
+        </w:rPr>
+        <w:t>).</w:t>
       </w:r>
     </w:p>
     <w:p>
       <w:pPr>
         <w:numPr>
           <w:ilvl w:val="1"/>
-          <w:numId w:val="3"/>
+          <w:numId w:val="8"/>
         </w:numPr>
         <w:spacing w:before="100" w:beforeAutospacing="1" w:after="100" w:afterAutospacing="1" w:line="240" w:lineRule="auto"/>
         <w:rPr>
           <w:rFonts w:ascii="Times New Roman" w:eastAsia="Times New Roman" w:hAnsi="Times New Roman" w:cs="Times New Roman"/>
           <w:sz w:val="24"/>
           <w:szCs w:val="24"/>
-        </w:rPr>
-      </w:pPr>
-      <w:r>
-        <w:rPr>
-          <w:rFonts w:ascii="Times New Roman" w:eastAsia="Times New Roman" w:hAnsi="Times New Roman" w:cs="Times New Roman"/>
-          <w:sz w:val="24"/>
-          <w:szCs w:val="24"/>
-        </w:rPr>
-        <w:t xml:space="preserve">Usar </w:t>
-      </w:r>
-      <w:r>
-        <w:rPr>
-          <w:rFonts w:ascii="Courier New" w:eastAsia="Times New Roman" w:hAnsi="Courier New" w:cs="Courier New"/>
-          <w:sz w:val="20"/>
-          <w:szCs w:val="20"/>
-        </w:rPr>
-        <w:t>use WithPagination;</w:t>
-      </w:r>
-      <w:r>
-        <w:rPr>
-          <w:rFonts w:ascii="Times New Roman" w:eastAsia="Times New Roman" w:hAnsi="Times New Roman" w:cs="Times New Roman"/>
-          <w:sz w:val="24"/>
-          <w:szCs w:val="24"/>
-        </w:rPr>
-        <w:t xml:space="preserve"> y </w:t>
-      </w:r>
-      <w:r>
-        <w:rPr>
-          <w:rFonts w:ascii="Courier New" w:eastAsia="Times New Roman" w:hAnsi="Courier New" w:cs="Courier New"/>
-          <w:sz w:val="20"/>
-          <w:szCs w:val="20"/>
-        </w:rPr>
-        <w:t>protected $paginationTheme = 'bootstrap';</w:t>
-      </w:r>
-      <w:r>
-        <w:rPr>
-          <w:rFonts w:ascii="Times New Roman" w:eastAsia="Times New Roman" w:hAnsi="Times New Roman" w:cs="Times New Roman"/>
-          <w:sz w:val="24"/>
-          <w:szCs w:val="24"/>
+          <w:lang w:val="es-VE"/>
+        </w:rPr>
+      </w:pPr>
+      <w:r>
+        <w:rPr>
+          <w:rFonts w:ascii="Times New Roman" w:eastAsia="Times New Roman" w:hAnsi="Times New Roman" w:cs="Times New Roman"/>
+          <w:b/>
+          <w:bCs/>
+          <w:sz w:val="24"/>
+          <w:szCs w:val="24"/>
+          <w:lang w:val="es-VE"/>
+        </w:rPr>
+        <w:t>Botones:</w:t>
+      </w:r>
+      <w:r>
+        <w:rPr>
+          <w:rFonts w:ascii="Times New Roman" w:eastAsia="Times New Roman" w:hAnsi="Times New Roman" w:cs="Times New Roman"/>
+          <w:sz w:val="24"/>
+          <w:szCs w:val="24"/>
+          <w:lang w:val="es-VE"/>
+        </w:rPr>
+        <w:t xml:space="preserve"> Usar íconos de </w:t>
+      </w:r>
+      <w:proofErr w:type="spellStart"/>
+      <w:r>
+        <w:rPr>
+          <w:rFonts w:ascii="Times New Roman" w:eastAsia="Times New Roman" w:hAnsi="Times New Roman" w:cs="Times New Roman"/>
+          <w:sz w:val="24"/>
+          <w:szCs w:val="24"/>
+          <w:lang w:val="es-VE"/>
+        </w:rPr>
+        <w:t>Bootstrap</w:t>
+      </w:r>
+      <w:proofErr w:type="spellEnd"/>
+      <w:r>
+        <w:rPr>
+          <w:rFonts w:ascii="Times New Roman" w:eastAsia="Times New Roman" w:hAnsi="Times New Roman" w:cs="Times New Roman"/>
+          <w:sz w:val="24"/>
+          <w:szCs w:val="24"/>
+          <w:lang w:val="es-VE"/>
+        </w:rPr>
+        <w:t xml:space="preserve">. Envolver las acciones en directivas </w:t>
+      </w:r>
+      <w:r>
+        <w:rPr>
+          <w:rFonts w:ascii="Courier New" w:eastAsia="Times New Roman" w:hAnsi="Courier New" w:cs="Courier New"/>
+          <w:sz w:val="20"/>
+          <w:szCs w:val="20"/>
+          <w:lang w:val="es-VE"/>
+        </w:rPr>
+        <w:t>@can</w:t>
+      </w:r>
+      <w:r>
+        <w:rPr>
+          <w:rFonts w:ascii="Times New Roman" w:eastAsia="Times New Roman" w:hAnsi="Times New Roman" w:cs="Times New Roman"/>
+          <w:sz w:val="24"/>
+          <w:szCs w:val="24"/>
+          <w:lang w:val="es-VE"/>
         </w:rPr>
         <w:t>.</w:t>
       </w:r>
@@ -915,7 +3127,7 @@
       <w:pPr>
         <w:numPr>
           <w:ilvl w:val="1"/>
-          <w:numId w:val="3"/>
+          <w:numId w:val="8"/>
         </w:numPr>
         <w:spacing w:before="100" w:beforeAutospacing="1" w:after="100" w:afterAutospacing="1" w:line="240" w:lineRule="auto"/>
         <w:rPr>
@@ -925,439 +3137,84 @@
           <w:lang w:val="es-VE"/>
         </w:rPr>
       </w:pPr>
-      <w:r>
-        <w:rPr>
-          <w:rFonts w:ascii="Times New Roman" w:eastAsia="Times New Roman" w:hAnsi="Times New Roman" w:cs="Times New Roman"/>
-          <w:sz w:val="24"/>
-          <w:szCs w:val="24"/>
-          <w:lang w:val="es-VE"/>
-        </w:rPr>
-        <w:lastRenderedPageBreak/>
-        <w:t xml:space="preserve">Los campos booleanos (como el estatus) deben ser casteados estrictamente </w:t>
-      </w:r>
-      <w:r>
-        <w:rPr>
-          <w:rFonts w:ascii="Courier New" w:eastAsia="Times New Roman" w:hAnsi="Courier New" w:cs="Courier New"/>
-          <w:sz w:val="20"/>
-          <w:szCs w:val="20"/>
-          <w:lang w:val="es-VE"/>
-        </w:rPr>
-        <w:t>public bool $activo = true;</w:t>
-      </w:r>
-      <w:r>
-        <w:rPr>
-          <w:rFonts w:ascii="Times New Roman" w:eastAsia="Times New Roman" w:hAnsi="Times New Roman" w:cs="Times New Roman"/>
-          <w:sz w:val="24"/>
-          <w:szCs w:val="24"/>
-          <w:lang w:val="es-VE"/>
-        </w:rPr>
-        <w:t xml:space="preserve"> para evitar errores con los checkboxes de Bootstrap.</w:t>
+      <w:proofErr w:type="spellStart"/>
+      <w:r>
+        <w:rPr>
+          <w:rFonts w:ascii="Times New Roman" w:eastAsia="Times New Roman" w:hAnsi="Times New Roman" w:cs="Times New Roman"/>
+          <w:b/>
+          <w:bCs/>
+          <w:sz w:val="24"/>
+          <w:szCs w:val="24"/>
+          <w:lang w:val="es-VE"/>
+        </w:rPr>
+        <w:t>Javascript</w:t>
+      </w:r>
+      <w:proofErr w:type="spellEnd"/>
+      <w:r>
+        <w:rPr>
+          <w:rFonts w:ascii="Times New Roman" w:eastAsia="Times New Roman" w:hAnsi="Times New Roman" w:cs="Times New Roman"/>
+          <w:b/>
+          <w:bCs/>
+          <w:sz w:val="24"/>
+          <w:szCs w:val="24"/>
+          <w:lang w:val="es-VE"/>
+        </w:rPr>
+        <w:t>:</w:t>
+      </w:r>
+      <w:r>
+        <w:rPr>
+          <w:rFonts w:ascii="Times New Roman" w:eastAsia="Times New Roman" w:hAnsi="Times New Roman" w:cs="Times New Roman"/>
+          <w:sz w:val="24"/>
+          <w:szCs w:val="24"/>
+          <w:lang w:val="es-VE"/>
+        </w:rPr>
+        <w:t xml:space="preserve"> NO incluir etiquetas </w:t>
+      </w:r>
+      <w:r>
+        <w:rPr>
+          <w:rFonts w:ascii="Courier New" w:eastAsia="Times New Roman" w:hAnsi="Courier New" w:cs="Courier New"/>
+          <w:sz w:val="20"/>
+          <w:szCs w:val="20"/>
+          <w:lang w:val="es-VE"/>
+        </w:rPr>
+        <w:t>&lt;script&gt;</w:t>
+      </w:r>
+      <w:r>
+        <w:rPr>
+          <w:rFonts w:ascii="Times New Roman" w:eastAsia="Times New Roman" w:hAnsi="Times New Roman" w:cs="Times New Roman"/>
+          <w:sz w:val="24"/>
+          <w:szCs w:val="24"/>
+          <w:lang w:val="es-VE"/>
+        </w:rPr>
+        <w:t xml:space="preserve"> dentro de la vista del componente (el </w:t>
+      </w:r>
+      <w:proofErr w:type="spellStart"/>
+      <w:r>
+        <w:rPr>
+          <w:rFonts w:ascii="Times New Roman" w:eastAsia="Times New Roman" w:hAnsi="Times New Roman" w:cs="Times New Roman"/>
+          <w:sz w:val="24"/>
+          <w:szCs w:val="24"/>
+          <w:lang w:val="es-VE"/>
+        </w:rPr>
+        <w:t>Layout</w:t>
+      </w:r>
+      <w:proofErr w:type="spellEnd"/>
+      <w:r>
+        <w:rPr>
+          <w:rFonts w:ascii="Times New Roman" w:eastAsia="Times New Roman" w:hAnsi="Times New Roman" w:cs="Times New Roman"/>
+          <w:sz w:val="24"/>
+          <w:szCs w:val="24"/>
+          <w:lang w:val="es-VE"/>
+        </w:rPr>
+        <w:t xml:space="preserve"> global se encarga).</w:t>
       </w:r>
     </w:p>
     <w:p>
       <w:pPr>
-        <w:numPr>
-          <w:ilvl w:val="1"/>
-          <w:numId w:val="3"/>
-        </w:numPr>
-        <w:spacing w:before="100" w:beforeAutospacing="1" w:after="100" w:afterAutospacing="1" w:line="240" w:lineRule="auto"/>
-        <w:rPr>
-          <w:rFonts w:ascii="Times New Roman" w:eastAsia="Times New Roman" w:hAnsi="Times New Roman" w:cs="Times New Roman"/>
-          <w:sz w:val="24"/>
-          <w:szCs w:val="24"/>
-        </w:rPr>
-      </w:pPr>
-      <w:r>
-        <w:rPr>
-          <w:rFonts w:ascii="Times New Roman" w:eastAsia="Times New Roman" w:hAnsi="Times New Roman" w:cs="Times New Roman"/>
-          <w:sz w:val="24"/>
-          <w:szCs w:val="24"/>
-        </w:rPr>
-        <w:t xml:space="preserve">Las respuestas a la vista se hacen exclusivamente vía </w:t>
-      </w:r>
-      <w:r>
-        <w:rPr>
-          <w:rFonts w:ascii="Courier New" w:eastAsia="Times New Roman" w:hAnsi="Courier New" w:cs="Courier New"/>
-          <w:sz w:val="20"/>
-          <w:szCs w:val="20"/>
-        </w:rPr>
-        <w:t>$this-&gt;dispatch('evento', id: 'modalId')</w:t>
-      </w:r>
-      <w:r>
-        <w:rPr>
-          <w:rFonts w:ascii="Times New Roman" w:eastAsia="Times New Roman" w:hAnsi="Times New Roman" w:cs="Times New Roman"/>
-          <w:sz w:val="24"/>
-          <w:szCs w:val="24"/>
-        </w:rPr>
-        <w:t>.</w:t>
-      </w:r>
-    </w:p>
-    <w:p>
-      <w:pPr>
-        <w:numPr>
-          <w:ilvl w:val="1"/>
-          <w:numId w:val="3"/>
-        </w:numPr>
-        <w:spacing w:before="100" w:beforeAutospacing="1" w:after="100" w:afterAutospacing="1" w:line="240" w:lineRule="auto"/>
-        <w:rPr>
-          <w:rFonts w:ascii="Times New Roman" w:eastAsia="Times New Roman" w:hAnsi="Times New Roman" w:cs="Times New Roman"/>
-          <w:sz w:val="24"/>
-          <w:szCs w:val="24"/>
-        </w:rPr>
-      </w:pPr>
-      <w:r>
-        <w:rPr>
-          <w:rFonts w:ascii="Times New Roman" w:eastAsia="Times New Roman" w:hAnsi="Times New Roman" w:cs="Times New Roman"/>
-          <w:sz w:val="24"/>
-          <w:szCs w:val="24"/>
-        </w:rPr>
-        <w:t xml:space="preserve">Crear siempre un método </w:t>
-      </w:r>
-      <w:r>
-        <w:rPr>
-          <w:rFonts w:ascii="Courier New" w:eastAsia="Times New Roman" w:hAnsi="Courier New" w:cs="Courier New"/>
-          <w:sz w:val="20"/>
-          <w:szCs w:val="20"/>
-        </w:rPr>
-        <w:t>toggleActivo($id)</w:t>
-      </w:r>
-      <w:r>
-        <w:rPr>
-          <w:rFonts w:ascii="Times New Roman" w:eastAsia="Times New Roman" w:hAnsi="Times New Roman" w:cs="Times New Roman"/>
-          <w:sz w:val="24"/>
-          <w:szCs w:val="24"/>
-        </w:rPr>
-        <w:t xml:space="preserve"> para cambios rápidos de estado.</w:t>
-      </w:r>
-    </w:p>
-    <w:p>
-      <w:pPr>
-        <w:numPr>
-          <w:ilvl w:val="0"/>
-          <w:numId w:val="3"/>
-        </w:numPr>
-        <w:spacing w:before="100" w:beforeAutospacing="1" w:after="100" w:afterAutospacing="1" w:line="240" w:lineRule="auto"/>
-        <w:rPr>
-          <w:rFonts w:ascii="Times New Roman" w:eastAsia="Times New Roman" w:hAnsi="Times New Roman" w:cs="Times New Roman"/>
-          <w:sz w:val="24"/>
-          <w:szCs w:val="24"/>
-        </w:rPr>
-      </w:pPr>
-      <w:r>
-        <w:rPr>
-          <w:rFonts w:ascii="Times New Roman" w:eastAsia="Times New Roman" w:hAnsi="Times New Roman" w:cs="Times New Roman"/>
-          <w:b/>
-          <w:bCs/>
-          <w:sz w:val="24"/>
-          <w:szCs w:val="24"/>
-        </w:rPr>
-        <w:t>Vista Blade:</w:t>
-      </w:r>
-    </w:p>
-    <w:p>
-      <w:pPr>
-        <w:numPr>
-          <w:ilvl w:val="1"/>
-          <w:numId w:val="3"/>
-        </w:numPr>
-        <w:spacing w:before="100" w:beforeAutospacing="1" w:after="100" w:afterAutospacing="1" w:line="240" w:lineRule="auto"/>
-        <w:rPr>
-          <w:rFonts w:ascii="Times New Roman" w:eastAsia="Times New Roman" w:hAnsi="Times New Roman" w:cs="Times New Roman"/>
-          <w:sz w:val="24"/>
-          <w:szCs w:val="24"/>
-        </w:rPr>
-      </w:pPr>
-      <w:r>
-        <w:rPr>
-          <w:rFonts w:ascii="Times New Roman" w:eastAsia="Times New Roman" w:hAnsi="Times New Roman" w:cs="Times New Roman"/>
-          <w:sz w:val="24"/>
-          <w:szCs w:val="24"/>
-        </w:rPr>
-        <w:t xml:space="preserve">Encabezado con botón </w:t>
-      </w:r>
-      <w:r>
-        <w:rPr>
-          <w:rFonts w:ascii="Courier New" w:eastAsia="Times New Roman" w:hAnsi="Courier New" w:cs="Courier New"/>
-          <w:sz w:val="20"/>
-          <w:szCs w:val="20"/>
-        </w:rPr>
-        <w:t>+ Nuevo</w:t>
-      </w:r>
-      <w:r>
-        <w:rPr>
-          <w:rFonts w:ascii="Times New Roman" w:eastAsia="Times New Roman" w:hAnsi="Times New Roman" w:cs="Times New Roman"/>
-          <w:sz w:val="24"/>
-          <w:szCs w:val="24"/>
-        </w:rPr>
-        <w:t xml:space="preserve"> (Solo dispara el método del componente, sin data-bs-toggle).</w:t>
-      </w:r>
-    </w:p>
-    <w:p>
-      <w:pPr>
-        <w:numPr>
-          <w:ilvl w:val="1"/>
-          <w:numId w:val="3"/>
-        </w:numPr>
-        <w:spacing w:before="100" w:beforeAutospacing="1" w:after="100" w:afterAutospacing="1" w:line="240" w:lineRule="auto"/>
-        <w:rPr>
-          <w:rFonts w:ascii="Times New Roman" w:eastAsia="Times New Roman" w:hAnsi="Times New Roman" w:cs="Times New Roman"/>
-          <w:sz w:val="24"/>
-          <w:szCs w:val="24"/>
-        </w:rPr>
-      </w:pPr>
-      <w:r>
-        <w:rPr>
-          <w:rFonts w:ascii="Times New Roman" w:eastAsia="Times New Roman" w:hAnsi="Times New Roman" w:cs="Times New Roman"/>
-          <w:sz w:val="24"/>
-          <w:szCs w:val="24"/>
-        </w:rPr>
-        <w:t>Tabla responsiva con íconos de Bootstrap.</w:t>
-      </w:r>
-    </w:p>
-    <w:p>
-      <w:pPr>
-        <w:numPr>
-          <w:ilvl w:val="1"/>
-          <w:numId w:val="3"/>
-        </w:numPr>
-        <w:spacing w:before="100" w:beforeAutospacing="1" w:after="100" w:afterAutospacing="1" w:line="240" w:lineRule="auto"/>
-        <w:rPr>
-          <w:rFonts w:ascii="Times New Roman" w:eastAsia="Times New Roman" w:hAnsi="Times New Roman" w:cs="Times New Roman"/>
-          <w:sz w:val="24"/>
-          <w:szCs w:val="24"/>
-        </w:rPr>
-      </w:pPr>
-      <w:r>
-        <w:rPr>
-          <w:rFonts w:ascii="Times New Roman" w:eastAsia="Times New Roman" w:hAnsi="Times New Roman" w:cs="Times New Roman"/>
-          <w:sz w:val="24"/>
-          <w:szCs w:val="24"/>
-        </w:rPr>
-        <w:t xml:space="preserve">Columna de acciones estándar: Toggle Estado, Ver Detalles (Modal de lectura), Editar (Modal de formulario), Eliminar (Con confirmación nativa </w:t>
-      </w:r>
-      <w:r>
-        <w:rPr>
-          <w:rFonts w:ascii="Courier New" w:eastAsia="Times New Roman" w:hAnsi="Courier New" w:cs="Courier New"/>
-          <w:sz w:val="20"/>
-          <w:szCs w:val="20"/>
-        </w:rPr>
-        <w:t>wire:confirm</w:t>
-      </w:r>
-      <w:r>
-        <w:rPr>
-          <w:rFonts w:ascii="Times New Roman" w:eastAsia="Times New Roman" w:hAnsi="Times New Roman" w:cs="Times New Roman"/>
-          <w:sz w:val="24"/>
-          <w:szCs w:val="24"/>
-        </w:rPr>
-        <w:t>).</w:t>
-      </w:r>
-    </w:p>
-    <w:p>
-      <w:pPr>
-        <w:numPr>
-          <w:ilvl w:val="1"/>
-          <w:numId w:val="3"/>
-        </w:numPr>
-        <w:spacing w:before="100" w:beforeAutospacing="1" w:after="100" w:afterAutospacing="1" w:line="240" w:lineRule="auto"/>
-        <w:rPr>
-          <w:rFonts w:ascii="Times New Roman" w:eastAsia="Times New Roman" w:hAnsi="Times New Roman" w:cs="Times New Roman"/>
-          <w:sz w:val="24"/>
-          <w:szCs w:val="24"/>
-        </w:rPr>
-      </w:pPr>
-      <w:r>
-        <w:rPr>
-          <w:rFonts w:ascii="Times New Roman" w:eastAsia="Times New Roman" w:hAnsi="Times New Roman" w:cs="Times New Roman"/>
-          <w:sz w:val="24"/>
-          <w:szCs w:val="24"/>
-        </w:rPr>
-        <w:t>No incluir scripts JS individuales por componente.</w:t>
-      </w:r>
-    </w:p>
-    <w:p>
-      <w:pPr>
-        <w:spacing w:before="100" w:beforeAutospacing="1" w:after="100" w:afterAutospacing="1" w:line="240" w:lineRule="auto"/>
-        <w:outlineLvl w:val="1"/>
-        <w:rPr>
-          <w:rFonts w:ascii="Times New Roman" w:eastAsia="Times New Roman" w:hAnsi="Times New Roman" w:cs="Times New Roman"/>
-          <w:b/>
-          <w:bCs/>
-          <w:sz w:val="36"/>
-          <w:szCs w:val="36"/>
-        </w:rPr>
-      </w:pPr>
-      <w:r>
-        <w:rPr>
-          <w:rFonts w:ascii="Times New Roman" w:eastAsia="Times New Roman" w:hAnsi="Times New Roman" w:cs="Times New Roman"/>
-          <w:b/>
-          <w:bCs/>
-          <w:sz w:val="36"/>
-          <w:szCs w:val="36"/>
-        </w:rPr>
-        <w:t>4. Autenticación (Login)</w:t>
-      </w:r>
-    </w:p>
-    <w:p>
-      <w:pPr>
-        <w:numPr>
-          <w:ilvl w:val="0"/>
-          <w:numId w:val="4"/>
-        </w:numPr>
-        <w:spacing w:before="100" w:beforeAutospacing="1" w:after="100" w:afterAutospacing="1" w:line="240" w:lineRule="auto"/>
-        <w:rPr>
-          <w:rFonts w:ascii="Times New Roman" w:eastAsia="Times New Roman" w:hAnsi="Times New Roman" w:cs="Times New Roman"/>
-          <w:sz w:val="24"/>
-          <w:szCs w:val="24"/>
-        </w:rPr>
-      </w:pPr>
-      <w:r>
-        <w:rPr>
-          <w:rFonts w:ascii="Times New Roman" w:eastAsia="Times New Roman" w:hAnsi="Times New Roman" w:cs="Times New Roman"/>
-          <w:b/>
-          <w:bCs/>
-          <w:sz w:val="24"/>
-          <w:szCs w:val="24"/>
-        </w:rPr>
-        <w:t>Login Unificado:</w:t>
-      </w:r>
-      <w:r>
-        <w:rPr>
-          <w:rFonts w:ascii="Times New Roman" w:eastAsia="Times New Roman" w:hAnsi="Times New Roman" w:cs="Times New Roman"/>
-          <w:sz w:val="24"/>
-          <w:szCs w:val="24"/>
-        </w:rPr>
-        <w:t xml:space="preserve"> El componente </w:t>
-      </w:r>
-      <w:r>
-        <w:rPr>
-          <w:rFonts w:ascii="Courier New" w:eastAsia="Times New Roman" w:hAnsi="Courier New" w:cs="Courier New"/>
-          <w:sz w:val="20"/>
-          <w:szCs w:val="20"/>
-        </w:rPr>
-        <w:t>Auth\Login</w:t>
-      </w:r>
-      <w:r>
-        <w:rPr>
-          <w:rFonts w:ascii="Times New Roman" w:eastAsia="Times New Roman" w:hAnsi="Times New Roman" w:cs="Times New Roman"/>
-          <w:sz w:val="24"/>
-          <w:szCs w:val="24"/>
-        </w:rPr>
-        <w:t xml:space="preserve"> utiliza </w:t>
-      </w:r>
-      <w:r>
-        <w:rPr>
-          <w:rFonts w:ascii="Courier New" w:eastAsia="Times New Roman" w:hAnsi="Courier New" w:cs="Courier New"/>
-          <w:sz w:val="20"/>
-          <w:szCs w:val="20"/>
-        </w:rPr>
-        <w:t>filter_var</w:t>
-      </w:r>
-      <w:r>
-        <w:rPr>
-          <w:rFonts w:ascii="Times New Roman" w:eastAsia="Times New Roman" w:hAnsi="Times New Roman" w:cs="Times New Roman"/>
-          <w:sz w:val="24"/>
-          <w:szCs w:val="24"/>
-        </w:rPr>
-        <w:t xml:space="preserve"> para detectar automáticamente si el usuario ingresó un </w:t>
-      </w:r>
-      <w:r>
-        <w:rPr>
-          <w:rFonts w:ascii="Courier New" w:eastAsia="Times New Roman" w:hAnsi="Courier New" w:cs="Courier New"/>
-          <w:sz w:val="20"/>
-          <w:szCs w:val="20"/>
-        </w:rPr>
-        <w:t>email</w:t>
-      </w:r>
-      <w:r>
-        <w:rPr>
-          <w:rFonts w:ascii="Times New Roman" w:eastAsia="Times New Roman" w:hAnsi="Times New Roman" w:cs="Times New Roman"/>
-          <w:sz w:val="24"/>
-          <w:szCs w:val="24"/>
-        </w:rPr>
-        <w:t xml:space="preserve"> o un </w:t>
-      </w:r>
-      <w:r>
-        <w:rPr>
-          <w:rFonts w:ascii="Courier New" w:eastAsia="Times New Roman" w:hAnsi="Courier New" w:cs="Courier New"/>
-          <w:sz w:val="20"/>
-          <w:szCs w:val="20"/>
-        </w:rPr>
-        <w:t>username</w:t>
-      </w:r>
-      <w:r>
-        <w:rPr>
-          <w:rFonts w:ascii="Times New Roman" w:eastAsia="Times New Roman" w:hAnsi="Times New Roman" w:cs="Times New Roman"/>
-          <w:sz w:val="24"/>
-          <w:szCs w:val="24"/>
-        </w:rPr>
-        <w:t>.</w:t>
-      </w:r>
-    </w:p>
-    <w:p>
-      <w:pPr>
-        <w:numPr>
-          <w:ilvl w:val="0"/>
-          <w:numId w:val="4"/>
-        </w:numPr>
-        <w:spacing w:before="100" w:beforeAutospacing="1" w:after="100" w:afterAutospacing="1" w:line="240" w:lineRule="auto"/>
-        <w:rPr>
-          <w:rFonts w:ascii="Times New Roman" w:eastAsia="Times New Roman" w:hAnsi="Times New Roman" w:cs="Times New Roman"/>
-          <w:sz w:val="24"/>
-          <w:szCs w:val="24"/>
-        </w:rPr>
-      </w:pPr>
-      <w:r>
-        <w:rPr>
-          <w:rFonts w:ascii="Times New Roman" w:eastAsia="Times New Roman" w:hAnsi="Times New Roman" w:cs="Times New Roman"/>
-          <w:b/>
-          <w:bCs/>
-          <w:sz w:val="24"/>
-          <w:szCs w:val="24"/>
-        </w:rPr>
-        <w:t>Seguridad:</w:t>
-      </w:r>
-      <w:r>
-        <w:rPr>
-          <w:rFonts w:ascii="Times New Roman" w:eastAsia="Times New Roman" w:hAnsi="Times New Roman" w:cs="Times New Roman"/>
-          <w:sz w:val="24"/>
-          <w:szCs w:val="24"/>
-        </w:rPr>
-        <w:t xml:space="preserve"> Valida estrictamente que la cuenta posea el campo </w:t>
-      </w:r>
-      <w:r>
-        <w:rPr>
-          <w:rFonts w:ascii="Courier New" w:eastAsia="Times New Roman" w:hAnsi="Courier New" w:cs="Courier New"/>
-          <w:sz w:val="20"/>
-          <w:szCs w:val="20"/>
-        </w:rPr>
-        <w:t>activo</w:t>
-      </w:r>
-      <w:r>
-        <w:rPr>
-          <w:rFonts w:ascii="Times New Roman" w:eastAsia="Times New Roman" w:hAnsi="Times New Roman" w:cs="Times New Roman"/>
-          <w:sz w:val="24"/>
-          <w:szCs w:val="24"/>
-        </w:rPr>
-        <w:t xml:space="preserve"> en </w:t>
-      </w:r>
-      <w:r>
-        <w:rPr>
-          <w:rFonts w:ascii="Courier New" w:eastAsia="Times New Roman" w:hAnsi="Courier New" w:cs="Courier New"/>
-          <w:sz w:val="20"/>
-          <w:szCs w:val="20"/>
-        </w:rPr>
-        <w:t>true</w:t>
-      </w:r>
-      <w:r>
-        <w:rPr>
-          <w:rFonts w:ascii="Times New Roman" w:eastAsia="Times New Roman" w:hAnsi="Times New Roman" w:cs="Times New Roman"/>
-          <w:sz w:val="24"/>
-          <w:szCs w:val="24"/>
-        </w:rPr>
-        <w:t xml:space="preserve"> para permitir el acceso.</w:t>
-      </w:r>
-    </w:p>
-    <w:p>
+        <w:rPr>
+          <w:lang w:val="es-VE"/>
+        </w:rPr>
+      </w:pPr>
       <w:bookmarkStart w:id="0" w:name="_GoBack"/>
       <w:bookmarkEnd w:id="0"/>
     </w:p>
@@ -1523,6 +3380,123 @@
     </w:lvl>
   </w:abstractNum>
   <w:abstractNum w:abstractNumId="1" w15:restartNumberingAfterBreak="0">
+    <w:nsid w:val="3C170F95"/>
+    <w:multiLevelType w:val="multilevel"/>
+    <w:tmpl w:val="F4C02B7C"/>
+    <w:lvl w:ilvl="0">
+      <w:start w:val="1"/>
+      <w:numFmt w:val="decimal"/>
+      <w:lvlText w:val="%1."/>
+      <w:lvlJc w:val="left"/>
+      <w:pPr>
+        <w:tabs>
+          <w:tab w:val="num" w:pos="720"/>
+        </w:tabs>
+        <w:ind w:left="720" w:hanging="360"/>
+      </w:pPr>
+    </w:lvl>
+    <w:lvl w:ilvl="1">
+      <w:start w:val="1"/>
+      <w:numFmt w:val="bullet"/>
+      <w:lvlText w:val="o"/>
+      <w:lvlJc w:val="left"/>
+      <w:pPr>
+        <w:tabs>
+          <w:tab w:val="num" w:pos="1440"/>
+        </w:tabs>
+        <w:ind w:left="1440" w:hanging="360"/>
+      </w:pPr>
+      <w:rPr>
+        <w:rFonts w:ascii="Courier New" w:hAnsi="Courier New" w:hint="default"/>
+        <w:sz w:val="20"/>
+      </w:rPr>
+    </w:lvl>
+    <w:lvl w:ilvl="2" w:tentative="1">
+      <w:start w:val="1"/>
+      <w:numFmt w:val="decimal"/>
+      <w:lvlText w:val="%3."/>
+      <w:lvlJc w:val="left"/>
+      <w:pPr>
+        <w:tabs>
+          <w:tab w:val="num" w:pos="2160"/>
+        </w:tabs>
+        <w:ind w:left="2160" w:hanging="360"/>
+      </w:pPr>
+    </w:lvl>
+    <w:lvl w:ilvl="3" w:tentative="1">
+      <w:start w:val="1"/>
+      <w:numFmt w:val="decimal"/>
+      <w:lvlText w:val="%4."/>
+      <w:lvlJc w:val="left"/>
+      <w:pPr>
+        <w:tabs>
+          <w:tab w:val="num" w:pos="2880"/>
+        </w:tabs>
+        <w:ind w:left="2880" w:hanging="360"/>
+      </w:pPr>
+    </w:lvl>
+    <w:lvl w:ilvl="4" w:tentative="1">
+      <w:start w:val="1"/>
+      <w:numFmt w:val="decimal"/>
+      <w:lvlText w:val="%5."/>
+      <w:lvlJc w:val="left"/>
+      <w:pPr>
+        <w:tabs>
+          <w:tab w:val="num" w:pos="3600"/>
+        </w:tabs>
+        <w:ind w:left="3600" w:hanging="360"/>
+      </w:pPr>
+    </w:lvl>
+    <w:lvl w:ilvl="5" w:tentative="1">
+      <w:start w:val="1"/>
+      <w:numFmt w:val="decimal"/>
+      <w:lvlText w:val="%6."/>
+      <w:lvlJc w:val="left"/>
+      <w:pPr>
+        <w:tabs>
+          <w:tab w:val="num" w:pos="4320"/>
+        </w:tabs>
+        <w:ind w:left="4320" w:hanging="360"/>
+      </w:pPr>
+    </w:lvl>
+    <w:lvl w:ilvl="6" w:tentative="1">
+      <w:start w:val="1"/>
+      <w:numFmt w:val="decimal"/>
+      <w:lvlText w:val="%7."/>
+      <w:lvlJc w:val="left"/>
+      <w:pPr>
+        <w:tabs>
+          <w:tab w:val="num" w:pos="5040"/>
+        </w:tabs>
+        <w:ind w:left="5040" w:hanging="360"/>
+      </w:pPr>
+    </w:lvl>
+    <w:lvl w:ilvl="7" w:tentative="1">
+      <w:start w:val="1"/>
+      <w:numFmt w:val="decimal"/>
+      <w:lvlText w:val="%8."/>
+      <w:lvlJc w:val="left"/>
+      <w:pPr>
+        <w:tabs>
+          <w:tab w:val="num" w:pos="5760"/>
+        </w:tabs>
+        <w:ind w:left="5760" w:hanging="360"/>
+      </w:pPr>
+    </w:lvl>
+    <w:lvl w:ilvl="8" w:tentative="1">
+      <w:start w:val="1"/>
+      <w:numFmt w:val="decimal"/>
+      <w:lvlText w:val="%9."/>
+      <w:lvlJc w:val="left"/>
+      <w:pPr>
+        <w:tabs>
+          <w:tab w:val="num" w:pos="6480"/>
+        </w:tabs>
+        <w:ind w:left="6480" w:hanging="360"/>
+      </w:pPr>
+    </w:lvl>
+  </w:abstractNum>
+  <w:abstractNum w:abstractNumId="2" w15:restartNumberingAfterBreak="0">
     <w:nsid w:val="40635F08"/>
     <w:multiLevelType w:val="multilevel"/>
     <w:tmpl w:val="21588B12"/>
@@ -1671,7 +3645,7 @@
       </w:rPr>
     </w:lvl>
   </w:abstractNum>
-  <w:abstractNum w:abstractNumId="2" w15:restartNumberingAfterBreak="0">
+  <w:abstractNum w:abstractNumId="3" w15:restartNumberingAfterBreak="0">
     <w:nsid w:val="4BEC6523"/>
     <w:multiLevelType w:val="multilevel"/>
     <w:tmpl w:val="8CEC9F82"/>
@@ -1788,7 +3762,156 @@
       </w:pPr>
     </w:lvl>
   </w:abstractNum>
-  <w:abstractNum w:abstractNumId="3" w15:restartNumberingAfterBreak="0">
+  <w:abstractNum w:abstractNumId="4" w15:restartNumberingAfterBreak="0">
+    <w:nsid w:val="50F457D6"/>
+    <w:multiLevelType w:val="multilevel"/>
+    <w:tmpl w:val="FBA46C94"/>
+    <w:lvl w:ilvl="0">
+      <w:start w:val="1"/>
+      <w:numFmt w:val="bullet"/>
+      <w:lvlText w:val=""/>
+      <w:lvlJc w:val="left"/>
+      <w:pPr>
+        <w:tabs>
+          <w:tab w:val="num" w:pos="720"/>
+        </w:tabs>
+        <w:ind w:left="720" w:hanging="360"/>
+      </w:pPr>
+      <w:rPr>
+        <w:rFonts w:ascii="Symbol" w:hAnsi="Symbol" w:hint="default"/>
+        <w:sz w:val="20"/>
+      </w:rPr>
+    </w:lvl>
+    <w:lvl w:ilvl="1" w:tentative="1">
+      <w:start w:val="1"/>
+      <w:numFmt w:val="bullet"/>
+      <w:lvlText w:val="o"/>
+      <w:lvlJc w:val="left"/>
+      <w:pPr>
+        <w:tabs>
+          <w:tab w:val="num" w:pos="1440"/>
+        </w:tabs>
+        <w:ind w:left="1440" w:hanging="360"/>
+      </w:pPr>
+      <w:rPr>
+        <w:rFonts w:ascii="Courier New" w:hAnsi="Courier New" w:hint="default"/>
+        <w:sz w:val="20"/>
+      </w:rPr>
+    </w:lvl>
+    <w:lvl w:ilvl="2" w:tentative="1">
+      <w:start w:val="1"/>
+      <w:numFmt w:val="bullet"/>
+      <w:lvlText w:val=""/>
+      <w:lvlJc w:val="left"/>
+      <w:pPr>
+        <w:tabs>
+          <w:tab w:val="num" w:pos="2160"/>
+        </w:tabs>
+        <w:ind w:left="2160" w:hanging="360"/>
+      </w:pPr>
+      <w:rPr>
+        <w:rFonts w:ascii="Wingdings" w:hAnsi="Wingdings" w:hint="default"/>
+        <w:sz w:val="20"/>
+      </w:rPr>
+    </w:lvl>
+    <w:lvl w:ilvl="3" w:tentative="1">
+      <w:start w:val="1"/>
+      <w:numFmt w:val="bullet"/>
+      <w:lvlText w:val=""/>
+      <w:lvlJc w:val="left"/>
+      <w:pPr>
+        <w:tabs>
+          <w:tab w:val="num" w:pos="2880"/>
+        </w:tabs>
+        <w:ind w:left="2880" w:hanging="360"/>
+      </w:pPr>
+      <w:rPr>
+        <w:rFonts w:ascii="Wingdings" w:hAnsi="Wingdings" w:hint="default"/>
+        <w:sz w:val="20"/>
+      </w:rPr>
+    </w:lvl>
+    <w:lvl w:ilvl="4" w:tentative="1">
+      <w:start w:val="1"/>
+      <w:numFmt w:val="bullet"/>
+      <w:lvlText w:val=""/>
+      <w:lvlJc w:val="left"/>
+      <w:pPr>
+        <w:tabs>
+          <w:tab w:val="num" w:pos="3600"/>
+        </w:tabs>
+        <w:ind w:left="3600" w:hanging="360"/>
+      </w:pPr>
+      <w:rPr>
+        <w:rFonts w:ascii="Wingdings" w:hAnsi="Wingdings" w:hint="default"/>
+        <w:sz w:val="20"/>
+      </w:rPr>
+    </w:lvl>
+    <w:lvl w:ilvl="5" w:tentative="1">
+      <w:start w:val="1"/>
+      <w:numFmt w:val="bullet"/>
+      <w:lvlText w:val=""/>
+      <w:lvlJc w:val="left"/>
+      <w:pPr>
+        <w:tabs>
+          <w:tab w:val="num" w:pos="4320"/>
+        </w:tabs>
+        <w:ind w:left="4320" w:hanging="360"/>
+      </w:pPr>
+      <w:rPr>
+        <w:rFonts w:ascii="Wingdings" w:hAnsi="Wingdings" w:hint="default"/>
+        <w:sz w:val="20"/>
+      </w:rPr>
+    </w:lvl>
+    <w:lvl w:ilvl="6" w:tentative="1">
+      <w:start w:val="1"/>
+      <w:numFmt w:val="bullet"/>
+      <w:lvlText w:val=""/>
+      <w:lvlJc w:val="left"/>
+      <w:pPr>
+        <w:tabs>
+          <w:tab w:val="num" w:pos="5040"/>
+        </w:tabs>
+        <w:ind w:left="5040" w:hanging="360"/>
+      </w:pPr>
+      <w:rPr>
+        <w:rFonts w:ascii="Wingdings" w:hAnsi="Wingdings" w:hint="default"/>
+        <w:sz w:val="20"/>
+      </w:rPr>
+    </w:lvl>
+    <w:lvl w:ilvl="7" w:tentative="1">
+      <w:start w:val="1"/>
+      <w:numFmt w:val="bullet"/>
+      <w:lvlText w:val=""/>
+      <w:lvlJc w:val="left"/>
+      <w:pPr>
+        <w:tabs>
+          <w:tab w:val="num" w:pos="5760"/>
+        </w:tabs>
+        <w:ind w:left="5760" w:hanging="360"/>
+      </w:pPr>
+      <w:rPr>
+        <w:rFonts w:ascii="Wingdings" w:hAnsi="Wingdings" w:hint="default"/>
+        <w:sz w:val="20"/>
+      </w:rPr>
+    </w:lvl>
+    <w:lvl w:ilvl="8" w:tentative="1">
+      <w:start w:val="1"/>
+      <w:numFmt w:val="bullet"/>
+      <w:lvlText w:val=""/>
+      <w:lvlJc w:val="left"/>
+      <w:pPr>
+        <w:tabs>
+          <w:tab w:val="num" w:pos="6480"/>
+        </w:tabs>
+        <w:ind w:left="6480" w:hanging="360"/>
+      </w:pPr>
+      <w:rPr>
+        <w:rFonts w:ascii="Wingdings" w:hAnsi="Wingdings" w:hint="default"/>
+        <w:sz w:val="20"/>
+      </w:rPr>
+    </w:lvl>
+  </w:abstractNum>
+  <w:abstractNum w:abstractNumId="5" w15:restartNumberingAfterBreak="0">
     <w:nsid w:val="60B66B8E"/>
     <w:multiLevelType w:val="multilevel"/>
     <w:tmpl w:val="F3326084"/>
@@ -1809,6 +3932,304 @@
       </w:rPr>
     </w:lvl>
     <w:lvl w:ilvl="1" w:tentative="1">
+      <w:start w:val="1"/>
+      <w:numFmt w:val="bullet"/>
+      <w:lvlText w:val="o"/>
+      <w:lvlJc w:val="left"/>
+      <w:pPr>
+        <w:tabs>
+          <w:tab w:val="num" w:pos="1440"/>
+        </w:tabs>
+        <w:ind w:left="1440" w:hanging="360"/>
+      </w:pPr>
+      <w:rPr>
+        <w:rFonts w:ascii="Courier New" w:hAnsi="Courier New" w:hint="default"/>
+        <w:sz w:val="20"/>
+      </w:rPr>
+    </w:lvl>
+    <w:lvl w:ilvl="2" w:tentative="1">
+      <w:start w:val="1"/>
+      <w:numFmt w:val="bullet"/>
+      <w:lvlText w:val=""/>
+      <w:lvlJc w:val="left"/>
+      <w:pPr>
+        <w:tabs>
+          <w:tab w:val="num" w:pos="2160"/>
+        </w:tabs>
+        <w:ind w:left="2160" w:hanging="360"/>
+      </w:pPr>
+      <w:rPr>
+        <w:rFonts w:ascii="Wingdings" w:hAnsi="Wingdings" w:hint="default"/>
+        <w:sz w:val="20"/>
+      </w:rPr>
+    </w:lvl>
+    <w:lvl w:ilvl="3" w:tentative="1">
+      <w:start w:val="1"/>
+      <w:numFmt w:val="bullet"/>
+      <w:lvlText w:val=""/>
+      <w:lvlJc w:val="left"/>
+      <w:pPr>
+        <w:tabs>
+          <w:tab w:val="num" w:pos="2880"/>
+        </w:tabs>
+        <w:ind w:left="2880" w:hanging="360"/>
+      </w:pPr>
+      <w:rPr>
+        <w:rFonts w:ascii="Wingdings" w:hAnsi="Wingdings" w:hint="default"/>
+        <w:sz w:val="20"/>
+      </w:rPr>
+    </w:lvl>
+    <w:lvl w:ilvl="4" w:tentative="1">
+      <w:start w:val="1"/>
+      <w:numFmt w:val="bullet"/>
+      <w:lvlText w:val=""/>
+      <w:lvlJc w:val="left"/>
+      <w:pPr>
+        <w:tabs>
+          <w:tab w:val="num" w:pos="3600"/>
+        </w:tabs>
+        <w:ind w:left="3600" w:hanging="360"/>
+      </w:pPr>
+      <w:rPr>
+        <w:rFonts w:ascii="Wingdings" w:hAnsi="Wingdings" w:hint="default"/>
+        <w:sz w:val="20"/>
+      </w:rPr>
+    </w:lvl>
+    <w:lvl w:ilvl="5" w:tentative="1">
+      <w:start w:val="1"/>
+      <w:numFmt w:val="bullet"/>
+      <w:lvlText w:val=""/>
+      <w:lvlJc w:val="left"/>
+      <w:pPr>
+        <w:tabs>
+          <w:tab w:val="num" w:pos="4320"/>
+        </w:tabs>
+        <w:ind w:left="4320" w:hanging="360"/>
+      </w:pPr>
+      <w:rPr>
+        <w:rFonts w:ascii="Wingdings" w:hAnsi="Wingdings" w:hint="default"/>
+        <w:sz w:val="20"/>
+      </w:rPr>
+    </w:lvl>
+    <w:lvl w:ilvl="6" w:tentative="1">
+      <w:start w:val="1"/>
+      <w:numFmt w:val="bullet"/>
+      <w:lvlText w:val=""/>
+      <w:lvlJc w:val="left"/>
+      <w:pPr>
+        <w:tabs>
+          <w:tab w:val="num" w:pos="5040"/>
+        </w:tabs>
+        <w:ind w:left="5040" w:hanging="360"/>
+      </w:pPr>
+      <w:rPr>
+        <w:rFonts w:ascii="Wingdings" w:hAnsi="Wingdings" w:hint="default"/>
+        <w:sz w:val="20"/>
+      </w:rPr>
+    </w:lvl>
+    <w:lvl w:ilvl="7" w:tentative="1">
+      <w:start w:val="1"/>
+      <w:numFmt w:val="bullet"/>
+      <w:lvlText w:val=""/>
+      <w:lvlJc w:val="left"/>
+      <w:pPr>
+        <w:tabs>
+          <w:tab w:val="num" w:pos="5760"/>
+        </w:tabs>
+        <w:ind w:left="5760" w:hanging="360"/>
+      </w:pPr>
+      <w:rPr>
+        <w:rFonts w:ascii="Wingdings" w:hAnsi="Wingdings" w:hint="default"/>
+        <w:sz w:val="20"/>
+      </w:rPr>
+    </w:lvl>
+    <w:lvl w:ilvl="8" w:tentative="1">
+      <w:start w:val="1"/>
+      <w:numFmt w:val="bullet"/>
+      <w:lvlText w:val=""/>
+      <w:lvlJc w:val="left"/>
+      <w:pPr>
+        <w:tabs>
+          <w:tab w:val="num" w:pos="6480"/>
+        </w:tabs>
+        <w:ind w:left="6480" w:hanging="360"/>
+      </w:pPr>
+      <w:rPr>
+        <w:rFonts w:ascii="Wingdings" w:hAnsi="Wingdings" w:hint="default"/>
+        <w:sz w:val="20"/>
+      </w:rPr>
+    </w:lvl>
+  </w:abstractNum>
+  <w:abstractNum w:abstractNumId="6" w15:restartNumberingAfterBreak="0">
+    <w:nsid w:val="682B7C7E"/>
+    <w:multiLevelType w:val="multilevel"/>
+    <w:tmpl w:val="A2E83808"/>
+    <w:lvl w:ilvl="0">
+      <w:start w:val="1"/>
+      <w:numFmt w:val="bullet"/>
+      <w:lvlText w:val=""/>
+      <w:lvlJc w:val="left"/>
+      <w:pPr>
+        <w:tabs>
+          <w:tab w:val="num" w:pos="720"/>
+        </w:tabs>
+        <w:ind w:left="720" w:hanging="360"/>
+      </w:pPr>
+      <w:rPr>
+        <w:rFonts w:ascii="Symbol" w:hAnsi="Symbol" w:hint="default"/>
+        <w:sz w:val="20"/>
+      </w:rPr>
+    </w:lvl>
+    <w:lvl w:ilvl="1" w:tentative="1">
+      <w:start w:val="1"/>
+      <w:numFmt w:val="bullet"/>
+      <w:lvlText w:val="o"/>
+      <w:lvlJc w:val="left"/>
+      <w:pPr>
+        <w:tabs>
+          <w:tab w:val="num" w:pos="1440"/>
+        </w:tabs>
+        <w:ind w:left="1440" w:hanging="360"/>
+      </w:pPr>
+      <w:rPr>
+        <w:rFonts w:ascii="Courier New" w:hAnsi="Courier New" w:hint="default"/>
+        <w:sz w:val="20"/>
+      </w:rPr>
+    </w:lvl>
+    <w:lvl w:ilvl="2" w:tentative="1">
+      <w:start w:val="1"/>
+      <w:numFmt w:val="bullet"/>
+      <w:lvlText w:val=""/>
+      <w:lvlJc w:val="left"/>
+      <w:pPr>
+        <w:tabs>
+          <w:tab w:val="num" w:pos="2160"/>
+        </w:tabs>
+        <w:ind w:left="2160" w:hanging="360"/>
+      </w:pPr>
+      <w:rPr>
+        <w:rFonts w:ascii="Wingdings" w:hAnsi="Wingdings" w:hint="default"/>
+        <w:sz w:val="20"/>
+      </w:rPr>
+    </w:lvl>
+    <w:lvl w:ilvl="3" w:tentative="1">
+      <w:start w:val="1"/>
+      <w:numFmt w:val="bullet"/>
+      <w:lvlText w:val=""/>
+      <w:lvlJc w:val="left"/>
+      <w:pPr>
+        <w:tabs>
+          <w:tab w:val="num" w:pos="2880"/>
+        </w:tabs>
+        <w:ind w:left="2880" w:hanging="360"/>
+      </w:pPr>
+      <w:rPr>
+        <w:rFonts w:ascii="Wingdings" w:hAnsi="Wingdings" w:hint="default"/>
+        <w:sz w:val="20"/>
+      </w:rPr>
+    </w:lvl>
+    <w:lvl w:ilvl="4" w:tentative="1">
+      <w:start w:val="1"/>
+      <w:numFmt w:val="bullet"/>
+      <w:lvlText w:val=""/>
+      <w:lvlJc w:val="left"/>
+      <w:pPr>
+        <w:tabs>
+          <w:tab w:val="num" w:pos="3600"/>
+        </w:tabs>
+        <w:ind w:left="3600" w:hanging="360"/>
+      </w:pPr>
+      <w:rPr>
+        <w:rFonts w:ascii="Wingdings" w:hAnsi="Wingdings" w:hint="default"/>
+        <w:sz w:val="20"/>
+      </w:rPr>
+    </w:lvl>
+    <w:lvl w:ilvl="5" w:tentative="1">
+      <w:start w:val="1"/>
+      <w:numFmt w:val="bullet"/>
+      <w:lvlText w:val=""/>
+      <w:lvlJc w:val="left"/>
+      <w:pPr>
+        <w:tabs>
+          <w:tab w:val="num" w:pos="4320"/>
+        </w:tabs>
+        <w:ind w:left="4320" w:hanging="360"/>
+      </w:pPr>
+      <w:rPr>
+        <w:rFonts w:ascii="Wingdings" w:hAnsi="Wingdings" w:hint="default"/>
+        <w:sz w:val="20"/>
+      </w:rPr>
+    </w:lvl>
+    <w:lvl w:ilvl="6" w:tentative="1">
+      <w:start w:val="1"/>
+      <w:numFmt w:val="bullet"/>
+      <w:lvlText w:val=""/>
+      <w:lvlJc w:val="left"/>
+      <w:pPr>
+        <w:tabs>
+          <w:tab w:val="num" w:pos="5040"/>
+        </w:tabs>
+        <w:ind w:left="5040" w:hanging="360"/>
+      </w:pPr>
+      <w:rPr>
+        <w:rFonts w:ascii="Wingdings" w:hAnsi="Wingdings" w:hint="default"/>
+        <w:sz w:val="20"/>
+      </w:rPr>
+    </w:lvl>
+    <w:lvl w:ilvl="7" w:tentative="1">
+      <w:start w:val="1"/>
+      <w:numFmt w:val="bullet"/>
+      <w:lvlText w:val=""/>
+      <w:lvlJc w:val="left"/>
+      <w:pPr>
+        <w:tabs>
+          <w:tab w:val="num" w:pos="5760"/>
+        </w:tabs>
+        <w:ind w:left="5760" w:hanging="360"/>
+      </w:pPr>
+      <w:rPr>
+        <w:rFonts w:ascii="Wingdings" w:hAnsi="Wingdings" w:hint="default"/>
+        <w:sz w:val="20"/>
+      </w:rPr>
+    </w:lvl>
+    <w:lvl w:ilvl="8" w:tentative="1">
+      <w:start w:val="1"/>
+      <w:numFmt w:val="bullet"/>
+      <w:lvlText w:val=""/>
+      <w:lvlJc w:val="left"/>
+      <w:pPr>
+        <w:tabs>
+          <w:tab w:val="num" w:pos="6480"/>
+        </w:tabs>
+        <w:ind w:left="6480" w:hanging="360"/>
+      </w:pPr>
+      <w:rPr>
+        <w:rFonts w:ascii="Wingdings" w:hAnsi="Wingdings" w:hint="default"/>
+        <w:sz w:val="20"/>
+      </w:rPr>
+    </w:lvl>
+  </w:abstractNum>
+  <w:abstractNum w:abstractNumId="7" w15:restartNumberingAfterBreak="0">
+    <w:nsid w:val="6C9857C0"/>
+    <w:multiLevelType w:val="multilevel"/>
+    <w:tmpl w:val="535EAEE8"/>
+    <w:lvl w:ilvl="0">
+      <w:start w:val="1"/>
+      <w:numFmt w:val="bullet"/>
+      <w:lvlText w:val=""/>
+      <w:lvlJc w:val="left"/>
+      <w:pPr>
+        <w:tabs>
+          <w:tab w:val="num" w:pos="720"/>
+        </w:tabs>
+        <w:ind w:left="720" w:hanging="360"/>
+      </w:pPr>
+      <w:rPr>
+        <w:rFonts w:ascii="Symbol" w:hAnsi="Symbol" w:hint="default"/>
+        <w:sz w:val="20"/>
+      </w:rPr>
+    </w:lvl>
+    <w:lvl w:ilvl="1">
       <w:start w:val="1"/>
       <w:numFmt w:val="bullet"/>
       <w:lvlText w:val="o"/>
@@ -1941,13 +4362,25 @@
     <w:abstractNumId w:val="0"/>
   </w:num>
   <w:num w:numId="2">
-    <w:abstractNumId w:val="1"/>
+    <w:abstractNumId w:val="2"/>
   </w:num>
   <w:num w:numId="3">
-    <w:abstractNumId w:val="2"/>
+    <w:abstractNumId w:val="3"/>
   </w:num>
   <w:num w:numId="4">
-    <w:abstractNumId w:val="3"/>
+    <w:abstractNumId w:val="5"/>
+  </w:num>
+  <w:num w:numId="5">
+    <w:abstractNumId w:val="6"/>
+  </w:num>
+  <w:num w:numId="6">
+    <w:abstractNumId w:val="7"/>
+  </w:num>
+  <w:num w:numId="7">
+    <w:abstractNumId w:val="4"/>
+  </w:num>
+  <w:num w:numId="8">
+    <w:abstractNumId w:val="1"/>
   </w:num>
 </w:numbering>
 </file>
@@ -2503,6 +4936,84 @@
       <w:szCs w:val="20"/>
     </w:rPr>
   </w:style>
+  <w:style w:type="character" w:customStyle="1" w:styleId="ng-tns-c3571987159-190">
+    <w:name w:val="ng-tns-c3571987159-190"/>
+    <w:basedOn w:val="Fuentedeprrafopredeter"/>
+    <w:rsid w:val="00431D8D"/>
+  </w:style>
+  <w:style w:type="paragraph" w:styleId="HTMLconformatoprevio">
+    <w:name w:val="HTML Preformatted"/>
+    <w:basedOn w:val="Normal"/>
+    <w:link w:val="HTMLconformatoprevioCar"/>
+    <w:uiPriority w:val="99"/>
+    <w:semiHidden/>
+    <w:unhideWhenUsed/>
+    <w:rsid w:val="00431D8D"/>
+    <w:pPr>
+      <w:tabs>
+        <w:tab w:val="left" w:pos="916"/>
+        <w:tab w:val="left" w:pos="1832"/>
+        <w:tab w:val="left" w:pos="2748"/>
+        <w:tab w:val="left" w:pos="3664"/>
+        <w:tab w:val="left" w:pos="4580"/>
+        <w:tab w:val="left" w:pos="5496"/>
+        <w:tab w:val="left" w:pos="6412"/>
+        <w:tab w:val="left" w:pos="7328"/>
+        <w:tab w:val="left" w:pos="8244"/>
+        <w:tab w:val="left" w:pos="9160"/>
+        <w:tab w:val="left" w:pos="10076"/>
+        <w:tab w:val="left" w:pos="10992"/>
+        <w:tab w:val="left" w:pos="11908"/>
+        <w:tab w:val="left" w:pos="12824"/>
+        <w:tab w:val="left" w:pos="13740"/>
+        <w:tab w:val="left" w:pos="14656"/>
+      </w:tabs>
+      <w:spacing w:after="0" w:line="240" w:lineRule="auto"/>
+    </w:pPr>
+    <w:rPr>
+      <w:rFonts w:ascii="Courier New" w:eastAsia="Times New Roman" w:hAnsi="Courier New" w:cs="Courier New"/>
+      <w:sz w:val="20"/>
+      <w:szCs w:val="20"/>
+    </w:rPr>
+  </w:style>
+  <w:style w:type="character" w:customStyle="1" w:styleId="HTMLconformatoprevioCar">
+    <w:name w:val="HTML con formato previo Car"/>
+    <w:basedOn w:val="Fuentedeprrafopredeter"/>
+    <w:link w:val="HTMLconformatoprevio"/>
+    <w:uiPriority w:val="99"/>
+    <w:semiHidden/>
+    <w:rsid w:val="00431D8D"/>
+    <w:rPr>
+      <w:rFonts w:ascii="Courier New" w:eastAsia="Times New Roman" w:hAnsi="Courier New" w:cs="Courier New"/>
+      <w:sz w:val="20"/>
+      <w:szCs w:val="20"/>
+    </w:rPr>
+  </w:style>
+  <w:style w:type="character" w:customStyle="1" w:styleId="hljs-keyword">
+    <w:name w:val="hljs-keyword"/>
+    <w:basedOn w:val="Fuentedeprrafopredeter"/>
+    <w:rsid w:val="00431D8D"/>
+  </w:style>
+  <w:style w:type="character" w:customStyle="1" w:styleId="hljs-title">
+    <w:name w:val="hljs-title"/>
+    <w:basedOn w:val="Fuentedeprrafopredeter"/>
+    <w:rsid w:val="00431D8D"/>
+  </w:style>
+  <w:style w:type="character" w:customStyle="1" w:styleId="hljs-comment">
+    <w:name w:val="hljs-comment"/>
+    <w:basedOn w:val="Fuentedeprrafopredeter"/>
+    <w:rsid w:val="00431D8D"/>
+  </w:style>
+  <w:style w:type="character" w:customStyle="1" w:styleId="hljs-string">
+    <w:name w:val="hljs-string"/>
+    <w:basedOn w:val="Fuentedeprrafopredeter"/>
+    <w:rsid w:val="00431D8D"/>
+  </w:style>
+  <w:style w:type="character" w:customStyle="1" w:styleId="hljs-number">
+    <w:name w:val="hljs-number"/>
+    <w:basedOn w:val="Fuentedeprrafopredeter"/>
+    <w:rsid w:val="00431D8D"/>
+  </w:style>
 </w:styles>
 </file>
 
